--- a/40_AWS/05_改修資料/KSM_AWS_MOD_016_改修指示書_LambdaDB接続先変更_ja_vi.docx
+++ b/40_AWS/05_改修資料/KSM_AWS_MOD_016_改修指示書_LambdaDB接続先変更_ja_vi.docx
@@ -80,7 +80,7 @@
           <w:sz w:val="24"/>
           <w:szCs w:val="24"/>
         </w:rPr>
-        <w:t xml:space="preserve">■ ① 文書情報</w:t>
+        <w:t xml:space="preserve">■ 文書情報</w:t>
       </w:r>
       <w:r>
         <w:br/>
@@ -1310,7 +1310,7 @@
           <w:sz w:val="24"/>
           <w:szCs w:val="24"/>
         </w:rPr>
-        <w:t xml:space="preserve">■ ② 改修概要</w:t>
+        <w:t xml:space="preserve">■ 改修概要</w:t>
       </w:r>
       <w:r>
         <w:br/>
@@ -1539,7 +1539,7 @@
           <w:sz w:val="24"/>
           <w:szCs w:val="24"/>
         </w:rPr>
-        <w:t xml:space="preserve">■ ④ 改修内容</w:t>
+        <w:t xml:space="preserve">■ 改修内容</w:t>
       </w:r>
       <w:r>
         <w:br/>
@@ -1910,48 +1910,6 @@
           <w:sz w:val="18"/>
           <w:szCs w:val="18"/>
         </w:rPr>
-        <w:t xml:space="preserve">\-\-\-\-\-\-\-\-\-\-\-\-\-\-\-\-\-\-\-\-\-\-\-\-\-\-\-\-\-\-\-\-\-\-\-\-\-\-\-\-\-\-\-\-\-\-\-\-\-\--</w:t>
-      </w:r>
-    </w:p>
-    <w:p>
-      <w:pPr>
-        <w:spacing w:before="100" w:after="100"/>
-      </w:pPr>
-      <w:r>
-        <w:rPr>
-          <w:rFonts w:ascii="BIZ UDPGothic" w:cs="BIZ UDPGothic" w:eastAsia="BIZ UDPGothic" w:hAnsi="BIZ UDPGothic"/>
-          <w:color w:val="404040"/>
-          <w:sz w:val="18"/>
-          <w:szCs w:val="18"/>
-        </w:rPr>
-        <w:t xml:space="preserve">\-\-\-\-\-\-\-\-\-\-\-- \-\-\-\-\-\-\-\-\-\-\-\-\-\-\-\-\-\-\--</w:t>
-      </w:r>
-    </w:p>
-    <w:p>
-      <w:pPr>
-        <w:spacing w:before="100" w:after="100"/>
-      </w:pPr>
-      <w:r>
-        <w:rPr>
-          <w:rFonts w:ascii="BIZ UDPGothic" w:cs="BIZ UDPGothic" w:eastAsia="BIZ UDPGothic" w:hAnsi="BIZ UDPGothic"/>
-          <w:color w:val="404040"/>
-          <w:sz w:val="18"/>
-          <w:szCs w:val="18"/>
-        </w:rPr>
-        <w:t xml:space="preserve">\-\-\-\-\-\-\-\-\-\-\-\-\-\-\-\-\-\-\-\-\-\--</w:t>
-      </w:r>
-    </w:p>
-    <w:p>
-      <w:pPr>
-        <w:spacing w:before="100" w:after="100"/>
-      </w:pPr>
-      <w:r>
-        <w:rPr>
-          <w:rFonts w:ascii="BIZ UDPGothic" w:cs="BIZ UDPGothic" w:eastAsia="BIZ UDPGothic" w:hAnsi="BIZ UDPGothic"/>
-          <w:color w:val="404040"/>
-          <w:sz w:val="18"/>
-          <w:szCs w:val="18"/>
-        </w:rPr>
         <w:t xml:space="preserve">関数名 / Tên hàm 変数名 / 変更前 / Trước 変更後 / Sau</w:t>
       </w:r>
     </w:p>
@@ -1995,48 +1953,6 @@
           <w:szCs w:val="18"/>
         </w:rPr>
         <w:t xml:space="preserve">prd/Replica_Kasumi prd/Replica_Kasumi_RO</w:t>
-      </w:r>
-    </w:p>
-    <w:p>
-      <w:pPr>
-        <w:spacing w:before="100" w:after="100"/>
-      </w:pPr>
-      <w:r>
-        <w:rPr>
-          <w:rFonts w:ascii="BIZ UDPGothic" w:cs="BIZ UDPGothic" w:eastAsia="BIZ UDPGothic" w:hAnsi="BIZ UDPGothic"/>
-          <w:color w:val="404040"/>
-          <w:sz w:val="18"/>
-          <w:szCs w:val="18"/>
-        </w:rPr>
-        <w:t xml:space="preserve">\-\-\-\-\-\-\-\-\-\-\-\-\-\-\-\-\-\-\-\-\-\-\-\-\-\-\-\-\-\-\-\-\-\-\-\-\-\-\-\-\-\-\-\-\-\-\-\-\-\--</w:t>
-      </w:r>
-    </w:p>
-    <w:p>
-      <w:pPr>
-        <w:spacing w:before="100" w:after="100"/>
-      </w:pPr>
-      <w:r>
-        <w:rPr>
-          <w:rFonts w:ascii="BIZ UDPGothic" w:cs="BIZ UDPGothic" w:eastAsia="BIZ UDPGothic" w:hAnsi="BIZ UDPGothic"/>
-          <w:color w:val="404040"/>
-          <w:sz w:val="18"/>
-          <w:szCs w:val="18"/>
-        </w:rPr>
-        <w:t xml:space="preserve">\-\-\-\-\-\-\-\-\-\-\-- \-\-\-\-\-\-\-\-\-\-\-\-\-\-\-\-\-\-\--</w:t>
-      </w:r>
-    </w:p>
-    <w:p>
-      <w:pPr>
-        <w:spacing w:before="100" w:after="100"/>
-      </w:pPr>
-      <w:r>
-        <w:rPr>
-          <w:rFonts w:ascii="BIZ UDPGothic" w:cs="BIZ UDPGothic" w:eastAsia="BIZ UDPGothic" w:hAnsi="BIZ UDPGothic"/>
-          <w:color w:val="404040"/>
-          <w:sz w:val="18"/>
-          <w:szCs w:val="18"/>
-        </w:rPr>
-        <w:t xml:space="preserve">\-\-\-\-\-\-\-\-\-\-\-\-\-\-\-\-\-\-\-\-\-\--</w:t>
       </w:r>
     </w:p>
     <w:p>
@@ -2772,62 +2688,6 @@
           <w:sz w:val="18"/>
           <w:szCs w:val="18"/>
         </w:rPr>
-        <w:t xml:space="preserve">\-\-\-\-\-\-\-\-\-\-\-\-\-\-\-\-\-\-\-\-\-\-\-\-\-\-\-\-\--</w:t>
-      </w:r>
-    </w:p>
-    <w:p>
-      <w:pPr>
-        <w:spacing w:before="100" w:after="100"/>
-      </w:pPr>
-      <w:r>
-        <w:rPr>
-          <w:rFonts w:ascii="BIZ UDPGothic" w:cs="BIZ UDPGothic" w:eastAsia="BIZ UDPGothic" w:hAnsi="BIZ UDPGothic"/>
-          <w:color w:val="404040"/>
-          <w:sz w:val="18"/>
-          <w:szCs w:val="18"/>
-        </w:rPr>
-        <w:t xml:space="preserve">\-\-\-\-\-\-\--</w:t>
-      </w:r>
-    </w:p>
-    <w:p>
-      <w:pPr>
-        <w:spacing w:before="100" w:after="100"/>
-      </w:pPr>
-      <w:r>
-        <w:rPr>
-          <w:rFonts w:ascii="BIZ UDPGothic" w:cs="BIZ UDPGothic" w:eastAsia="BIZ UDPGothic" w:hAnsi="BIZ UDPGothic"/>
-          <w:color w:val="404040"/>
-          <w:sz w:val="18"/>
-          <w:szCs w:val="18"/>
-        </w:rPr>
-        <w:t xml:space="preserve">\-\-\-\-\-\-\-\-\-\-\-\-\-\-\-\-\-\-\-\-\-\-\-\-\-\-\-\--</w:t>
-      </w:r>
-    </w:p>
-    <w:p>
-      <w:pPr>
-        <w:spacing w:before="100" w:after="100"/>
-      </w:pPr>
-      <w:r>
-        <w:rPr>
-          <w:rFonts w:ascii="BIZ UDPGothic" w:cs="BIZ UDPGothic" w:eastAsia="BIZ UDPGothic" w:hAnsi="BIZ UDPGothic"/>
-          <w:color w:val="404040"/>
-          <w:sz w:val="18"/>
-          <w:szCs w:val="18"/>
-        </w:rPr>
-        <w:t xml:space="preserve">\-\-\-\-\-\-\-\-\-\-\--</w:t>
-      </w:r>
-    </w:p>
-    <w:p>
-      <w:pPr>
-        <w:spacing w:before="100" w:after="100"/>
-      </w:pPr>
-      <w:r>
-        <w:rPr>
-          <w:rFonts w:ascii="BIZ UDPGothic" w:cs="BIZ UDPGothic" w:eastAsia="BIZ UDPGothic" w:hAnsi="BIZ UDPGothic"/>
-          <w:color w:val="404040"/>
-          <w:sz w:val="18"/>
-          <w:szCs w:val="18"/>
-        </w:rPr>
         <w:t xml:space="preserve">Lambda関数 / Hàm Lambda 操作 / 接続先 / Endpoint 評価 /</w:t>
       </w:r>
     </w:p>
@@ -2983,260 +2843,6 @@
           <w:szCs w:val="18"/>
         </w:rPr>
         <w:t xml:space="preserve">get-sync-store READ Reader ✅</w:t>
-      </w:r>
-    </w:p>
-    <w:p>
-      <w:pPr>
-        <w:spacing w:before="100" w:after="100"/>
-      </w:pPr>
-      <w:r>
-        <w:rPr>
-          <w:rFonts w:ascii="BIZ UDPGothic" w:cs="BIZ UDPGothic" w:eastAsia="BIZ UDPGothic" w:hAnsi="BIZ UDPGothic"/>
-          <w:color w:val="404040"/>
-          <w:sz w:val="18"/>
-          <w:szCs w:val="18"/>
-        </w:rPr>
-        <w:t xml:space="preserve">\-\-\-\-\-\-\-\-\-\-\-\-\-\-\-\-\-\-\-\-\-\-\-\-\-\-\-\-\--</w:t>
-      </w:r>
-    </w:p>
-    <w:p>
-      <w:pPr>
-        <w:spacing w:before="100" w:after="100"/>
-      </w:pPr>
-      <w:r>
-        <w:rPr>
-          <w:rFonts w:ascii="BIZ UDPGothic" w:cs="BIZ UDPGothic" w:eastAsia="BIZ UDPGothic" w:hAnsi="BIZ UDPGothic"/>
-          <w:color w:val="404040"/>
-          <w:sz w:val="18"/>
-          <w:szCs w:val="18"/>
-        </w:rPr>
-        <w:t xml:space="preserve">\-\-\-\-\-\-\--</w:t>
-      </w:r>
-    </w:p>
-    <w:p>
-      <w:pPr>
-        <w:spacing w:before="100" w:after="100"/>
-      </w:pPr>
-      <w:r>
-        <w:rPr>
-          <w:rFonts w:ascii="BIZ UDPGothic" w:cs="BIZ UDPGothic" w:eastAsia="BIZ UDPGothic" w:hAnsi="BIZ UDPGothic"/>
-          <w:color w:val="404040"/>
-          <w:sz w:val="18"/>
-          <w:szCs w:val="18"/>
-        </w:rPr>
-        <w:t xml:space="preserve">\-\-\-\-\-\-\-\-\-\-\-\-\-\-\-\-\-\-\-\-\-\-\-\-\-\-\-\--</w:t>
-      </w:r>
-    </w:p>
-    <w:p>
-      <w:pPr>
-        <w:spacing w:before="100" w:after="100"/>
-      </w:pPr>
-      <w:r>
-        <w:rPr>
-          <w:rFonts w:ascii="BIZ UDPGothic" w:cs="BIZ UDPGothic" w:eastAsia="BIZ UDPGothic" w:hAnsi="BIZ UDPGothic"/>
-          <w:color w:val="404040"/>
-          <w:sz w:val="18"/>
-          <w:szCs w:val="18"/>
-        </w:rPr>
-        <w:t xml:space="preserve">\-\-\-\-\-\-\-\-\-\-\--</w:t>
-      </w:r>
-    </w:p>
-    <w:p>
-      <w:pPr>
-        <w:spacing w:before="100" w:after="100"/>
-      </w:pPr>
-      <w:r>
-        <w:rPr>
-          <w:rFonts w:ascii="BIZ UDPGothic" w:cs="BIZ UDPGothic" w:eastAsia="BIZ UDPGothic" w:hAnsi="BIZ UDPGothic"/>
-          <w:b/>
-          <w:bCs/>
-          <w:color w:val="C8102E"/>
-          <w:sz w:val="20"/>
-          <w:szCs w:val="20"/>
-        </w:rPr>
-        <w:t xml:space="preserve">■ 2. 承認 / Phê duyệt</w:t>
-      </w:r>
-    </w:p>
-    <w:p>
-      <w:pPr>
-        <w:spacing w:before="100" w:after="100"/>
-      </w:pPr>
-      <w:r>
-        <w:rPr>
-          <w:rFonts w:ascii="BIZ UDPGothic" w:cs="BIZ UDPGothic" w:eastAsia="BIZ UDPGothic" w:hAnsi="BIZ UDPGothic"/>
-          <w:color w:val="404040"/>
-          <w:sz w:val="18"/>
-          <w:szCs w:val="18"/>
-        </w:rPr>
-        <w:t xml:space="preserve">\-\-\-\-\-\-\-\-\-\-\-\-\-\-\--</w:t>
-      </w:r>
-    </w:p>
-    <w:p>
-      <w:pPr>
-        <w:spacing w:before="100" w:after="100"/>
-      </w:pPr>
-      <w:r>
-        <w:rPr>
-          <w:rFonts w:ascii="BIZ UDPGothic" w:cs="BIZ UDPGothic" w:eastAsia="BIZ UDPGothic" w:hAnsi="BIZ UDPGothic"/>
-          <w:color w:val="404040"/>
-          <w:sz w:val="18"/>
-          <w:szCs w:val="18"/>
-        </w:rPr>
-        <w:t xml:space="preserve">\-\-\-\-\-\-\-\-\-\-\-\-\-\-\-\-\-\-\-\-\-\-\-\-\-\-\-\-\-\-\-\-\-\-\-\-\-\-\-\-\-\-\-\-\-\-\-\-\-\-\-\-\--</w:t>
-      </w:r>
-    </w:p>
-    <w:p>
-      <w:pPr>
-        <w:spacing w:before="100" w:after="100"/>
-      </w:pPr>
-      <w:r>
-        <w:rPr>
-          <w:rFonts w:ascii="BIZ UDPGothic" w:cs="BIZ UDPGothic" w:eastAsia="BIZ UDPGothic" w:hAnsi="BIZ UDPGothic"/>
-          <w:color w:val="404040"/>
-          <w:sz w:val="18"/>
-          <w:szCs w:val="18"/>
-        </w:rPr>
-        <w:t xml:space="preserve">申請者 / Người</w:t>
-      </w:r>
-    </w:p>
-    <w:p>
-      <w:pPr>
-        <w:spacing w:before="100" w:after="100"/>
-      </w:pPr>
-      <w:r>
-        <w:rPr>
-          <w:rFonts w:ascii="BIZ UDPGothic" w:cs="BIZ UDPGothic" w:eastAsia="BIZ UDPGothic" w:hAnsi="BIZ UDPGothic"/>
-          <w:color w:val="404040"/>
-          <w:sz w:val="18"/>
-          <w:szCs w:val="18"/>
-        </w:rPr>
-        <w:t xml:space="preserve">đề xuất</w:t>
-      </w:r>
-    </w:p>
-    <w:p>
-      <w:pPr>
-        <w:spacing w:before="100" w:after="100"/>
-      </w:pPr>
-      <w:r>
-        <w:rPr>
-          <w:rFonts w:ascii="BIZ UDPGothic" w:cs="BIZ UDPGothic" w:eastAsia="BIZ UDPGothic" w:hAnsi="BIZ UDPGothic"/>
-          <w:color w:val="404040"/>
-          <w:sz w:val="18"/>
-          <w:szCs w:val="18"/>
-        </w:rPr>
-        <w:t xml:space="preserve">承認者 / Người</w:t>
-      </w:r>
-    </w:p>
-    <w:p>
-      <w:pPr>
-        <w:spacing w:before="100" w:after="100"/>
-      </w:pPr>
-      <w:r>
-        <w:rPr>
-          <w:rFonts w:ascii="BIZ UDPGothic" w:cs="BIZ UDPGothic" w:eastAsia="BIZ UDPGothic" w:hAnsi="BIZ UDPGothic"/>
-          <w:color w:val="404040"/>
-          <w:sz w:val="18"/>
-          <w:szCs w:val="18"/>
-        </w:rPr>
-        <w:t xml:space="preserve">phê duyệt</w:t>
-      </w:r>
-    </w:p>
-    <w:p>
-      <w:pPr>
-        <w:spacing w:before="100" w:after="100"/>
-      </w:pPr>
-      <w:r>
-        <w:rPr>
-          <w:rFonts w:ascii="BIZ UDPGothic" w:cs="BIZ UDPGothic" w:eastAsia="BIZ UDPGothic" w:hAnsi="BIZ UDPGothic"/>
-          <w:color w:val="404040"/>
-          <w:sz w:val="18"/>
-          <w:szCs w:val="18"/>
-        </w:rPr>
-        <w:t xml:space="preserve">実施者 / Người</w:t>
-      </w:r>
-    </w:p>
-    <w:p>
-      <w:pPr>
-        <w:spacing w:before="100" w:after="100"/>
-      </w:pPr>
-      <w:r>
-        <w:rPr>
-          <w:rFonts w:ascii="BIZ UDPGothic" w:cs="BIZ UDPGothic" w:eastAsia="BIZ UDPGothic" w:hAnsi="BIZ UDPGothic"/>
-          <w:color w:val="404040"/>
-          <w:sz w:val="18"/>
-          <w:szCs w:val="18"/>
-        </w:rPr>
-        <w:t xml:space="preserve">thực hiện</w:t>
-      </w:r>
-    </w:p>
-    <w:p>
-      <w:pPr>
-        <w:spacing w:before="100" w:after="100"/>
-      </w:pPr>
-      <w:r>
-        <w:rPr>
-          <w:rFonts w:ascii="BIZ UDPGothic" w:cs="BIZ UDPGothic" w:eastAsia="BIZ UDPGothic" w:hAnsi="BIZ UDPGothic"/>
-          <w:color w:val="404040"/>
-          <w:sz w:val="18"/>
-          <w:szCs w:val="18"/>
-        </w:rPr>
-        <w:t xml:space="preserve">完了確認 / Xác</w:t>
-      </w:r>
-    </w:p>
-    <w:p>
-      <w:pPr>
-        <w:spacing w:before="100" w:after="100"/>
-      </w:pPr>
-      <w:r>
-        <w:rPr>
-          <w:rFonts w:ascii="BIZ UDPGothic" w:cs="BIZ UDPGothic" w:eastAsia="BIZ UDPGothic" w:hAnsi="BIZ UDPGothic"/>
-          <w:color w:val="404040"/>
-          <w:sz w:val="18"/>
-          <w:szCs w:val="18"/>
-        </w:rPr>
-        <w:t xml:space="preserve">nhận hoàn</w:t>
-      </w:r>
-    </w:p>
-    <w:p>
-      <w:pPr>
-        <w:spacing w:before="100" w:after="100"/>
-      </w:pPr>
-      <w:r>
-        <w:rPr>
-          <w:rFonts w:ascii="BIZ UDPGothic" w:cs="BIZ UDPGothic" w:eastAsia="BIZ UDPGothic" w:hAnsi="BIZ UDPGothic"/>
-          <w:color w:val="404040"/>
-          <w:sz w:val="18"/>
-          <w:szCs w:val="18"/>
-        </w:rPr>
-        <w:t xml:space="preserve">thành</w:t>
-      </w:r>
-    </w:p>
-    <w:p>
-      <w:pPr>
-        <w:spacing w:before="100" w:after="100"/>
-      </w:pPr>
-      <w:r>
-        <w:rPr>
-          <w:rFonts w:ascii="BIZ UDPGothic" w:cs="BIZ UDPGothic" w:eastAsia="BIZ UDPGothic" w:hAnsi="BIZ UDPGothic"/>
-          <w:color w:val="404040"/>
-          <w:sz w:val="18"/>
-          <w:szCs w:val="18"/>
-        </w:rPr>
-        <w:t xml:space="preserve">\-\-\-\-\-\-\-\-\-\-\-\-\-\-\--</w:t>
-      </w:r>
-    </w:p>
-    <w:p>
-      <w:pPr>
-        <w:spacing w:before="100" w:after="100"/>
-      </w:pPr>
-      <w:r>
-        <w:rPr>
-          <w:rFonts w:ascii="BIZ UDPGothic" w:cs="BIZ UDPGothic" w:eastAsia="BIZ UDPGothic" w:hAnsi="BIZ UDPGothic"/>
-          <w:color w:val="404040"/>
-          <w:sz w:val="18"/>
-          <w:szCs w:val="18"/>
-        </w:rPr>
-        <w:t xml:space="preserve">\-\-\-\-\-\-\-\-\-\-\-\-\-\-\-\-\-\-\-\-\-\-\-\-\-\-\-\-\-\-\-\-\-\-\-\-\-\-\-\-\-\-\-\-\-\-\-\-\-\-\-\-\--</w:t>
       </w:r>
     </w:p>
     <w:p>
@@ -3255,7 +2861,7 @@
           <w:sz w:val="24"/>
           <w:szCs w:val="24"/>
         </w:rPr>
-        <w:t xml:space="preserve">■ ⑧ テスト手順・結果</w:t>
+        <w:t xml:space="preserve">■ テスト手順・結果</w:t>
       </w:r>
       <w:r>
         <w:br/>
@@ -4162,7 +3768,7 @@
           <w:sz w:val="24"/>
           <w:szCs w:val="24"/>
         </w:rPr>
-        <w:t xml:space="preserve">■ ⑨ 改廃履歴</w:t>
+        <w:t xml:space="preserve">■ 改廃履歴</w:t>
       </w:r>
       <w:r>
         <w:br/>

--- a/40_AWS/05_改修資料/KSM_AWS_MOD_016_改修指示書_LambdaDB接続先変更_ja_vi.docx
+++ b/40_AWS/05_改修資料/KSM_AWS_MOD_016_改修指示書_LambdaDB接続先変更_ja_vi.docx
@@ -1310,7 +1310,7 @@
           <w:sz w:val="24"/>
           <w:szCs w:val="24"/>
         </w:rPr>
-        <w:t xml:space="preserve">■ 改修概要</w:t>
+        <w:t xml:space="preserve">■ 1. 概要 /</w:t>
       </w:r>
       <w:r>
         <w:br/>
@@ -1324,510 +1324,7 @@
           <w:sz w:val="17"/>
           <w:szCs w:val="17"/>
         </w:rPr>
-        <w:t xml:space="preserve">　Tổng Quan Sửa Đổi</w:t>
-      </w:r>
-    </w:p>
-    <w:p>
-      <w:pPr>
-        <w:spacing w:before="100" w:after="100"/>
-      </w:pPr>
-      <w:r>
-        <w:rPr>
-          <w:rFonts w:ascii="BIZ UDPGothic" w:cs="BIZ UDPGothic" w:eastAsia="BIZ UDPGothic" w:hAnsi="BIZ UDPGothic"/>
-          <w:color w:val="404040"/>
-          <w:sz w:val="18"/>
-          <w:szCs w:val="18"/>
-        </w:rPr>
-        <w:t xml:space="preserve">o.         Tiêu đề                                    / Công sức スク */</w:t>
-      </w:r>
-    </w:p>
-    <w:p>
-      <w:pPr>
-        <w:spacing w:before="100" w:after="100"/>
-      </w:pPr>
-      <w:r>
-        <w:rPr>
-          <w:rFonts w:ascii="BIZ UDPGothic" w:cs="BIZ UDPGothic" w:eastAsia="BIZ UDPGothic" w:hAnsi="BIZ UDPGothic"/>
-          <w:color w:val="404040"/>
-          <w:sz w:val="18"/>
-          <w:szCs w:val="18"/>
-        </w:rPr>
-        <w:t xml:space="preserve">Rủi ro*</w:t>
-      </w:r>
-    </w:p>
-    <w:p>
-      <w:pPr>
-        <w:spacing w:before="100" w:after="100"/>
-      </w:pPr>
-      <w:r>
-        <w:rPr>
-          <w:rFonts w:ascii="BIZ UDPGothic" w:cs="BIZ UDPGothic" w:eastAsia="BIZ UDPGothic" w:hAnsi="BIZ UDPGothic"/>
-          <w:color w:val="404040"/>
-          <w:sz w:val="18"/>
-          <w:szCs w:val="18"/>
-        </w:rPr>
-        <w:t xml:space="preserve">1              La                 create-file-end-for-night   0 .25日 / 0.25 低 / Thấp</w:t>
-      </w:r>
-    </w:p>
-    <w:p>
-      <w:pPr>
-        <w:spacing w:before="100" w:after="100"/>
-      </w:pPr>
-      <w:r>
-        <w:rPr>
-          <w:rFonts w:ascii="BIZ UDPGothic" w:cs="BIZ UDPGothic" w:eastAsia="BIZ UDPGothic" w:hAnsi="BIZ UDPGothic"/>
-          <w:color w:val="404040"/>
-          <w:sz w:val="18"/>
-          <w:szCs w:val="18"/>
-        </w:rPr>
-        <w:t xml:space="preserve">mbdaDB接続先変更 / のDB接                      ngày</w:t>
-      </w:r>
-    </w:p>
-    <w:p>
-      <w:pPr>
-        <w:spacing w:before="100" w:after="100"/>
-      </w:pPr>
-      <w:r>
-        <w:rPr>
-          <w:rFonts w:ascii="BIZ UDPGothic" w:cs="BIZ UDPGothic" w:eastAsia="BIZ UDPGothic" w:hAnsi="BIZ UDPGothic"/>
-          <w:color w:val="404040"/>
-          <w:sz w:val="18"/>
-          <w:szCs w:val="18"/>
-        </w:rPr>
-        <w:t xml:space="preserve">Thay đổi điểm kết  続先をWriter→Readerに変更 /</w:t>
-      </w:r>
-    </w:p>
-    <w:p>
-      <w:pPr>
-        <w:spacing w:before="100" w:after="100"/>
-      </w:pPr>
-      <w:r>
-        <w:rPr>
-          <w:rFonts w:ascii="BIZ UDPGothic" w:cs="BIZ UDPGothic" w:eastAsia="BIZ UDPGothic" w:hAnsi="BIZ UDPGothic"/>
-          <w:color w:val="404040"/>
-          <w:sz w:val="18"/>
-          <w:szCs w:val="18"/>
-        </w:rPr>
-        <w:t xml:space="preserve">nối DB Lambda      Thay đổi điểm kết nối DB</w:t>
-      </w:r>
-    </w:p>
-    <w:p>
-      <w:pPr>
-        <w:spacing w:before="100" w:after="100"/>
-      </w:pPr>
-      <w:r>
-        <w:rPr>
-          <w:rFonts w:ascii="BIZ UDPGothic" w:cs="BIZ UDPGothic" w:eastAsia="BIZ UDPGothic" w:hAnsi="BIZ UDPGothic"/>
-          <w:color w:val="404040"/>
-          <w:sz w:val="18"/>
-          <w:szCs w:val="18"/>
-        </w:rPr>
-        <w:t xml:space="preserve">của</w:t>
-      </w:r>
-    </w:p>
-    <w:p>
-      <w:pPr>
-        <w:spacing w:before="100" w:after="100"/>
-      </w:pPr>
-      <w:r>
-        <w:rPr>
-          <w:rFonts w:ascii="BIZ UDPGothic" w:cs="BIZ UDPGothic" w:eastAsia="BIZ UDPGothic" w:hAnsi="BIZ UDPGothic"/>
-          <w:color w:val="404040"/>
-          <w:sz w:val="18"/>
-          <w:szCs w:val="18"/>
-        </w:rPr>
-        <w:t xml:space="preserve">create-file-end-for-night</w:t>
-      </w:r>
-    </w:p>
-    <w:p>
-      <w:pPr>
-        <w:spacing w:before="100" w:after="100"/>
-      </w:pPr>
-      <w:r>
-        <w:rPr>
-          <w:rFonts w:ascii="BIZ UDPGothic" w:cs="BIZ UDPGothic" w:eastAsia="BIZ UDPGothic" w:hAnsi="BIZ UDPGothic"/>
-          <w:color w:val="404040"/>
-          <w:sz w:val="18"/>
-          <w:szCs w:val="18"/>
-        </w:rPr>
-        <w:t xml:space="preserve">từ Writer sang Reader</w:t>
-      </w:r>
-    </w:p>
-    <w:p>
-      <w:pPr>
-        <w:spacing w:before="100" w:after="100"/>
-      </w:pPr>
-      <w:r>
-        <w:rPr>
-          <w:rFonts w:ascii="BIZ UDPGothic" w:cs="BIZ UDPGothic" w:eastAsia="BIZ UDPGothic" w:hAnsi="BIZ UDPGothic"/>
-          <w:color w:val="404040"/>
-          <w:sz w:val="18"/>
-          <w:szCs w:val="18"/>
-        </w:rPr>
-        <w:t xml:space="preserve">Lambda関数 ksm-posprd-lmd-function-create-file-end-for-night</w:t>
-      </w:r>
-    </w:p>
-    <w:p>
-      <w:pPr>
-        <w:spacing w:before="100" w:after="100"/>
-      </w:pPr>
-      <w:r>
-        <w:rPr>
-          <w:rFonts w:ascii="BIZ UDPGothic" w:cs="BIZ UDPGothic" w:eastAsia="BIZ UDPGothic" w:hAnsi="BIZ UDPGothic"/>
-          <w:color w:val="404040"/>
-          <w:sz w:val="18"/>
-          <w:szCs w:val="18"/>
-        </w:rPr>
-        <w:t xml:space="preserve">のDB接続先をWriterエンドポイントからReaderエンドポイントに変更する。</w:t>
-      </w:r>
-    </w:p>
-    <w:p>
-      <w:pPr>
-        <w:spacing w:before="100" w:after="100"/>
-      </w:pPr>
-      <w:r>
-        <w:rPr>
-          <w:rFonts w:ascii="BIZ UDPGothic" w:cs="BIZ UDPGothic" w:eastAsia="BIZ UDPGothic" w:hAnsi="BIZ UDPGothic"/>
-          <w:color w:val="404040"/>
-          <w:sz w:val="18"/>
-          <w:szCs w:val="18"/>
-        </w:rPr>
-        <w:t xml:space="preserve">Thay đổi điểm kết nối DB của Lambda function</w:t>
-      </w:r>
-    </w:p>
-    <w:p>
-      <w:pPr>
-        <w:spacing w:before="100" w:after="100"/>
-      </w:pPr>
-      <w:r>
-        <w:rPr>
-          <w:rFonts w:ascii="BIZ UDPGothic" w:cs="BIZ UDPGothic" w:eastAsia="BIZ UDPGothic" w:hAnsi="BIZ UDPGothic"/>
-          <w:color w:val="404040"/>
-          <w:sz w:val="18"/>
-          <w:szCs w:val="18"/>
-        </w:rPr>
-        <w:t xml:space="preserve">ksm-posprd-lmd-function-create-file-end-for-night từ Writer endpoint</w:t>
-      </w:r>
-    </w:p>
-    <w:p>
-      <w:pPr>
-        <w:spacing w:before="100" w:after="100"/>
-      </w:pPr>
-      <w:r>
-        <w:rPr>
-          <w:rFonts w:ascii="BIZ UDPGothic" w:cs="BIZ UDPGothic" w:eastAsia="BIZ UDPGothic" w:hAnsi="BIZ UDPGothic"/>
-          <w:color w:val="404040"/>
-          <w:sz w:val="18"/>
-          <w:szCs w:val="18"/>
-        </w:rPr>
-        <w:t xml:space="preserve">sang Reader endpoint.</w:t>
-      </w:r>
-    </w:p>
-    <w:p>
-      <w:pPr>
-        <w:pBdr>
-          <w:left w:val="thick" w:color="C8102E" w:sz="20" w:space="6"/>
-        </w:pBdr>
-        <w:spacing w:before="280" w:after="100"/>
-      </w:pPr>
-      <w:r>
-        <w:rPr>
-          <w:rFonts w:ascii="BIZ UDPGothic" w:cs="BIZ UDPGothic" w:eastAsia="BIZ UDPGothic" w:hAnsi="BIZ UDPGothic"/>
-          <w:b/>
-          <w:bCs/>
-          <w:color w:val="C8102E"/>
-          <w:sz w:val="24"/>
-          <w:szCs w:val="24"/>
-        </w:rPr>
-        <w:t xml:space="preserve">■ 改修内容</w:t>
-      </w:r>
-      <w:r>
-        <w:br/>
-      </w:r>
-      <w:r>
-        <w:rPr>
-          <w:rFonts w:ascii="BIZ UDPGothic" w:cs="BIZ UDPGothic" w:eastAsia="BIZ UDPGothic" w:hAnsi="BIZ UDPGothic"/>
-          <w:i/>
-          <w:iCs/>
-          <w:color w:val="AA3344"/>
-          <w:sz w:val="17"/>
-          <w:szCs w:val="17"/>
-        </w:rPr>
-        <w:t xml:space="preserve">　Nội Dung Sửa Đổi</w:t>
-      </w:r>
-    </w:p>
-    <w:p>
-      <w:pPr>
-        <w:spacing w:before="100" w:after="100"/>
-      </w:pPr>
-      <w:r>
-        <w:rPr>
-          <w:rFonts w:ascii="BIZ UDPGothic" w:cs="BIZ UDPGothic" w:eastAsia="BIZ UDPGothic" w:hAnsi="BIZ UDPGothic"/>
-          <w:b/>
-          <w:bCs/>
-          <w:color w:val="C8102E"/>
-          <w:sz w:val="20"/>
-          <w:szCs w:val="20"/>
-        </w:rPr>
-        <w:t xml:space="preserve">■ No.1 LambdaDB接続先変更 /</w:t>
-      </w:r>
-    </w:p>
-    <w:p>
-      <w:pPr>
-        <w:spacing w:before="100" w:after="100"/>
-      </w:pPr>
-      <w:r>
-        <w:rPr>
-          <w:rFonts w:ascii="BIZ UDPGothic" w:cs="BIZ UDPGothic" w:eastAsia="BIZ UDPGothic" w:hAnsi="BIZ UDPGothic"/>
-          <w:b/>
-          <w:bCs/>
-          <w:color w:val="C8102E"/>
-          <w:sz w:val="20"/>
-          <w:szCs w:val="20"/>
-        </w:rPr>
-        <w:t xml:space="preserve">■ 変更理由 / Lý do thay đổi</w:t>
-      </w:r>
-    </w:p>
-    <w:p>
-      <w:pPr>
-        <w:spacing w:before="100" w:after="100"/>
-      </w:pPr>
-      <w:r>
-        <w:rPr>
-          <w:rFonts w:ascii="BIZ UDPGothic" w:cs="BIZ UDPGothic" w:eastAsia="BIZ UDPGothic" w:hAnsi="BIZ UDPGothic"/>
-          <w:color w:val="404040"/>
-          <w:sz w:val="18"/>
-          <w:szCs w:val="18"/>
-        </w:rPr>
-        <w:t xml:space="preserve">CloudWatchログ（2026-03-07実行分）より、本関数の処理はDB SELECT</w:t>
-      </w:r>
-    </w:p>
-    <w:p>
-      <w:pPr>
-        <w:spacing w:before="100" w:after="100"/>
-      </w:pPr>
-      <w:r>
-        <w:rPr>
-          <w:rFonts w:ascii="BIZ UDPGothic" w:cs="BIZ UDPGothic" w:eastAsia="BIZ UDPGothic" w:hAnsi="BIZ UDPGothic"/>
-          <w:color w:val="404040"/>
-          <w:sz w:val="18"/>
-          <w:szCs w:val="18"/>
-        </w:rPr>
-        <w:t xml:space="preserve">のみ（INSERT/UPDATE/DELETE なし）であることを確認。</w:t>
-      </w:r>
-    </w:p>
-    <w:p>
-      <w:pPr>
-        <w:spacing w:before="100" w:after="100"/>
-      </w:pPr>
-      <w:r>
-        <w:rPr>
-          <w:rFonts w:ascii="BIZ UDPGothic" w:cs="BIZ UDPGothic" w:eastAsia="BIZ UDPGothic" w:hAnsi="BIZ UDPGothic"/>
-          <w:color w:val="404040"/>
-          <w:sz w:val="18"/>
-          <w:szCs w:val="18"/>
-        </w:rPr>
-        <w:t xml:space="preserve">Từ CloudWatch log (lần chạy 2026-03-07), xác nhận rằng hàm này chỉ thực</w:t>
-      </w:r>
-    </w:p>
-    <w:p>
-      <w:pPr>
-        <w:spacing w:before="100" w:after="100"/>
-      </w:pPr>
-      <w:r>
-        <w:rPr>
-          <w:rFonts w:ascii="BIZ UDPGothic" w:cs="BIZ UDPGothic" w:eastAsia="BIZ UDPGothic" w:hAnsi="BIZ UDPGothic"/>
-          <w:color w:val="404040"/>
-          <w:sz w:val="18"/>
-          <w:szCs w:val="18"/>
-        </w:rPr>
-        <w:t xml:space="preserve">hiện SELECT DB (không có INSERT/UPDATE/DELETE).</w:t>
-      </w:r>
-    </w:p>
-    <w:p>
-      <w:pPr>
-        <w:spacing w:before="100" w:after="100"/>
-      </w:pPr>
-      <w:r>
-        <w:rPr>
-          <w:rFonts w:ascii="BIZ UDPGothic" w:cs="BIZ UDPGothic" w:eastAsia="BIZ UDPGothic" w:hAnsi="BIZ UDPGothic"/>
-          <w:color w:val="404040"/>
-          <w:sz w:val="18"/>
-          <w:szCs w:val="18"/>
-        </w:rPr>
-        <w:t xml:space="preserve">【STG調査結果 / Kết quả điều tra STG（2026-03-11）】</w:t>
-      </w:r>
-    </w:p>
-    <w:p>
-      <w:pPr>
-        <w:spacing w:before="100" w:after="100"/>
-      </w:pPr>
-      <w:r>
-        <w:rPr>
-          <w:rFonts w:ascii="BIZ UDPGothic" w:cs="BIZ UDPGothic" w:eastAsia="BIZ UDPGothic" w:hAnsi="BIZ UDPGothic"/>
-          <w:color w:val="404040"/>
-          <w:sz w:val="18"/>
-          <w:szCs w:val="18"/>
-        </w:rPr>
-        <w:t xml:space="preserve">STG環境でも同様の問題を確認。stg/Replica_Kasumi が Write Endpoint</w:t>
-      </w:r>
-    </w:p>
-    <w:p>
-      <w:pPr>
-        <w:spacing w:before="100" w:after="100"/>
-      </w:pPr>
-      <w:r>
-        <w:rPr>
-          <w:rFonts w:ascii="BIZ UDPGothic" w:cs="BIZ UDPGothic" w:eastAsia="BIZ UDPGothic" w:hAnsi="BIZ UDPGothic"/>
-          <w:color w:val="404040"/>
-          <w:sz w:val="18"/>
-          <w:szCs w:val="18"/>
-        </w:rPr>
-        <w:t xml:space="preserve">を参照しており、名前と接続先が不一致。</w:t>
-      </w:r>
-    </w:p>
-    <w:p>
-      <w:pPr>
-        <w:spacing w:before="100" w:after="100"/>
-      </w:pPr>
-      <w:r>
-        <w:rPr>
-          <w:rFonts w:ascii="BIZ UDPGothic" w:cs="BIZ UDPGothic" w:eastAsia="BIZ UDPGothic" w:hAnsi="BIZ UDPGothic"/>
-          <w:color w:val="404040"/>
-          <w:sz w:val="18"/>
-          <w:szCs w:val="18"/>
-        </w:rPr>
-        <w:t xml:space="preserve">Môi trường STG cũng có vấn đề tương tự. stg/Replica_Kasumi đang tham</w:t>
-      </w:r>
-    </w:p>
-    <w:p>
-      <w:pPr>
-        <w:spacing w:before="100" w:after="100"/>
-      </w:pPr>
-      <w:r>
-        <w:rPr>
-          <w:rFonts w:ascii="BIZ UDPGothic" w:cs="BIZ UDPGothic" w:eastAsia="BIZ UDPGothic" w:hAnsi="BIZ UDPGothic"/>
-          <w:color w:val="404040"/>
-          <w:sz w:val="18"/>
-          <w:szCs w:val="18"/>
-        </w:rPr>
-        <w:t xml:space="preserve">chiếu Write Endpoint, không khớp với tên.</w:t>
-      </w:r>
-    </w:p>
-    <w:p>
-      <w:pPr>
-        <w:spacing w:before="100" w:after="100"/>
-      </w:pPr>
-      <w:r>
-        <w:rPr>
-          <w:rFonts w:ascii="BIZ UDPGothic" w:cs="BIZ UDPGothic" w:eastAsia="BIZ UDPGothic" w:hAnsi="BIZ UDPGothic"/>
-          <w:b/>
-          <w:bCs/>
-          <w:color w:val="C8102E"/>
-          <w:sz w:val="20"/>
-          <w:szCs w:val="20"/>
-        </w:rPr>
-        <w:t xml:space="preserve">■ 問題点 / Vấn đề</w:t>
-      </w:r>
-    </w:p>
-    <w:p>
-      <w:pPr>
-        <w:spacing w:before="100" w:after="100"/>
-      </w:pPr>
-      <w:r>
-        <w:rPr>
-          <w:rFonts w:ascii="BIZ UDPGothic" w:cs="BIZ UDPGothic" w:eastAsia="BIZ UDPGothic" w:hAnsi="BIZ UDPGothic"/>
-          <w:b/>
-          <w:bCs/>
-          <w:color w:val="404040"/>
-          <w:sz w:val="18"/>
-          <w:szCs w:val="18"/>
-        </w:rPr>
-        <w:t xml:space="preserve">Hiện tại      tưởng         chú</w:t>
-      </w:r>
-    </w:p>
-    <w:p>
-      <w:pPr>
-        <w:spacing w:before="100" w:after="100"/>
-      </w:pPr>
-      <w:r>
-        <w:rPr>
-          <w:rFonts w:ascii="BIZ UDPGothic" w:cs="BIZ UDPGothic" w:eastAsia="BIZ UDPGothic" w:hAnsi="BIZ UDPGothic"/>
-          <w:color w:val="404040"/>
-          <w:sz w:val="18"/>
-          <w:szCs w:val="18"/>
-        </w:rPr>
-        <w:t xml:space="preserve">環境変数 DB_KASUMI / prd/Re            prd/Repl</w:t>
-      </w:r>
-    </w:p>
-    <w:p>
-      <w:pPr>
-        <w:spacing w:before="100" w:after="100"/>
-      </w:pPr>
-      <w:r>
-        <w:rPr>
-          <w:rFonts w:ascii="BIZ UDPGothic" w:cs="BIZ UDPGothic" w:eastAsia="BIZ UDPGothic" w:hAnsi="BIZ UDPGothic"/>
-          <w:color w:val="404040"/>
-          <w:sz w:val="18"/>
-          <w:szCs w:val="18"/>
-        </w:rPr>
-        <w:t xml:space="preserve">Biến môi trường      plica_Kasumi      ica_Kasumi_RO</w:t>
-      </w:r>
-    </w:p>
-    <w:p>
-      <w:pPr>
-        <w:spacing w:before="100" w:after="100"/>
-      </w:pPr>
-      <w:r>
-        <w:rPr>
-          <w:rFonts w:ascii="BIZ UDPGothic" w:cs="BIZ UDPGothic" w:eastAsia="BIZ UDPGothic" w:hAnsi="BIZ UDPGothic"/>
-          <w:color w:val="404040"/>
-          <w:sz w:val="18"/>
-          <w:szCs w:val="18"/>
-        </w:rPr>
-        <w:t xml:space="preserve">DB_KASUMI</w:t>
-      </w:r>
-    </w:p>
-    <w:p>
-      <w:pPr>
-        <w:spacing w:before="100" w:after="100"/>
-      </w:pPr>
-      <w:r>
-        <w:rPr>
-          <w:rFonts w:ascii="BIZ UDPGothic" w:cs="BIZ UDPGothic" w:eastAsia="BIZ UDPGothic" w:hAnsi="BIZ UDPGothic"/>
-          <w:color w:val="404040"/>
-          <w:sz w:val="18"/>
-          <w:szCs w:val="18"/>
-        </w:rPr>
-        <w:t xml:space="preserve">接続エンドポイント / Write endpoint    Reader endpoint</w:t>
-      </w:r>
-    </w:p>
-    <w:p>
-      <w:pPr>
-        <w:spacing w:before="100" w:after="100"/>
-      </w:pPr>
-      <w:r>
-        <w:rPr>
-          <w:rFonts w:ascii="BIZ UDPGothic" w:cs="BIZ UDPGothic" w:eastAsia="BIZ UDPGothic" w:hAnsi="BIZ UDPGothic"/>
-          <w:color w:val="404040"/>
-          <w:sz w:val="18"/>
-          <w:szCs w:val="18"/>
-        </w:rPr>
-        <w:t xml:space="preserve">Endpoint kết nối</w:t>
-      </w:r>
-    </w:p>
-    <w:p>
-      <w:pPr>
-        <w:spacing w:before="100" w:after="100"/>
-      </w:pPr>
-      <w:r>
-        <w:rPr>
-          <w:rFonts w:ascii="BIZ UDPGothic" w:cs="BIZ UDPGothic" w:eastAsia="BIZ UDPGothic" w:hAnsi="BIZ UDPGothic"/>
-          <w:color w:val="404040"/>
-          <w:sz w:val="18"/>
-          <w:szCs w:val="18"/>
-        </w:rPr>
-        <w:t xml:space="preserve">DB操作 / Thao tác DB SELECT のみ / Chỉ SELECT のみ / Chỉ</w:t>
+        <w:t xml:space="preserve">　Tổng</w:t>
       </w:r>
     </w:p>
     <w:tbl>
@@ -1843,27 +1340,32 @@
         </w:tblBorders>
       </w:tblPr>
       <w:tblGrid>
-        <w:gridCol w:w="9506"/>
+        <w:gridCol w:w="1901"/>
+        <w:gridCol w:w="1901"/>
+        <w:gridCol w:w="1901"/>
+        <w:gridCol w:w="1901"/>
+        <w:gridCol w:w="1902"/>
       </w:tblGrid>
       <w:tr>
         <w:trPr>
           <w:cantSplit/>
+          <w:tblHeader/>
         </w:trPr>
         <w:tc>
           <w:tcPr>
-            <w:tcW w:type="dxa" w:w="9506"/>
-            <w:tcBorders>
-              <w:top w:val="single" w:color="CCCCCC" w:sz="4"/>
-              <w:left w:val="single" w:color="CCCCCC" w:sz="4"/>
-              <w:bottom w:val="single" w:color="CCCCCC" w:sz="4"/>
-              <w:right w:val="single" w:color="CCCCCC" w:sz="4"/>
-            </w:tcBorders>
-            <w:shd w:fill="F5F5F5" w:val="clear"/>
-            <w:tcMar>
-              <w:top w:type="dxa" w:w="80"/>
-              <w:left w:type="dxa" w:w="200"/>
-              <w:bottom w:type="dxa" w:w="80"/>
-              <w:right w:type="dxa" w:w="200"/>
+            <w:tcW w:type="dxa" w:w="1901"/>
+            <w:tcBorders>
+              <w:top w:val="single" w:color="CCCCCC" w:sz="4"/>
+              <w:left w:val="single" w:color="CCCCCC" w:sz="4"/>
+              <w:bottom w:val="single" w:color="CCCCCC" w:sz="4"/>
+              <w:right w:val="single" w:color="CCCCCC" w:sz="4"/>
+            </w:tcBorders>
+            <w:shd w:fill="E8E8E8" w:val="clear"/>
+            <w:tcMar>
+              <w:top w:type="dxa" w:w="80"/>
+              <w:left w:type="dxa" w:w="120"/>
+              <w:bottom w:type="dxa" w:w="80"/>
+              <w:right w:type="dxa" w:w="120"/>
             </w:tcMar>
           </w:tcPr>
           <w:p>
@@ -1872,979 +1374,310 @@
             </w:pPr>
             <w:r>
               <w:rPr>
-                <w:rFonts w:ascii="Courier New" w:cs="Courier New" w:eastAsia="Courier New" w:hAnsi="Courier New"/>
-                <w:color w:val="404040"/>
-                <w:sz w:val="16"/>
-                <w:szCs w:val="16"/>
-              </w:rPr>
-              <w:t xml:space="preserve">SELECT            SELECT</w:t>
+                <w:rFonts w:ascii="BIZ UDPGothic" w:cs="BIZ UDPGothic" w:eastAsia="BIZ UDPGothic" w:hAnsi="BIZ UDPGothic"/>
+                <w:color w:val="404040"/>
+                <w:sz w:val="18"/>
+                <w:szCs w:val="18"/>
+              </w:rPr>
+              <w:t xml:space="preserve">o.</w:t>
+            </w:r>
+          </w:p>
+        </w:tc>
+        <w:tc>
+          <w:tcPr>
+            <w:tcW w:type="dxa" w:w="1901"/>
+            <w:tcBorders>
+              <w:top w:val="single" w:color="CCCCCC" w:sz="4"/>
+              <w:left w:val="single" w:color="CCCCCC" w:sz="4"/>
+              <w:bottom w:val="single" w:color="CCCCCC" w:sz="4"/>
+              <w:right w:val="single" w:color="CCCCCC" w:sz="4"/>
+            </w:tcBorders>
+            <w:shd w:fill="E8E8E8" w:val="clear"/>
+            <w:tcMar>
+              <w:top w:type="dxa" w:w="80"/>
+              <w:left w:type="dxa" w:w="120"/>
+              <w:bottom w:type="dxa" w:w="80"/>
+              <w:right w:type="dxa" w:w="120"/>
+            </w:tcMar>
+          </w:tcPr>
+          <w:p>
+            <w:pPr>
+              <w:spacing w:before="0" w:after="0"/>
+            </w:pPr>
+            <w:r>
+              <w:rPr>
+                <w:rFonts w:ascii="BIZ UDPGothic" w:cs="BIZ UDPGothic" w:eastAsia="BIZ UDPGothic" w:hAnsi="BIZ UDPGothic"/>
+                <w:color w:val="404040"/>
+                <w:sz w:val="18"/>
+                <w:szCs w:val="18"/>
+              </w:rPr>
+              <w:t xml:space="preserve">Tiêu đề</w:t>
+            </w:r>
+          </w:p>
+        </w:tc>
+        <w:tc>
+          <w:tcPr>
+            <w:tcW w:type="dxa" w:w="1901"/>
+            <w:tcBorders>
+              <w:top w:val="single" w:color="CCCCCC" w:sz="4"/>
+              <w:left w:val="single" w:color="CCCCCC" w:sz="4"/>
+              <w:bottom w:val="single" w:color="CCCCCC" w:sz="4"/>
+              <w:right w:val="single" w:color="CCCCCC" w:sz="4"/>
+            </w:tcBorders>
+            <w:shd w:fill="E8E8E8" w:val="clear"/>
+            <w:tcMar>
+              <w:top w:type="dxa" w:w="80"/>
+              <w:left w:type="dxa" w:w="120"/>
+              <w:bottom w:type="dxa" w:w="80"/>
+              <w:right w:type="dxa" w:w="120"/>
+            </w:tcMar>
+          </w:tcPr>
+          <w:p>
+            <w:pPr>
+              <w:spacing w:before="0" w:after="0"/>
+            </w:pPr>
+            <w:r>
+              <w:rPr>
+                <w:rFonts w:ascii="BIZ UDPGothic" w:cs="BIZ UDPGothic" w:eastAsia="BIZ UDPGothic" w:hAnsi="BIZ UDPGothic"/>
+                <w:color w:val="404040"/>
+                <w:sz w:val="18"/>
+                <w:szCs w:val="18"/>
+              </w:rPr>
+              <w:t xml:space="preserve"/>
+            </w:r>
+          </w:p>
+        </w:tc>
+        <w:tc>
+          <w:tcPr>
+            <w:tcW w:type="dxa" w:w="1901"/>
+            <w:tcBorders>
+              <w:top w:val="single" w:color="CCCCCC" w:sz="4"/>
+              <w:left w:val="single" w:color="CCCCCC" w:sz="4"/>
+              <w:bottom w:val="single" w:color="CCCCCC" w:sz="4"/>
+              <w:right w:val="single" w:color="CCCCCC" w:sz="4"/>
+            </w:tcBorders>
+            <w:shd w:fill="E8E8E8" w:val="clear"/>
+            <w:tcMar>
+              <w:top w:type="dxa" w:w="80"/>
+              <w:left w:type="dxa" w:w="120"/>
+              <w:bottom w:type="dxa" w:w="80"/>
+              <w:right w:type="dxa" w:w="120"/>
+            </w:tcMar>
+          </w:tcPr>
+          <w:p>
+            <w:pPr>
+              <w:spacing w:before="0" w:after="0"/>
+            </w:pPr>
+            <w:r>
+              <w:rPr>
+                <w:rFonts w:ascii="BIZ UDPGothic" w:cs="BIZ UDPGothic" w:eastAsia="BIZ UDPGothic" w:hAnsi="BIZ UDPGothic"/>
+                <w:color w:val="404040"/>
+                <w:sz w:val="18"/>
+                <w:szCs w:val="18"/>
+              </w:rPr>
+              <w:t xml:space="preserve">/ Công sức</w:t>
+            </w:r>
+          </w:p>
+        </w:tc>
+        <w:tc>
+          <w:tcPr>
+            <w:tcW w:type="dxa" w:w="1902"/>
+            <w:tcBorders>
+              <w:top w:val="single" w:color="CCCCCC" w:sz="4"/>
+              <w:left w:val="single" w:color="CCCCCC" w:sz="4"/>
+              <w:bottom w:val="single" w:color="CCCCCC" w:sz="4"/>
+              <w:right w:val="single" w:color="CCCCCC" w:sz="4"/>
+            </w:tcBorders>
+            <w:shd w:fill="E8E8E8" w:val="clear"/>
+            <w:tcMar>
+              <w:top w:type="dxa" w:w="80"/>
+              <w:left w:type="dxa" w:w="120"/>
+              <w:bottom w:type="dxa" w:w="80"/>
+              <w:right w:type="dxa" w:w="120"/>
+            </w:tcMar>
+          </w:tcPr>
+          <w:p>
+            <w:pPr>
+              <w:spacing w:before="0" w:after="0"/>
+            </w:pPr>
+            <w:r>
+              <w:rPr>
+                <w:rFonts w:ascii="BIZ UDPGothic" w:cs="BIZ UDPGothic" w:eastAsia="BIZ UDPGothic" w:hAnsi="BIZ UDPGothic"/>
+                <w:color w:val="404040"/>
+                <w:sz w:val="18"/>
+                <w:szCs w:val="18"/>
+              </w:rPr>
+              <w:t xml:space="preserve">スク / Rủi ro</w:t>
+            </w:r>
+          </w:p>
+        </w:tc>
+      </w:tr>
+      <w:tr>
+        <w:trPr>
+          <w:cantSplit/>
+        </w:trPr>
+        <w:tc>
+          <w:tcPr>
+            <w:tcW w:type="dxa" w:w="1901"/>
+            <w:tcBorders>
+              <w:top w:val="single" w:color="CCCCCC" w:sz="4"/>
+              <w:left w:val="single" w:color="CCCCCC" w:sz="4"/>
+              <w:bottom w:val="single" w:color="CCCCCC" w:sz="4"/>
+              <w:right w:val="single" w:color="CCCCCC" w:sz="4"/>
+            </w:tcBorders>
+            <w:shd w:fill="FFFFFF" w:val="clear"/>
+            <w:tcMar>
+              <w:top w:type="dxa" w:w="80"/>
+              <w:left w:type="dxa" w:w="120"/>
+              <w:bottom w:type="dxa" w:w="80"/>
+              <w:right w:type="dxa" w:w="120"/>
+            </w:tcMar>
+          </w:tcPr>
+          <w:p>
+            <w:pPr>
+              <w:spacing w:before="0" w:after="0"/>
+            </w:pPr>
+            <w:r>
+              <w:rPr>
+                <w:rFonts w:ascii="BIZ UDPGothic" w:cs="BIZ UDPGothic" w:eastAsia="BIZ UDPGothic" w:hAnsi="BIZ UDPGothic"/>
+                <w:color w:val="404040"/>
+                <w:sz w:val="18"/>
+                <w:szCs w:val="18"/>
+              </w:rPr>
+              <w:t xml:space="preserve">1</w:t>
+            </w:r>
+          </w:p>
+        </w:tc>
+        <w:tc>
+          <w:tcPr>
+            <w:tcW w:type="dxa" w:w="1901"/>
+            <w:tcBorders>
+              <w:top w:val="single" w:color="CCCCCC" w:sz="4"/>
+              <w:left w:val="single" w:color="CCCCCC" w:sz="4"/>
+              <w:bottom w:val="single" w:color="CCCCCC" w:sz="4"/>
+              <w:right w:val="single" w:color="CCCCCC" w:sz="4"/>
+            </w:tcBorders>
+            <w:shd w:fill="FFFFFF" w:val="clear"/>
+            <w:tcMar>
+              <w:top w:type="dxa" w:w="80"/>
+              <w:left w:type="dxa" w:w="120"/>
+              <w:bottom w:type="dxa" w:w="80"/>
+              <w:right w:type="dxa" w:w="120"/>
+            </w:tcMar>
+          </w:tcPr>
+          <w:p>
+            <w:pPr>
+              <w:spacing w:before="0" w:after="0"/>
+            </w:pPr>
+            <w:r>
+              <w:rPr>
+                <w:rFonts w:ascii="BIZ UDPGothic" w:cs="BIZ UDPGothic" w:eastAsia="BIZ UDPGothic" w:hAnsi="BIZ UDPGothic"/>
+                <w:color w:val="404040"/>
+                <w:sz w:val="18"/>
+                <w:szCs w:val="18"/>
+              </w:rPr>
+              <w:t xml:space="preserve">La mbdaDB接続先変更 / Thay đổi điểm kết nối DB Lambda</w:t>
+            </w:r>
+          </w:p>
+        </w:tc>
+        <w:tc>
+          <w:tcPr>
+            <w:tcW w:type="dxa" w:w="1901"/>
+            <w:tcBorders>
+              <w:top w:val="single" w:color="CCCCCC" w:sz="4"/>
+              <w:left w:val="single" w:color="CCCCCC" w:sz="4"/>
+              <w:bottom w:val="single" w:color="CCCCCC" w:sz="4"/>
+              <w:right w:val="single" w:color="CCCCCC" w:sz="4"/>
+            </w:tcBorders>
+            <w:shd w:fill="FFFFFF" w:val="clear"/>
+            <w:tcMar>
+              <w:top w:type="dxa" w:w="80"/>
+              <w:left w:type="dxa" w:w="120"/>
+              <w:bottom w:type="dxa" w:w="80"/>
+              <w:right w:type="dxa" w:w="120"/>
+            </w:tcMar>
+          </w:tcPr>
+          <w:p>
+            <w:pPr>
+              <w:spacing w:before="0" w:after="0"/>
+            </w:pPr>
+            <w:r>
+              <w:rPr>
+                <w:rFonts w:ascii="BIZ UDPGothic" w:cs="BIZ UDPGothic" w:eastAsia="BIZ UDPGothic" w:hAnsi="BIZ UDPGothic"/>
+                <w:color w:val="404040"/>
+                <w:sz w:val="18"/>
+                <w:szCs w:val="18"/>
+              </w:rPr>
+              <w:t xml:space="preserve">create-file-end-for-night のDB接 続先をWriter→Readerに変更 / Thay đổi điểm kết nối DB của create-file-end-for-night từ Writer sang Reader</w:t>
+            </w:r>
+          </w:p>
+        </w:tc>
+        <w:tc>
+          <w:tcPr>
+            <w:tcW w:type="dxa" w:w="1901"/>
+            <w:tcBorders>
+              <w:top w:val="single" w:color="CCCCCC" w:sz="4"/>
+              <w:left w:val="single" w:color="CCCCCC" w:sz="4"/>
+              <w:bottom w:val="single" w:color="CCCCCC" w:sz="4"/>
+              <w:right w:val="single" w:color="CCCCCC" w:sz="4"/>
+            </w:tcBorders>
+            <w:shd w:fill="FFFFFF" w:val="clear"/>
+            <w:tcMar>
+              <w:top w:type="dxa" w:w="80"/>
+              <w:left w:type="dxa" w:w="120"/>
+              <w:bottom w:type="dxa" w:w="80"/>
+              <w:right w:type="dxa" w:w="120"/>
+            </w:tcMar>
+          </w:tcPr>
+          <w:p>
+            <w:pPr>
+              <w:spacing w:before="0" w:after="0"/>
+            </w:pPr>
+            <w:r>
+              <w:rPr>
+                <w:rFonts w:ascii="BIZ UDPGothic" w:cs="BIZ UDPGothic" w:eastAsia="BIZ UDPGothic" w:hAnsi="BIZ UDPGothic"/>
+                <w:color w:val="404040"/>
+                <w:sz w:val="18"/>
+                <w:szCs w:val="18"/>
+              </w:rPr>
+              <w:t xml:space="preserve">0 .25日 / 0.25 ngày</w:t>
+            </w:r>
+          </w:p>
+        </w:tc>
+        <w:tc>
+          <w:tcPr>
+            <w:tcW w:type="dxa" w:w="1902"/>
+            <w:tcBorders>
+              <w:top w:val="single" w:color="CCCCCC" w:sz="4"/>
+              <w:left w:val="single" w:color="CCCCCC" w:sz="4"/>
+              <w:bottom w:val="single" w:color="CCCCCC" w:sz="4"/>
+              <w:right w:val="single" w:color="CCCCCC" w:sz="4"/>
+            </w:tcBorders>
+            <w:shd w:fill="FFFFFF" w:val="clear"/>
+            <w:tcMar>
+              <w:top w:type="dxa" w:w="80"/>
+              <w:left w:type="dxa" w:w="120"/>
+              <w:bottom w:type="dxa" w:w="80"/>
+              <w:right w:type="dxa" w:w="120"/>
+            </w:tcMar>
+          </w:tcPr>
+          <w:p>
+            <w:pPr>
+              <w:spacing w:before="0" w:after="0"/>
+            </w:pPr>
+            <w:r>
+              <w:rPr>
+                <w:rFonts w:ascii="BIZ UDPGothic" w:cs="BIZ UDPGothic" w:eastAsia="BIZ UDPGothic" w:hAnsi="BIZ UDPGothic"/>
+                <w:color w:val="404040"/>
+                <w:sz w:val="18"/>
+                <w:szCs w:val="18"/>
+              </w:rPr>
+              <w:t xml:space="preserve">低 / Thấp</w:t>
             </w:r>
           </w:p>
         </w:tc>
       </w:tr>
     </w:tbl>
-    <w:p>
-      <w:pPr>
-        <w:spacing w:before="100" w:after="100"/>
-      </w:pPr>
-      <w:r>
-        <w:rPr>
-          <w:rFonts w:ascii="BIZ UDPGothic" w:cs="BIZ UDPGothic" w:eastAsia="BIZ UDPGothic" w:hAnsi="BIZ UDPGothic"/>
-          <w:b/>
-          <w:bCs/>
-          <w:color w:val="C8102E"/>
-          <w:sz w:val="20"/>
-          <w:szCs w:val="20"/>
-        </w:rPr>
-        <w:t xml:space="preserve">■ 変更内容 /</w:t>
-      </w:r>
-    </w:p>
-    <w:p>
-      <w:pPr>
-        <w:spacing w:before="100" w:after="100"/>
-      </w:pPr>
-      <w:r>
-        <w:rPr>
-          <w:rFonts w:ascii="BIZ UDPGothic" w:cs="BIZ UDPGothic" w:eastAsia="BIZ UDPGothic" w:hAnsi="BIZ UDPGothic"/>
-          <w:color w:val="404040"/>
-          <w:sz w:val="18"/>
-          <w:szCs w:val="18"/>
-        </w:rPr>
-        <w:t xml:space="preserve">関数名 / Tên hàm 変数名 / 変更前 / Trước 変更後 / Sau</w:t>
-      </w:r>
-    </w:p>
-    <w:p>
-      <w:pPr>
-        <w:spacing w:before="100" w:after="100"/>
-      </w:pPr>
-      <w:r>
-        <w:rPr>
-          <w:rFonts w:ascii="BIZ UDPGothic" w:cs="BIZ UDPGothic" w:eastAsia="BIZ UDPGothic" w:hAnsi="BIZ UDPGothic"/>
-          <w:color w:val="404040"/>
-          <w:sz w:val="18"/>
-          <w:szCs w:val="18"/>
-        </w:rPr>
-        <w:t xml:space="preserve">Biến</w:t>
-      </w:r>
-    </w:p>
-    <w:p>
-      <w:pPr>
-        <w:spacing w:before="100" w:after="100"/>
-      </w:pPr>
-      <w:r>
-        <w:rPr>
-          <w:rFonts w:ascii="BIZ UDPGothic" w:cs="BIZ UDPGothic" w:eastAsia="BIZ UDPGothic" w:hAnsi="BIZ UDPGothic"/>
-          <w:color w:val="404040"/>
-          <w:sz w:val="18"/>
-          <w:szCs w:val="18"/>
-        </w:rPr>
-        <w:t xml:space="preserve">ksm-posprd-lmd-function-create-file-end-for-night DB_KASUMI</w:t>
-      </w:r>
-    </w:p>
-    <w:p>
-      <w:pPr>
-        <w:spacing w:before="100" w:after="100"/>
-      </w:pPr>
-      <w:r>
-        <w:rPr>
-          <w:rFonts w:ascii="BIZ UDPGothic" w:cs="BIZ UDPGothic" w:eastAsia="BIZ UDPGothic" w:hAnsi="BIZ UDPGothic"/>
-          <w:color w:val="404040"/>
-          <w:sz w:val="18"/>
-          <w:szCs w:val="18"/>
-        </w:rPr>
-        <w:t xml:space="preserve">prd/Replica_Kasumi prd/Replica_Kasumi_RO</w:t>
-      </w:r>
-    </w:p>
-    <w:p>
-      <w:pPr>
-        <w:spacing w:before="100" w:after="100"/>
-      </w:pPr>
-      <w:r>
-        <w:rPr>
-          <w:rFonts w:ascii="BIZ UDPGothic" w:cs="BIZ UDPGothic" w:eastAsia="BIZ UDPGothic" w:hAnsi="BIZ UDPGothic"/>
-          <w:color w:val="404040"/>
-          <w:sz w:val="18"/>
-          <w:szCs w:val="18"/>
-        </w:rPr>
-        <w:t xml:space="preserve">注意 / Lưu ý:</w:t>
-      </w:r>
-    </w:p>
-    <w:p>
-      <w:pPr>
-        <w:spacing w:before="100" w:after="100"/>
-      </w:pPr>
-      <w:r>
-        <w:rPr>
-          <w:rFonts w:ascii="BIZ UDPGothic" w:cs="BIZ UDPGothic" w:eastAsia="BIZ UDPGothic" w:hAnsi="BIZ UDPGothic"/>
-          <w:color w:val="404040"/>
-          <w:sz w:val="18"/>
-          <w:szCs w:val="18"/>
-        </w:rPr>
-        <w:t xml:space="preserve">DB_BATCH（prd/Batch_Kasumi）は変更不要。バッチ履歴の書き込みがある可能性があるため、Writerエンドポイントのまま維持。</w:t>
-      </w:r>
-    </w:p>
-    <w:p>
-      <w:pPr>
-        <w:spacing w:before="100" w:after="100"/>
-      </w:pPr>
-      <w:r>
-        <w:rPr>
-          <w:rFonts w:ascii="BIZ UDPGothic" w:cs="BIZ UDPGothic" w:eastAsia="BIZ UDPGothic" w:hAnsi="BIZ UDPGothic"/>
-          <w:color w:val="404040"/>
-          <w:sz w:val="18"/>
-          <w:szCs w:val="18"/>
-        </w:rPr>
-        <w:t xml:space="preserve">DB_BATCH (prd/Batch_Kasumi) không cần thay đổi. Giữ nguyên Writer</w:t>
-      </w:r>
-    </w:p>
-    <w:p>
-      <w:pPr>
-        <w:spacing w:before="100" w:after="100"/>
-      </w:pPr>
-      <w:r>
-        <w:rPr>
-          <w:rFonts w:ascii="BIZ UDPGothic" w:cs="BIZ UDPGothic" w:eastAsia="BIZ UDPGothic" w:hAnsi="BIZ UDPGothic"/>
-          <w:color w:val="404040"/>
-          <w:sz w:val="18"/>
-          <w:szCs w:val="18"/>
-        </w:rPr>
-        <w:t xml:space="preserve">endpoint vì có thể có ghi lịch sử batch.</w:t>
-      </w:r>
-    </w:p>
-    <w:p>
-      <w:pPr>
-        <w:spacing w:before="100" w:after="100"/>
-      </w:pPr>
-      <w:r>
-        <w:rPr>
-          <w:rFonts w:ascii="BIZ UDPGothic" w:cs="BIZ UDPGothic" w:eastAsia="BIZ UDPGothic" w:hAnsi="BIZ UDPGothic"/>
-          <w:b/>
-          <w:bCs/>
-          <w:color w:val="C8102E"/>
-          <w:sz w:val="20"/>
-          <w:szCs w:val="20"/>
-        </w:rPr>
-        <w:t xml:space="preserve">■ 変更手順 /</w:t>
-      </w:r>
-    </w:p>
-    <w:p>
-      <w:pPr>
-        <w:spacing w:before="100" w:after="100"/>
-      </w:pPr>
-      <w:r>
-        <w:rPr>
-          <w:rFonts w:ascii="BIZ UDPGothic" w:cs="BIZ UDPGothic" w:eastAsia="BIZ UDPGothic" w:hAnsi="BIZ UDPGothic"/>
-          <w:color w:val="404040"/>
-          <w:sz w:val="18"/>
-          <w:szCs w:val="18"/>
-        </w:rPr>
-        <w:t xml:space="preserve">手順1 / Bước 1: 変更前の確認 / Xác nhận trước khi thay đổi</w:t>
-      </w:r>
-    </w:p>
-    <w:p>
-      <w:pPr>
-        <w:spacing w:before="100" w:after="100"/>
-      </w:pPr>
-      <w:r>
-        <w:rPr>
-          <w:rFonts w:ascii="BIZ UDPGothic" w:cs="BIZ UDPGothic" w:eastAsia="BIZ UDPGothic" w:hAnsi="BIZ UDPGothic"/>
-          <w:color w:val="404040"/>
-          <w:sz w:val="18"/>
-          <w:szCs w:val="18"/>
-        </w:rPr>
-        <w:t xml:space="preserve">\&gt; aws \--no-cli-pager lambda get-function-configuration</w:t>
-      </w:r>
-    </w:p>
-    <w:p>
-      <w:pPr>
-        <w:spacing w:before="100" w:after="100"/>
-      </w:pPr>
-      <w:r>
-        <w:rPr>
-          <w:rFonts w:ascii="BIZ UDPGothic" w:cs="BIZ UDPGothic" w:eastAsia="BIZ UDPGothic" w:hAnsi="BIZ UDPGothic"/>
-          <w:color w:val="404040"/>
-          <w:sz w:val="18"/>
-          <w:szCs w:val="18"/>
-        </w:rPr>
-        <w:t xml:space="preserve">\&gt;</w:t>
-      </w:r>
-    </w:p>
-    <w:p>
-      <w:pPr>
-        <w:spacing w:before="100" w:after="100"/>
-      </w:pPr>
-      <w:r>
-        <w:rPr>
-          <w:rFonts w:ascii="BIZ UDPGothic" w:cs="BIZ UDPGothic" w:eastAsia="BIZ UDPGothic" w:hAnsi="BIZ UDPGothic"/>
-          <w:color w:val="404040"/>
-          <w:sz w:val="18"/>
-          <w:szCs w:val="18"/>
-        </w:rPr>
-        <w:t xml:space="preserve">\&gt; \--region ap-northeast-1</w:t>
-      </w:r>
-    </w:p>
-    <w:p>
-      <w:pPr>
-        <w:spacing w:before="100" w:after="100"/>
-      </w:pPr>
-      <w:r>
-        <w:rPr>
-          <w:rFonts w:ascii="BIZ UDPGothic" w:cs="BIZ UDPGothic" w:eastAsia="BIZ UDPGothic" w:hAnsi="BIZ UDPGothic"/>
-          <w:color w:val="404040"/>
-          <w:sz w:val="18"/>
-          <w:szCs w:val="18"/>
-        </w:rPr>
-        <w:t xml:space="preserve">\&gt;</w:t>
-      </w:r>
-    </w:p>
-    <w:p>
-      <w:pPr>
-        <w:spacing w:before="100" w:after="100"/>
-      </w:pPr>
-      <w:r>
-        <w:rPr>
-          <w:rFonts w:ascii="BIZ UDPGothic" w:cs="BIZ UDPGothic" w:eastAsia="BIZ UDPGothic" w:hAnsi="BIZ UDPGothic"/>
-          <w:color w:val="404040"/>
-          <w:sz w:val="18"/>
-          <w:szCs w:val="18"/>
-        </w:rPr>
-        <w:t xml:space="preserve">\&gt; \--function-name ksm-posprd-lmd-function-create-file-end-for-night</w:t>
-      </w:r>
-    </w:p>
-    <w:p>
-      <w:pPr>
-        <w:spacing w:before="100" w:after="100"/>
-      </w:pPr>
-      <w:r>
-        <w:rPr>
-          <w:rFonts w:ascii="BIZ UDPGothic" w:cs="BIZ UDPGothic" w:eastAsia="BIZ UDPGothic" w:hAnsi="BIZ UDPGothic"/>
-          <w:color w:val="404040"/>
-          <w:sz w:val="18"/>
-          <w:szCs w:val="18"/>
-        </w:rPr>
-        <w:t xml:space="preserve">\&gt;</w:t>
-      </w:r>
-    </w:p>
-    <w:p>
-      <w:pPr>
-        <w:spacing w:before="100" w:after="100"/>
-      </w:pPr>
-      <w:r>
-        <w:rPr>
-          <w:rFonts w:ascii="BIZ UDPGothic" w:cs="BIZ UDPGothic" w:eastAsia="BIZ UDPGothic" w:hAnsi="BIZ UDPGothic"/>
-          <w:color w:val="404040"/>
-          <w:sz w:val="18"/>
-          <w:szCs w:val="18"/>
-        </w:rPr>
-        <w:t xml:space="preserve">\&gt; \--query \'Environment.Variables\' \--output table</w:t>
-      </w:r>
-    </w:p>
-    <w:p>
-      <w:pPr>
-        <w:spacing w:before="100" w:after="100"/>
-      </w:pPr>
-      <w:r>
-        <w:rPr>
-          <w:rFonts w:ascii="BIZ UDPGothic" w:cs="BIZ UDPGothic" w:eastAsia="BIZ UDPGothic" w:hAnsi="BIZ UDPGothic"/>
-          <w:color w:val="404040"/>
-          <w:sz w:val="18"/>
-          <w:szCs w:val="18"/>
-        </w:rPr>
-        <w:t xml:space="preserve">手順2 / Bước 2: 環境変数の変更 / Thay đổi biến môi trường</w:t>
-      </w:r>
-    </w:p>
-    <w:p>
-      <w:pPr>
-        <w:spacing w:before="100" w:after="100"/>
-      </w:pPr>
-      <w:r>
-        <w:rPr>
-          <w:rFonts w:ascii="BIZ UDPGothic" w:cs="BIZ UDPGothic" w:eastAsia="BIZ UDPGothic" w:hAnsi="BIZ UDPGothic"/>
-          <w:color w:val="404040"/>
-          <w:sz w:val="18"/>
-          <w:szCs w:val="18"/>
-        </w:rPr>
-        <w:t xml:space="preserve">\&gt; aws \--no-cli-pager lambda update-function-configuration</w:t>
-      </w:r>
-    </w:p>
-    <w:p>
-      <w:pPr>
-        <w:spacing w:before="100" w:after="100"/>
-      </w:pPr>
-      <w:r>
-        <w:rPr>
-          <w:rFonts w:ascii="BIZ UDPGothic" w:cs="BIZ UDPGothic" w:eastAsia="BIZ UDPGothic" w:hAnsi="BIZ UDPGothic"/>
-          <w:color w:val="404040"/>
-          <w:sz w:val="18"/>
-          <w:szCs w:val="18"/>
-        </w:rPr>
-        <w:t xml:space="preserve">\&gt;</w:t>
-      </w:r>
-    </w:p>
-    <w:p>
-      <w:pPr>
-        <w:spacing w:before="100" w:after="100"/>
-      </w:pPr>
-      <w:r>
-        <w:rPr>
-          <w:rFonts w:ascii="BIZ UDPGothic" w:cs="BIZ UDPGothic" w:eastAsia="BIZ UDPGothic" w:hAnsi="BIZ UDPGothic"/>
-          <w:color w:val="404040"/>
-          <w:sz w:val="18"/>
-          <w:szCs w:val="18"/>
-        </w:rPr>
-        <w:t xml:space="preserve">\&gt; \--region ap-northeast-1</w:t>
-      </w:r>
-    </w:p>
-    <w:p>
-      <w:pPr>
-        <w:spacing w:before="100" w:after="100"/>
-      </w:pPr>
-      <w:r>
-        <w:rPr>
-          <w:rFonts w:ascii="BIZ UDPGothic" w:cs="BIZ UDPGothic" w:eastAsia="BIZ UDPGothic" w:hAnsi="BIZ UDPGothic"/>
-          <w:color w:val="404040"/>
-          <w:sz w:val="18"/>
-          <w:szCs w:val="18"/>
-        </w:rPr>
-        <w:t xml:space="preserve">\&gt;</w:t>
-      </w:r>
-    </w:p>
-    <w:p>
-      <w:pPr>
-        <w:spacing w:before="100" w:after="100"/>
-      </w:pPr>
-      <w:r>
-        <w:rPr>
-          <w:rFonts w:ascii="BIZ UDPGothic" w:cs="BIZ UDPGothic" w:eastAsia="BIZ UDPGothic" w:hAnsi="BIZ UDPGothic"/>
-          <w:color w:val="404040"/>
-          <w:sz w:val="18"/>
-          <w:szCs w:val="18"/>
-        </w:rPr>
-        <w:t xml:space="preserve">\&gt; \--function-name ksm-posprd-lmd-function-create-file-end-for-night</w:t>
-      </w:r>
-    </w:p>
-    <w:p>
-      <w:pPr>
-        <w:spacing w:before="100" w:after="100"/>
-      </w:pPr>
-      <w:r>
-        <w:rPr>
-          <w:rFonts w:ascii="BIZ UDPGothic" w:cs="BIZ UDPGothic" w:eastAsia="BIZ UDPGothic" w:hAnsi="BIZ UDPGothic"/>
-          <w:color w:val="404040"/>
-          <w:sz w:val="18"/>
-          <w:szCs w:val="18"/>
-        </w:rPr>
-        <w:t xml:space="preserve">\&gt;</w:t>
-      </w:r>
-    </w:p>
-    <w:p>
-      <w:pPr>
-        <w:spacing w:before="100" w:after="100"/>
-      </w:pPr>
-      <w:r>
-        <w:rPr>
-          <w:rFonts w:ascii="BIZ UDPGothic" w:cs="BIZ UDPGothic" w:eastAsia="BIZ UDPGothic" w:hAnsi="BIZ UDPGothic"/>
-          <w:color w:val="404040"/>
-          <w:sz w:val="18"/>
-          <w:szCs w:val="18"/>
-        </w:rPr>
-        <w:t xml:space="preserve">\&gt; \--environment</w:t>
-      </w:r>
-    </w:p>
-    <w:p>
-      <w:pPr>
-        <w:spacing w:before="100" w:after="100"/>
-      </w:pPr>
-      <w:r>
-        <w:rPr>
-          <w:rFonts w:ascii="BIZ UDPGothic" w:cs="BIZ UDPGothic" w:eastAsia="BIZ UDPGothic" w:hAnsi="BIZ UDPGothic"/>
-          <w:color w:val="404040"/>
-          <w:sz w:val="18"/>
-          <w:szCs w:val="18"/>
-        </w:rPr>
-        <w:t xml:space="preserve">\&gt;</w:t>
-      </w:r>
-    </w:p>
-    <w:p>
-      <w:pPr>
-        <w:spacing w:before="100" w:after="100"/>
-      </w:pPr>
-      <w:r>
-        <w:rPr>
-          <w:rFonts w:ascii="BIZ UDPGothic" w:cs="BIZ UDPGothic" w:eastAsia="BIZ UDPGothic" w:hAnsi="BIZ UDPGothic"/>
-          <w:color w:val="404040"/>
-          <w:sz w:val="18"/>
-          <w:szCs w:val="18"/>
-        </w:rPr>
-        <w:t xml:space="preserve">\"Variables={DB_KASUMI=prd/Replica_Kasumi_RO,DB_BATCH=prd/Batch_Kasumi}\"</w:t>
-      </w:r>
-    </w:p>
-    <w:p>
-      <w:pPr>
-        <w:spacing w:before="100" w:after="100"/>
-      </w:pPr>
-      <w:r>
-        <w:rPr>
-          <w:rFonts w:ascii="BIZ UDPGothic" w:cs="BIZ UDPGothic" w:eastAsia="BIZ UDPGothic" w:hAnsi="BIZ UDPGothic"/>
-          <w:color w:val="404040"/>
-          <w:sz w:val="18"/>
-          <w:szCs w:val="18"/>
-        </w:rPr>
-        <w:t xml:space="preserve">手順3 / Bước 3: 変更後の確認 / Xác nhận sau khi thay đổi</w:t>
-      </w:r>
-    </w:p>
-    <w:p>
-      <w:pPr>
-        <w:spacing w:before="100" w:after="100"/>
-      </w:pPr>
-      <w:r>
-        <w:rPr>
-          <w:rFonts w:ascii="BIZ UDPGothic" w:cs="BIZ UDPGothic" w:eastAsia="BIZ UDPGothic" w:hAnsi="BIZ UDPGothic"/>
-          <w:color w:val="404040"/>
-          <w:sz w:val="18"/>
-          <w:szCs w:val="18"/>
-        </w:rPr>
-        <w:t xml:space="preserve">\&gt; aws \--no-cli-pager lambda get-function-configuration</w:t>
-      </w:r>
-    </w:p>
-    <w:p>
-      <w:pPr>
-        <w:spacing w:before="100" w:after="100"/>
-      </w:pPr>
-      <w:r>
-        <w:rPr>
-          <w:rFonts w:ascii="BIZ UDPGothic" w:cs="BIZ UDPGothic" w:eastAsia="BIZ UDPGothic" w:hAnsi="BIZ UDPGothic"/>
-          <w:color w:val="404040"/>
-          <w:sz w:val="18"/>
-          <w:szCs w:val="18"/>
-        </w:rPr>
-        <w:t xml:space="preserve">\&gt;</w:t>
-      </w:r>
-    </w:p>
-    <w:p>
-      <w:pPr>
-        <w:spacing w:before="100" w:after="100"/>
-      </w:pPr>
-      <w:r>
-        <w:rPr>
-          <w:rFonts w:ascii="BIZ UDPGothic" w:cs="BIZ UDPGothic" w:eastAsia="BIZ UDPGothic" w:hAnsi="BIZ UDPGothic"/>
-          <w:color w:val="404040"/>
-          <w:sz w:val="18"/>
-          <w:szCs w:val="18"/>
-        </w:rPr>
-        <w:t xml:space="preserve">\&gt; \--region ap-northeast-1</w:t>
-      </w:r>
-    </w:p>
-    <w:p>
-      <w:pPr>
-        <w:spacing w:before="100" w:after="100"/>
-      </w:pPr>
-      <w:r>
-        <w:rPr>
-          <w:rFonts w:ascii="BIZ UDPGothic" w:cs="BIZ UDPGothic" w:eastAsia="BIZ UDPGothic" w:hAnsi="BIZ UDPGothic"/>
-          <w:color w:val="404040"/>
-          <w:sz w:val="18"/>
-          <w:szCs w:val="18"/>
-        </w:rPr>
-        <w:t xml:space="preserve">\&gt;</w:t>
-      </w:r>
-    </w:p>
-    <w:p>
-      <w:pPr>
-        <w:spacing w:before="100" w:after="100"/>
-      </w:pPr>
-      <w:r>
-        <w:rPr>
-          <w:rFonts w:ascii="BIZ UDPGothic" w:cs="BIZ UDPGothic" w:eastAsia="BIZ UDPGothic" w:hAnsi="BIZ UDPGothic"/>
-          <w:color w:val="404040"/>
-          <w:sz w:val="18"/>
-          <w:szCs w:val="18"/>
-        </w:rPr>
-        <w:t xml:space="preserve">\&gt; \--function-name ksm-posprd-lmd-function-create-file-end-for-night</w:t>
-      </w:r>
-    </w:p>
-    <w:p>
-      <w:pPr>
-        <w:spacing w:before="100" w:after="100"/>
-      </w:pPr>
-      <w:r>
-        <w:rPr>
-          <w:rFonts w:ascii="BIZ UDPGothic" w:cs="BIZ UDPGothic" w:eastAsia="BIZ UDPGothic" w:hAnsi="BIZ UDPGothic"/>
-          <w:color w:val="404040"/>
-          <w:sz w:val="18"/>
-          <w:szCs w:val="18"/>
-        </w:rPr>
-        <w:t xml:space="preserve">\&gt;</w:t>
-      </w:r>
-    </w:p>
-    <w:p>
-      <w:pPr>
-        <w:spacing w:before="100" w:after="100"/>
-      </w:pPr>
-      <w:r>
-        <w:rPr>
-          <w:rFonts w:ascii="BIZ UDPGothic" w:cs="BIZ UDPGothic" w:eastAsia="BIZ UDPGothic" w:hAnsi="BIZ UDPGothic"/>
-          <w:color w:val="404040"/>
-          <w:sz w:val="18"/>
-          <w:szCs w:val="18"/>
-        </w:rPr>
-        <w:t xml:space="preserve">\&gt; \--query \'Environment.Variables\' \--output table</w:t>
-      </w:r>
-    </w:p>
-    <w:p>
-      <w:pPr>
-        <w:spacing w:before="100" w:after="100"/>
-      </w:pPr>
-      <w:r>
-        <w:rPr>
-          <w:rFonts w:ascii="BIZ UDPGothic" w:cs="BIZ UDPGothic" w:eastAsia="BIZ UDPGothic" w:hAnsi="BIZ UDPGothic"/>
-          <w:b/>
-          <w:bCs/>
-          <w:color w:val="C8102E"/>
-          <w:sz w:val="20"/>
-          <w:szCs w:val="20"/>
-        </w:rPr>
-        <w:t xml:space="preserve">■ 実施タイミング / Thời điểm thực hiện</w:t>
-      </w:r>
-    </w:p>
-    <w:p>
-      <w:pPr>
-        <w:spacing w:before="100" w:after="100"/>
-      </w:pPr>
-      <w:r>
-        <w:rPr>
-          <w:rFonts w:ascii="BIZ UDPGothic" w:cs="BIZ UDPGothic" w:eastAsia="BIZ UDPGothic" w:hAnsi="BIZ UDPGothic"/>
-          <w:color w:val="404040"/>
-          <w:sz w:val="18"/>
-          <w:szCs w:val="18"/>
-        </w:rPr>
-        <w:t xml:space="preserve">khuyến nghị                     平日昼間 */ Ban ngày ngày thường*</w:t>
-      </w:r>
-    </w:p>
-    <w:p>
-      <w:pPr>
-        <w:spacing w:before="100" w:after="100"/>
-      </w:pPr>
-      <w:r>
-        <w:rPr>
-          <w:rFonts w:ascii="BIZ UDPGothic" w:cs="BIZ UDPGothic" w:eastAsia="BIZ UDPGothic" w:hAnsi="BIZ UDPGothic"/>
-          <w:color w:val="404040"/>
-          <w:sz w:val="18"/>
-          <w:szCs w:val="18"/>
-        </w:rPr>
-        <w:t xml:space="preserve">ケジュール chạy                     EventBridge: cron(30 20 \* \* ? \*) = JST 05:30</w:t>
-      </w:r>
-    </w:p>
-    <w:p>
-      <w:pPr>
-        <w:spacing w:before="100" w:after="100"/>
-      </w:pPr>
-      <w:r>
-        <w:rPr>
-          <w:rFonts w:ascii="BIZ UDPGothic" w:cs="BIZ UDPGothic" w:eastAsia="BIZ UDPGothic" w:hAnsi="BIZ UDPGothic"/>
-          <w:color w:val="404040"/>
-          <w:sz w:val="18"/>
-          <w:szCs w:val="18"/>
-        </w:rPr>
-        <w:t xml:space="preserve">毎日 / Mỗi ngày lúc JST 05:30</w:t>
-      </w:r>
-    </w:p>
-    <w:p>
-      <w:pPr>
-        <w:spacing w:before="100" w:after="100"/>
-      </w:pPr>
-      <w:r>
-        <w:rPr>
-          <w:rFonts w:ascii="BIZ UDPGothic" w:cs="BIZ UDPGothic" w:eastAsia="BIZ UDPGothic" w:hAnsi="BIZ UDPGothic"/>
-          <w:color w:val="404040"/>
-          <w:sz w:val="18"/>
-          <w:szCs w:val="18"/>
-        </w:rPr>
-        <w:t xml:space="preserve">ảnh hưởng                           本関数のみ。他Lambda・アプリへの影響なし / Chỉ hàm</w:t>
-      </w:r>
-    </w:p>
-    <w:p>
-      <w:pPr>
-        <w:spacing w:before="100" w:after="100"/>
-      </w:pPr>
-      <w:r>
-        <w:rPr>
-          <w:rFonts w:ascii="BIZ UDPGothic" w:cs="BIZ UDPGothic" w:eastAsia="BIZ UDPGothic" w:hAnsi="BIZ UDPGothic"/>
-          <w:color w:val="404040"/>
-          <w:sz w:val="18"/>
-          <w:szCs w:val="18"/>
-        </w:rPr>
-        <w:t xml:space="preserve">này. Không ảnh hưởng Lambda khác và ứng dụng</w:t>
-      </w:r>
-    </w:p>
-    <w:p>
-      <w:pPr>
-        <w:spacing w:before="100" w:after="100"/>
-      </w:pPr>
-      <w:r>
-        <w:rPr>
-          <w:rFonts w:ascii="BIZ UDPGothic" w:cs="BIZ UDPGothic" w:eastAsia="BIZ UDPGothic" w:hAnsi="BIZ UDPGothic"/>
-          <w:color w:val="404040"/>
-          <w:sz w:val="18"/>
-          <w:szCs w:val="18"/>
-        </w:rPr>
-        <w:t xml:space="preserve">ールバック Rollback                 変更</w:t>
-      </w:r>
-    </w:p>
-    <w:p>
-      <w:pPr>
-        <w:spacing w:before="100" w:after="100"/>
-      </w:pPr>
-      <w:r>
-        <w:rPr>
-          <w:rFonts w:ascii="BIZ UDPGothic" w:cs="BIZ UDPGothic" w:eastAsia="BIZ UDPGothic" w:hAnsi="BIZ UDPGothic"/>
-          <w:color w:val="404040"/>
-          <w:sz w:val="18"/>
-          <w:szCs w:val="18"/>
-        </w:rPr>
-        <w:t xml:space="preserve">前の値（prd/Replica_Kasumi）に戻すだけで即時復旧可能 /</w:t>
-      </w:r>
-    </w:p>
-    <w:p>
-      <w:pPr>
-        <w:spacing w:before="100" w:after="100"/>
-      </w:pPr>
-      <w:r>
-        <w:rPr>
-          <w:rFonts w:ascii="BIZ UDPGothic" w:cs="BIZ UDPGothic" w:eastAsia="BIZ UDPGothic" w:hAnsi="BIZ UDPGothic"/>
-          <w:color w:val="404040"/>
-          <w:sz w:val="18"/>
-          <w:szCs w:val="18"/>
-        </w:rPr>
-        <w:t xml:space="preserve">Khôi phục ngay bằng cách đổi lại giá trị cũ</w:t>
-      </w:r>
-    </w:p>
-    <w:p>
-      <w:pPr>
-        <w:spacing w:before="100" w:after="100"/>
-      </w:pPr>
-      <w:r>
-        <w:rPr>
-          <w:rFonts w:ascii="BIZ UDPGothic" w:cs="BIZ UDPGothic" w:eastAsia="BIZ UDPGothic" w:hAnsi="BIZ UDPGothic"/>
-          <w:color w:val="404040"/>
-          <w:sz w:val="18"/>
-          <w:szCs w:val="18"/>
-        </w:rPr>
-        <w:t xml:space="preserve">(prd/Replica_Kasumi)</w:t>
-      </w:r>
-    </w:p>
-    <w:p>
-      <w:pPr>
-        <w:spacing w:before="100" w:after="100"/>
-      </w:pPr>
-      <w:r>
-        <w:rPr>
-          <w:rFonts w:ascii="BIZ UDPGothic" w:cs="BIZ UDPGothic" w:eastAsia="BIZ UDPGothic" w:hAnsi="BIZ UDPGothic"/>
-          <w:b/>
-          <w:bCs/>
-          <w:color w:val="C8102E"/>
-          <w:sz w:val="20"/>
-          <w:szCs w:val="20"/>
-        </w:rPr>
-        <w:t xml:space="preserve">■ 変更後の効果 / Hiệu quả sau thay đổi</w:t>
-      </w:r>
-    </w:p>
-    <w:p>
-      <w:pPr>
-        <w:spacing w:before="100" w:after="100"/>
-      </w:pPr>
-      <w:r>
-        <w:rPr>
-          <w:rFonts w:ascii="BIZ UDPGothic" w:cs="BIZ UDPGothic" w:eastAsia="BIZ UDPGothic" w:hAnsi="BIZ UDPGothic"/>
-          <w:color w:val="404040"/>
-          <w:sz w:val="18"/>
-          <w:szCs w:val="18"/>
-        </w:rPr>
-        <w:t xml:space="preserve">変更前: create-file-end-for-night → prd/Replica_Kasumi → Writer →</w:t>
-      </w:r>
-    </w:p>
-    <w:p>
-      <w:pPr>
-        <w:spacing w:before="100" w:after="100"/>
-      </w:pPr>
-      <w:r>
-        <w:rPr>
-          <w:rFonts w:ascii="BIZ UDPGothic" w:cs="BIZ UDPGothic" w:eastAsia="BIZ UDPGothic" w:hAnsi="BIZ UDPGothic"/>
-          <w:color w:val="404040"/>
-          <w:sz w:val="18"/>
-          <w:szCs w:val="18"/>
-        </w:rPr>
-        <w:t xml:space="preserve">instance-1</w:t>
-      </w:r>
-    </w:p>
-    <w:p>
-      <w:pPr>
-        <w:spacing w:before="100" w:after="100"/>
-      </w:pPr>
-      <w:r>
-        <w:rPr>
-          <w:rFonts w:ascii="BIZ UDPGothic" w:cs="BIZ UDPGothic" w:eastAsia="BIZ UDPGothic" w:hAnsi="BIZ UDPGothic"/>
-          <w:color w:val="404040"/>
-          <w:sz w:val="18"/>
-          <w:szCs w:val="18"/>
-        </w:rPr>
-        <w:t xml:space="preserve">変更後: create-file-end-for-night → prd/Replica_Kasumi_RO → Reader →</w:t>
-      </w:r>
-    </w:p>
-    <w:p>
-      <w:pPr>
-        <w:spacing w:before="100" w:after="100"/>
-      </w:pPr>
-      <w:r>
-        <w:rPr>
-          <w:rFonts w:ascii="BIZ UDPGothic" w:cs="BIZ UDPGothic" w:eastAsia="BIZ UDPGothic" w:hAnsi="BIZ UDPGothic"/>
-          <w:color w:val="404040"/>
-          <w:sz w:val="18"/>
-          <w:szCs w:val="18"/>
-        </w:rPr>
-        <w:t xml:space="preserve">instance-2</w:t>
-      </w:r>
-    </w:p>
-    <w:p>
-      <w:pPr>
-        <w:spacing w:before="100" w:after="100"/>
-      </w:pPr>
-      <w:r>
-        <w:rPr>
-          <w:rFonts w:ascii="BIZ UDPGothic" w:cs="BIZ UDPGothic" w:eastAsia="BIZ UDPGothic" w:hAnsi="BIZ UDPGothic"/>
-          <w:color w:val="404040"/>
-          <w:sz w:val="18"/>
-          <w:szCs w:val="18"/>
-        </w:rPr>
-        <w:t xml:space="preserve">/ Trước: create-file-end-for-night → prd/Replica_Kasumi → Writer →</w:t>
-      </w:r>
-    </w:p>
-    <w:p>
-      <w:pPr>
-        <w:spacing w:before="100" w:after="100"/>
-      </w:pPr>
-      <w:r>
-        <w:rPr>
-          <w:rFonts w:ascii="BIZ UDPGothic" w:cs="BIZ UDPGothic" w:eastAsia="BIZ UDPGothic" w:hAnsi="BIZ UDPGothic"/>
-          <w:color w:val="404040"/>
-          <w:sz w:val="18"/>
-          <w:szCs w:val="18"/>
-        </w:rPr>
-        <w:t xml:space="preserve">instance-1</w:t>
-      </w:r>
-    </w:p>
-    <w:p>
-      <w:pPr>
-        <w:spacing w:before="100" w:after="100"/>
-      </w:pPr>
-      <w:r>
-        <w:rPr>
-          <w:rFonts w:ascii="BIZ UDPGothic" w:cs="BIZ UDPGothic" w:eastAsia="BIZ UDPGothic" w:hAnsi="BIZ UDPGothic"/>
-          <w:color w:val="404040"/>
-          <w:sz w:val="18"/>
-          <w:szCs w:val="18"/>
-        </w:rPr>
-        <w:t xml:space="preserve">/ Sau: create-file-end-for-night → prd/Replica_Kasumi_RO → Reader →</w:t>
-      </w:r>
-    </w:p>
-    <w:p>
-      <w:pPr>
-        <w:spacing w:before="100" w:after="100"/>
-      </w:pPr>
-      <w:r>
-        <w:rPr>
-          <w:rFonts w:ascii="BIZ UDPGothic" w:cs="BIZ UDPGothic" w:eastAsia="BIZ UDPGothic" w:hAnsi="BIZ UDPGothic"/>
-          <w:color w:val="404040"/>
-          <w:sz w:val="18"/>
-          <w:szCs w:val="18"/>
-        </w:rPr>
-        <w:t xml:space="preserve">instance-2</w:t>
-      </w:r>
-    </w:p>
-    <w:p>
-      <w:pPr>
-        <w:spacing w:before="100" w:after="100"/>
-      </w:pPr>
-      <w:r>
-        <w:rPr>
-          <w:rFonts w:ascii="BIZ UDPGothic" w:cs="BIZ UDPGothic" w:eastAsia="BIZ UDPGothic" w:hAnsi="BIZ UDPGothic"/>
-          <w:b/>
-          <w:bCs/>
-          <w:color w:val="C8102E"/>
-          <w:sz w:val="20"/>
-          <w:szCs w:val="20"/>
-        </w:rPr>
-        <w:t xml:space="preserve">■ Writer/Reader分離の完成形 / Hoàn thiện tách biệt Writer/Reader</w:t>
-      </w:r>
-    </w:p>
-    <w:p>
-      <w:pPr>
-        <w:spacing w:before="100" w:after="100"/>
-      </w:pPr>
-      <w:r>
-        <w:rPr>
-          <w:rFonts w:ascii="BIZ UDPGothic" w:cs="BIZ UDPGothic" w:eastAsia="BIZ UDPGothic" w:hAnsi="BIZ UDPGothic"/>
-          <w:color w:val="404040"/>
-          <w:sz w:val="18"/>
-          <w:szCs w:val="18"/>
-        </w:rPr>
-        <w:t xml:space="preserve">Lambda関数 / Hàm Lambda 操作 / 接続先 / Endpoint 評価 /</w:t>
-      </w:r>
-    </w:p>
-    <w:p>
-      <w:pPr>
-        <w:spacing w:before="100" w:after="100"/>
-      </w:pPr>
-      <w:r>
-        <w:rPr>
-          <w:rFonts w:ascii="BIZ UDPGothic" w:cs="BIZ UDPGothic" w:eastAsia="BIZ UDPGothic" w:hAnsi="BIZ UDPGothic"/>
-          <w:color w:val="404040"/>
-          <w:sz w:val="18"/>
-          <w:szCs w:val="18"/>
-        </w:rPr>
-        <w:t xml:space="preserve">Thao Đánh giá</w:t>
-      </w:r>
-    </w:p>
-    <w:p>
-      <w:pPr>
-        <w:spacing w:before="100" w:after="100"/>
-      </w:pPr>
-      <w:r>
-        <w:rPr>
-          <w:rFonts w:ascii="BIZ UDPGothic" w:cs="BIZ UDPGothic" w:eastAsia="BIZ UDPGothic" w:hAnsi="BIZ UDPGothic"/>
-          <w:color w:val="404040"/>
-          <w:sz w:val="18"/>
-          <w:szCs w:val="18"/>
-        </w:rPr>
-        <w:t xml:space="preserve">tác</w:t>
-      </w:r>
-    </w:p>
-    <w:p>
-      <w:pPr>
-        <w:spacing w:before="100" w:after="100"/>
-      </w:pPr>
-      <w:r>
-        <w:rPr>
-          <w:rFonts w:ascii="BIZ UDPGothic" w:cs="BIZ UDPGothic" w:eastAsia="BIZ UDPGothic" w:hAnsi="BIZ UDPGothic"/>
-          <w:color w:val="404040"/>
-          <w:sz w:val="18"/>
-          <w:szCs w:val="18"/>
-        </w:rPr>
-        <w:t xml:space="preserve">sg-import-data WRITE Writer ✅</w:t>
-      </w:r>
-    </w:p>
-    <w:p>
-      <w:pPr>
-        <w:spacing w:before="100" w:after="100"/>
-      </w:pPr>
-      <w:r>
-        <w:rPr>
-          <w:rFonts w:ascii="BIZ UDPGothic" w:cs="BIZ UDPGothic" w:eastAsia="BIZ UDPGothic" w:hAnsi="BIZ UDPGothic"/>
-          <w:color w:val="404040"/>
-          <w:sz w:val="18"/>
-          <w:szCs w:val="18"/>
-        </w:rPr>
-        <w:t xml:space="preserve">oc-import-data WRITE Writer ✅</w:t>
-      </w:r>
-    </w:p>
-    <w:p>
-      <w:pPr>
-        <w:spacing w:before="100" w:after="100"/>
-      </w:pPr>
-      <w:r>
-        <w:rPr>
-          <w:rFonts w:ascii="BIZ UDPGothic" w:cs="BIZ UDPGothic" w:eastAsia="BIZ UDPGothic" w:hAnsi="BIZ UDPGothic"/>
-          <w:color w:val="404040"/>
-          <w:sz w:val="18"/>
-          <w:szCs w:val="18"/>
-        </w:rPr>
-        <w:t xml:space="preserve">import-pos-master-sh WRITE Writer ✅</w:t>
-      </w:r>
-    </w:p>
-    <w:p>
-      <w:pPr>
-        <w:spacing w:before="100" w:after="100"/>
-      </w:pPr>
-      <w:r>
-        <w:rPr>
-          <w:rFonts w:ascii="BIZ UDPGothic" w:cs="BIZ UDPGothic" w:eastAsia="BIZ UDPGothic" w:hAnsi="BIZ UDPGothic"/>
-          <w:color w:val="404040"/>
-          <w:sz w:val="18"/>
-          <w:szCs w:val="18"/>
-        </w:rPr>
-        <w:t xml:space="preserve">create-file-end-for-night READ Reader（変更後 / Sau thay ✅</w:t>
-      </w:r>
-    </w:p>
-    <w:p>
-      <w:pPr>
-        <w:spacing w:before="100" w:after="100"/>
-      </w:pPr>
-      <w:r>
-        <w:rPr>
-          <w:rFonts w:ascii="BIZ UDPGothic" w:cs="BIZ UDPGothic" w:eastAsia="BIZ UDPGothic" w:hAnsi="BIZ UDPGothic"/>
-          <w:color w:val="404040"/>
-          <w:sz w:val="18"/>
-          <w:szCs w:val="18"/>
-        </w:rPr>
-        <w:t xml:space="preserve">đổi）</w:t>
-      </w:r>
-    </w:p>
-    <w:p>
-      <w:pPr>
-        <w:spacing w:before="100" w:after="100"/>
-      </w:pPr>
-      <w:r>
-        <w:rPr>
-          <w:rFonts w:ascii="BIZ UDPGothic" w:cs="BIZ UDPGothic" w:eastAsia="BIZ UDPGothic" w:hAnsi="BIZ UDPGothic"/>
-          <w:color w:val="404040"/>
-          <w:sz w:val="18"/>
-          <w:szCs w:val="18"/>
-        </w:rPr>
-        <w:t xml:space="preserve">split-csv READ Reader ✅</w:t>
-      </w:r>
-    </w:p>
-    <w:p>
-      <w:pPr>
-        <w:spacing w:before="100" w:after="100"/>
-      </w:pPr>
-      <w:r>
-        <w:rPr>
-          <w:rFonts w:ascii="BIZ UDPGothic" w:cs="BIZ UDPGothic" w:eastAsia="BIZ UDPGothic" w:hAnsi="BIZ UDPGothic"/>
-          <w:color w:val="404040"/>
-          <w:sz w:val="18"/>
-          <w:szCs w:val="18"/>
-        </w:rPr>
-        <w:t xml:space="preserve">p001-import-monitoring READ Reader ✅</w:t>
-      </w:r>
-    </w:p>
-    <w:p>
-      <w:pPr>
-        <w:spacing w:before="100" w:after="100"/>
-      </w:pPr>
-      <w:r>
-        <w:rPr>
-          <w:rFonts w:ascii="BIZ UDPGothic" w:cs="BIZ UDPGothic" w:eastAsia="BIZ UDPGothic" w:hAnsi="BIZ UDPGothic"/>
-          <w:color w:val="404040"/>
-          <w:sz w:val="18"/>
-          <w:szCs w:val="18"/>
-        </w:rPr>
-        <w:t xml:space="preserve">itemmaster-import-monitoring READ Reader ✅</w:t>
-      </w:r>
-    </w:p>
-    <w:p>
-      <w:pPr>
-        <w:spacing w:before="100" w:after="100"/>
-      </w:pPr>
-      <w:r>
-        <w:rPr>
-          <w:rFonts w:ascii="BIZ UDPGothic" w:cs="BIZ UDPGothic" w:eastAsia="BIZ UDPGothic" w:hAnsi="BIZ UDPGothic"/>
-          <w:color w:val="404040"/>
-          <w:sz w:val="18"/>
-          <w:szCs w:val="18"/>
-        </w:rPr>
-        <w:t xml:space="preserve">get-sync-store READ Reader ✅</w:t>
-      </w:r>
-    </w:p>
     <w:p>
       <w:pPr>
         <w:pBdr>
@@ -2861,7 +1694,7 @@
           <w:sz w:val="24"/>
           <w:szCs w:val="24"/>
         </w:rPr>
-        <w:t xml:space="preserve">■ テスト手順・結果</w:t>
+        <w:t xml:space="preserve">■ No.1 LambdaDB接続先変更 /</w:t>
       </w:r>
       <w:r>
         <w:br/>
@@ -2875,373 +1708,3317 @@
           <w:sz w:val="17"/>
           <w:szCs w:val="17"/>
         </w:rPr>
-        <w:t xml:space="preserve">　Quy Trình &amp; Kết Quả Kiểm Thử</w:t>
-      </w:r>
-    </w:p>
-    <w:p>
-      <w:pPr>
-        <w:spacing w:before="100" w:after="100"/>
+        <w:t xml:space="preserve">　Thay</w:t>
+      </w:r>
+    </w:p>
+    <w:p>
+      <w:pPr>
+        <w:pBdr>
+          <w:left w:val="thick" w:color="C8102E" w:sz="20" w:space="6"/>
+        </w:pBdr>
+        <w:spacing w:before="280" w:after="100"/>
       </w:pPr>
       <w:r>
         <w:rPr>
           <w:rFonts w:ascii="BIZ UDPGothic" w:cs="BIZ UDPGothic" w:eastAsia="BIZ UDPGothic" w:hAnsi="BIZ UDPGothic"/>
           <w:b/>
           <w:bCs/>
-          <w:color w:val="404040"/>
-          <w:sz w:val="18"/>
-          <w:szCs w:val="18"/>
-        </w:rPr>
-        <w:t xml:space="preserve">N o .         kiểm thử                         quả mong đợi   / Kết quả</w:t>
-      </w:r>
-    </w:p>
-    <w:p>
-      <w:pPr>
-        <w:spacing w:before="100" w:after="100"/>
-      </w:pPr>
-      <w:r>
-        <w:rPr>
-          <w:rFonts w:ascii="BIZ UDPGothic" w:cs="BIZ UDPGothic" w:eastAsia="BIZ UDPGothic" w:hAnsi="BIZ UDPGothic"/>
-          <w:color w:val="404040"/>
-          <w:sz w:val="18"/>
-          <w:szCs w:val="18"/>
-        </w:rPr>
-        <w:t xml:space="preserve">1                 変更前の環境変数を確認する / Xác     DB_KASUMI=pr</w:t>
-      </w:r>
-    </w:p>
-    <w:p>
-      <w:pPr>
-        <w:spacing w:before="100" w:after="100"/>
-      </w:pPr>
-      <w:r>
-        <w:rPr>
-          <w:rFonts w:ascii="BIZ UDPGothic" w:cs="BIZ UDPGothic" w:eastAsia="BIZ UDPGothic" w:hAnsi="BIZ UDPGothic"/>
-          <w:color w:val="404040"/>
-          <w:sz w:val="18"/>
-          <w:szCs w:val="18"/>
-        </w:rPr>
-        <w:t xml:space="preserve">nhận biến môi trường trước khi thay  d/Replica_Kasumi</w:t>
-      </w:r>
-    </w:p>
-    <w:p>
-      <w:pPr>
-        <w:spacing w:before="100" w:after="100"/>
-      </w:pPr>
-      <w:r>
-        <w:rPr>
-          <w:rFonts w:ascii="BIZ UDPGothic" w:cs="BIZ UDPGothic" w:eastAsia="BIZ UDPGothic" w:hAnsi="BIZ UDPGothic"/>
-          <w:color w:val="404040"/>
-          <w:sz w:val="18"/>
-          <w:szCs w:val="18"/>
-        </w:rPr>
-        <w:t xml:space="preserve">đổi 手順1のコマンドを実行 / Chạy     であること /</w:t>
-      </w:r>
-    </w:p>
-    <w:p>
-      <w:pPr>
-        <w:spacing w:before="100" w:after="100"/>
-      </w:pPr>
-      <w:r>
-        <w:rPr>
-          <w:rFonts w:ascii="BIZ UDPGothic" w:cs="BIZ UDPGothic" w:eastAsia="BIZ UDPGothic" w:hAnsi="BIZ UDPGothic"/>
-          <w:color w:val="404040"/>
-          <w:sz w:val="18"/>
-          <w:szCs w:val="18"/>
-        </w:rPr>
-        <w:t xml:space="preserve">lệnh bước 1                          DB_KASUMI=pr</w:t>
-      </w:r>
-    </w:p>
-    <w:p>
-      <w:pPr>
-        <w:spacing w:before="100" w:after="100"/>
-      </w:pPr>
-      <w:r>
-        <w:rPr>
-          <w:rFonts w:ascii="BIZ UDPGothic" w:cs="BIZ UDPGothic" w:eastAsia="BIZ UDPGothic" w:hAnsi="BIZ UDPGothic"/>
-          <w:color w:val="404040"/>
-          <w:sz w:val="18"/>
-          <w:szCs w:val="18"/>
-        </w:rPr>
-        <w:t xml:space="preserve">d/Replica_Kasumi</w:t>
-      </w:r>
-    </w:p>
-    <w:p>
-      <w:pPr>
-        <w:spacing w:before="100" w:after="100"/>
-      </w:pPr>
-      <w:r>
-        <w:rPr>
-          <w:rFonts w:ascii="BIZ UDPGothic" w:cs="BIZ UDPGothic" w:eastAsia="BIZ UDPGothic" w:hAnsi="BIZ UDPGothic"/>
-          <w:color w:val="404040"/>
-          <w:sz w:val="18"/>
-          <w:szCs w:val="18"/>
-        </w:rPr>
-        <w:t xml:space="preserve">2                 環境変数を変更する / Thay đổi biến   コマンドが正</w:t>
-      </w:r>
-    </w:p>
-    <w:p>
-      <w:pPr>
-        <w:spacing w:before="100" w:after="100"/>
-      </w:pPr>
-      <w:r>
-        <w:rPr>
-          <w:rFonts w:ascii="BIZ UDPGothic" w:cs="BIZ UDPGothic" w:eastAsia="BIZ UDPGothic" w:hAnsi="BIZ UDPGothic"/>
-          <w:color w:val="404040"/>
-          <w:sz w:val="18"/>
-          <w:szCs w:val="18"/>
-        </w:rPr>
-        <w:t xml:space="preserve">môi trường 手順2のコマンドを実行 /   常に完了すること /</w:t>
-      </w:r>
-    </w:p>
-    <w:p>
-      <w:pPr>
-        <w:spacing w:before="100" w:after="100"/>
-      </w:pPr>
-      <w:r>
-        <w:rPr>
-          <w:rFonts w:ascii="BIZ UDPGothic" w:cs="BIZ UDPGothic" w:eastAsia="BIZ UDPGothic" w:hAnsi="BIZ UDPGothic"/>
-          <w:color w:val="404040"/>
-          <w:sz w:val="18"/>
-          <w:szCs w:val="18"/>
-        </w:rPr>
-        <w:t xml:space="preserve">Chạy lệnh bước 2                     Lệnh hoàn thành</w:t>
-      </w:r>
-    </w:p>
-    <w:p>
-      <w:pPr>
-        <w:spacing w:before="100" w:after="100"/>
-      </w:pPr>
-      <w:r>
-        <w:rPr>
-          <w:rFonts w:ascii="BIZ UDPGothic" w:cs="BIZ UDPGothic" w:eastAsia="BIZ UDPGothic" w:hAnsi="BIZ UDPGothic"/>
-          <w:color w:val="404040"/>
-          <w:sz w:val="18"/>
-          <w:szCs w:val="18"/>
-        </w:rPr>
-        <w:t xml:space="preserve">bình thường</w:t>
-      </w:r>
-    </w:p>
-    <w:p>
-      <w:pPr>
-        <w:spacing w:before="100" w:after="100"/>
-      </w:pPr>
-      <w:r>
-        <w:rPr>
-          <w:rFonts w:ascii="BIZ UDPGothic" w:cs="BIZ UDPGothic" w:eastAsia="BIZ UDPGothic" w:hAnsi="BIZ UDPGothic"/>
-          <w:color w:val="404040"/>
-          <w:sz w:val="18"/>
-          <w:szCs w:val="18"/>
-        </w:rPr>
-        <w:t xml:space="preserve">3                 変更後の環境変数を確認する / Xác     DB_KASUMI=prd/R</w:t>
-      </w:r>
-    </w:p>
-    <w:p>
-      <w:pPr>
-        <w:spacing w:before="100" w:after="100"/>
-      </w:pPr>
-      <w:r>
-        <w:rPr>
-          <w:rFonts w:ascii="BIZ UDPGothic" w:cs="BIZ UDPGothic" w:eastAsia="BIZ UDPGothic" w:hAnsi="BIZ UDPGothic"/>
-          <w:color w:val="404040"/>
-          <w:sz w:val="18"/>
-          <w:szCs w:val="18"/>
-        </w:rPr>
-        <w:t xml:space="preserve">nhận biến môi trường sau thay đổi    eplica_Kasumi_RO</w:t>
-      </w:r>
-    </w:p>
-    <w:p>
-      <w:pPr>
-        <w:spacing w:before="100" w:after="100"/>
-      </w:pPr>
-      <w:r>
-        <w:rPr>
-          <w:rFonts w:ascii="BIZ UDPGothic" w:cs="BIZ UDPGothic" w:eastAsia="BIZ UDPGothic" w:hAnsi="BIZ UDPGothic"/>
-          <w:color w:val="404040"/>
-          <w:sz w:val="18"/>
-          <w:szCs w:val="18"/>
-        </w:rPr>
-        <w:t xml:space="preserve">手順3のコマンドを実行 / Chạy lệnh    であること /</w:t>
-      </w:r>
-    </w:p>
-    <w:p>
-      <w:pPr>
-        <w:spacing w:before="100" w:after="100"/>
-      </w:pPr>
-      <w:r>
-        <w:rPr>
-          <w:rFonts w:ascii="BIZ UDPGothic" w:cs="BIZ UDPGothic" w:eastAsia="BIZ UDPGothic" w:hAnsi="BIZ UDPGothic"/>
-          <w:color w:val="404040"/>
-          <w:sz w:val="18"/>
-          <w:szCs w:val="18"/>
-        </w:rPr>
-        <w:t xml:space="preserve">bước 3                               DB_KASUMI=prd/R</w:t>
-      </w:r>
-    </w:p>
-    <w:p>
-      <w:pPr>
-        <w:spacing w:before="100" w:after="100"/>
-      </w:pPr>
-      <w:r>
-        <w:rPr>
-          <w:rFonts w:ascii="BIZ UDPGothic" w:cs="BIZ UDPGothic" w:eastAsia="BIZ UDPGothic" w:hAnsi="BIZ UDPGothic"/>
-          <w:color w:val="404040"/>
-          <w:sz w:val="18"/>
-          <w:szCs w:val="18"/>
-        </w:rPr>
-        <w:t xml:space="preserve">eplica_Kasumi_RO</w:t>
-      </w:r>
-    </w:p>
-    <w:p>
-      <w:pPr>
-        <w:spacing w:before="100" w:after="100"/>
-      </w:pPr>
-      <w:r>
-        <w:rPr>
-          <w:rFonts w:ascii="BIZ UDPGothic" w:cs="BIZ UDPGothic" w:eastAsia="BIZ UDPGothic" w:hAnsi="BIZ UDPGothic"/>
-          <w:color w:val="404040"/>
-          <w:sz w:val="18"/>
-          <w:szCs w:val="18"/>
-        </w:rPr>
-        <w:t xml:space="preserve">4                 翌朝 JST                             「✅ Connected to</w:t>
-      </w:r>
-    </w:p>
-    <w:p>
-      <w:pPr>
-        <w:spacing w:before="100" w:after="100"/>
-      </w:pPr>
-      <w:r>
-        <w:rPr>
-          <w:rFonts w:ascii="BIZ UDPGothic" w:cs="BIZ UDPGothic" w:eastAsia="BIZ UDPGothic" w:hAnsi="BIZ UDPGothic"/>
-          <w:color w:val="404040"/>
-          <w:sz w:val="18"/>
-          <w:szCs w:val="18"/>
-        </w:rPr>
-        <w:t xml:space="preserve">05:30以降のCloudWatchログを確認 /    DB!」</w:t>
-      </w:r>
-    </w:p>
-    <w:p>
-      <w:pPr>
-        <w:spacing w:before="100" w:after="100"/>
-      </w:pPr>
-      <w:r>
-        <w:rPr>
-          <w:rFonts w:ascii="BIZ UDPGothic" w:cs="BIZ UDPGothic" w:eastAsia="BIZ UDPGothic" w:hAnsi="BIZ UDPGothic"/>
-          <w:color w:val="404040"/>
-          <w:sz w:val="18"/>
-          <w:szCs w:val="18"/>
-        </w:rPr>
-        <w:t xml:space="preserve">Xác nhận CloudWatch log sau JST      が出力されること /</w:t>
-      </w:r>
-    </w:p>
-    <w:p>
-      <w:pPr>
-        <w:spacing w:before="100" w:after="100"/>
-      </w:pPr>
-      <w:r>
-        <w:rPr>
-          <w:rFonts w:ascii="BIZ UDPGothic" w:cs="BIZ UDPGothic" w:eastAsia="BIZ UDPGothic" w:hAnsi="BIZ UDPGothic"/>
-          <w:color w:val="404040"/>
-          <w:sz w:val="18"/>
-          <w:szCs w:val="18"/>
-        </w:rPr>
-        <w:t xml:space="preserve">05:30 sáng hôm sau                   Xuất hiện「✅</w:t>
-      </w:r>
-    </w:p>
-    <w:p>
-      <w:pPr>
-        <w:spacing w:before="100" w:after="100"/>
-      </w:pPr>
-      <w:r>
-        <w:rPr>
-          <w:rFonts w:ascii="BIZ UDPGothic" w:cs="BIZ UDPGothic" w:eastAsia="BIZ UDPGothic" w:hAnsi="BIZ UDPGothic"/>
-          <w:color w:val="404040"/>
-          <w:sz w:val="18"/>
-          <w:szCs w:val="18"/>
-        </w:rPr>
-        <w:t xml:space="preserve">Connected to DB!」</w:t>
-      </w:r>
-    </w:p>
-    <w:p>
-      <w:pPr>
-        <w:spacing w:before="100" w:after="100"/>
-      </w:pPr>
-      <w:r>
-        <w:rPr>
-          <w:rFonts w:ascii="BIZ UDPGothic" w:cs="BIZ UDPGothic" w:eastAsia="BIZ UDPGothic" w:hAnsi="BIZ UDPGothic"/>
-          <w:color w:val="404040"/>
-          <w:sz w:val="18"/>
-          <w:szCs w:val="18"/>
-        </w:rPr>
-        <w:t xml:space="preserve">5                 Readerエンド                         Readerエンドポ</w:t>
-      </w:r>
-    </w:p>
-    <w:p>
-      <w:pPr>
-        <w:spacing w:before="100" w:after="100"/>
-      </w:pPr>
-      <w:r>
-        <w:rPr>
-          <w:rFonts w:ascii="BIZ UDPGothic" w:cs="BIZ UDPGothic" w:eastAsia="BIZ UDPGothic" w:hAnsi="BIZ UDPGothic"/>
-          <w:color w:val="404040"/>
-          <w:sz w:val="18"/>
-          <w:szCs w:val="18"/>
-        </w:rPr>
-        <w:t xml:space="preserve">ポイントに接続されていることを確認 / イントのホスト名</w:t>
-      </w:r>
-    </w:p>
-    <w:p>
-      <w:pPr>
-        <w:spacing w:before="100" w:after="100"/>
-      </w:pPr>
-      <w:r>
-        <w:rPr>
-          <w:rFonts w:ascii="BIZ UDPGothic" w:cs="BIZ UDPGothic" w:eastAsia="BIZ UDPGothic" w:hAnsi="BIZ UDPGothic"/>
-          <w:color w:val="404040"/>
-          <w:sz w:val="18"/>
-          <w:szCs w:val="18"/>
-        </w:rPr>
-        <w:t xml:space="preserve">Xác nhận kết nối đến Reader endpoint が表示されること /</w:t>
-      </w:r>
-    </w:p>
-    <w:p>
-      <w:pPr>
-        <w:spacing w:before="100" w:after="100"/>
-      </w:pPr>
-      <w:r>
-        <w:rPr>
-          <w:rFonts w:ascii="BIZ UDPGothic" w:cs="BIZ UDPGothic" w:eastAsia="BIZ UDPGothic" w:hAnsi="BIZ UDPGothic"/>
-          <w:color w:val="404040"/>
-          <w:sz w:val="18"/>
-          <w:szCs w:val="18"/>
-        </w:rPr>
-        <w:t xml:space="preserve">Hiển thị hostname</w:t>
-      </w:r>
-    </w:p>
-    <w:p>
-      <w:pPr>
-        <w:spacing w:before="100" w:after="100"/>
-      </w:pPr>
-      <w:r>
-        <w:rPr>
-          <w:rFonts w:ascii="BIZ UDPGothic" w:cs="BIZ UDPGothic" w:eastAsia="BIZ UDPGothic" w:hAnsi="BIZ UDPGothic"/>
-          <w:color w:val="404040"/>
-          <w:sz w:val="18"/>
-          <w:szCs w:val="18"/>
-        </w:rPr>
-        <w:t xml:space="preserve">của Reader</w:t>
-      </w:r>
-    </w:p>
-    <w:p>
-      <w:pPr>
-        <w:spacing w:before="100" w:after="100"/>
-      </w:pPr>
-      <w:r>
-        <w:rPr>
-          <w:rFonts w:ascii="BIZ UDPGothic" w:cs="BIZ UDPGothic" w:eastAsia="BIZ UDPGothic" w:hAnsi="BIZ UDPGothic"/>
-          <w:color w:val="404040"/>
-          <w:sz w:val="18"/>
-          <w:szCs w:val="18"/>
-        </w:rPr>
-        <w:t xml:space="preserve">endpoint</w:t>
+          <w:color w:val="C8102E"/>
+          <w:sz w:val="24"/>
+          <w:szCs w:val="24"/>
+        </w:rPr>
+        <w:t xml:space="preserve">■ 概要 /</w:t>
+      </w:r>
+      <w:r>
+        <w:br/>
+      </w:r>
+      <w:r>
+        <w:rPr>
+          <w:rFonts w:ascii="BIZ UDPGothic" w:cs="BIZ UDPGothic" w:eastAsia="BIZ UDPGothic" w:hAnsi="BIZ UDPGothic"/>
+          <w:i/>
+          <w:iCs/>
+          <w:color w:val="AA3344"/>
+          <w:sz w:val="17"/>
+          <w:szCs w:val="17"/>
+        </w:rPr>
+        <w:t xml:space="preserve">　Tổng</w:t>
+      </w:r>
+    </w:p>
+    <w:p>
+      <w:pPr>
+        <w:spacing w:before="100" w:after="100"/>
+      </w:pPr>
+      <w:r>
+        <w:rPr>
+          <w:rFonts w:ascii="BIZ UDPGothic" w:cs="BIZ UDPGothic" w:eastAsia="BIZ UDPGothic" w:hAnsi="BIZ UDPGothic"/>
+          <w:color w:val="404040"/>
+          <w:sz w:val="18"/>
+          <w:szCs w:val="18"/>
+        </w:rPr>
+        <w:t xml:space="preserve">Lambda関数 ksm-posprd-lmd-function-create-file-end-for-night</w:t>
+      </w:r>
+    </w:p>
+    <w:p>
+      <w:pPr>
+        <w:spacing w:before="100" w:after="100"/>
+      </w:pPr>
+      <w:r>
+        <w:rPr>
+          <w:rFonts w:ascii="BIZ UDPGothic" w:cs="BIZ UDPGothic" w:eastAsia="BIZ UDPGothic" w:hAnsi="BIZ UDPGothic"/>
+          <w:color w:val="404040"/>
+          <w:sz w:val="18"/>
+          <w:szCs w:val="18"/>
+        </w:rPr>
+        <w:t xml:space="preserve">のDB接続先をWriterエンドポイントからReaderエンドポイントに変更する。</w:t>
+      </w:r>
+    </w:p>
+    <w:p>
+      <w:pPr>
+        <w:spacing w:before="100" w:after="100"/>
+      </w:pPr>
+      <w:r>
+        <w:rPr>
+          <w:rFonts w:ascii="BIZ UDPGothic" w:cs="BIZ UDPGothic" w:eastAsia="BIZ UDPGothic" w:hAnsi="BIZ UDPGothic"/>
+          <w:color w:val="404040"/>
+          <w:sz w:val="18"/>
+          <w:szCs w:val="18"/>
+        </w:rPr>
+        <w:t xml:space="preserve">Thay đổi điểm kết nối DB của Lambda function</w:t>
+      </w:r>
+    </w:p>
+    <w:p>
+      <w:pPr>
+        <w:spacing w:before="100" w:after="100"/>
+      </w:pPr>
+      <w:r>
+        <w:rPr>
+          <w:rFonts w:ascii="BIZ UDPGothic" w:cs="BIZ UDPGothic" w:eastAsia="BIZ UDPGothic" w:hAnsi="BIZ UDPGothic"/>
+          <w:color w:val="404040"/>
+          <w:sz w:val="18"/>
+          <w:szCs w:val="18"/>
+        </w:rPr>
+        <w:t xml:space="preserve">ksm-posprd-lmd-function-create-file-end-for-night từ Writer endpoint</w:t>
+      </w:r>
+    </w:p>
+    <w:p>
+      <w:pPr>
+        <w:spacing w:before="100" w:after="100"/>
+      </w:pPr>
+      <w:r>
+        <w:rPr>
+          <w:rFonts w:ascii="BIZ UDPGothic" w:cs="BIZ UDPGothic" w:eastAsia="BIZ UDPGothic" w:hAnsi="BIZ UDPGothic"/>
+          <w:color w:val="404040"/>
+          <w:sz w:val="18"/>
+          <w:szCs w:val="18"/>
+        </w:rPr>
+        <w:t xml:space="preserve">sang Reader endpoint.</w:t>
+      </w:r>
+    </w:p>
+    <w:p>
+      <w:pPr>
+        <w:pBdr>
+          <w:left w:val="thick" w:color="C8102E" w:sz="20" w:space="6"/>
+        </w:pBdr>
+        <w:spacing w:before="280" w:after="100"/>
+      </w:pPr>
+      <w:r>
+        <w:rPr>
+          <w:rFonts w:ascii="BIZ UDPGothic" w:cs="BIZ UDPGothic" w:eastAsia="BIZ UDPGothic" w:hAnsi="BIZ UDPGothic"/>
+          <w:b/>
+          <w:bCs/>
+          <w:color w:val="C8102E"/>
+          <w:sz w:val="24"/>
+          <w:szCs w:val="24"/>
+        </w:rPr>
+        <w:t xml:space="preserve">■ 変更理由 / Lý do thay đổi</w:t>
+      </w:r>
+      <w:r>
+        <w:br/>
+      </w:r>
+      <w:r>
+        <w:rPr>
+          <w:rFonts w:ascii="BIZ UDPGothic" w:cs="BIZ UDPGothic" w:eastAsia="BIZ UDPGothic" w:hAnsi="BIZ UDPGothic"/>
+          <w:i/>
+          <w:iCs/>
+          <w:color w:val="AA3344"/>
+          <w:sz w:val="17"/>
+          <w:szCs w:val="17"/>
+        </w:rPr>
+        <w:t xml:space="preserve">　</w:t>
+      </w:r>
+    </w:p>
+    <w:p>
+      <w:pPr>
+        <w:spacing w:before="100" w:after="100"/>
+      </w:pPr>
+      <w:r>
+        <w:rPr>
+          <w:rFonts w:ascii="BIZ UDPGothic" w:cs="BIZ UDPGothic" w:eastAsia="BIZ UDPGothic" w:hAnsi="BIZ UDPGothic"/>
+          <w:color w:val="404040"/>
+          <w:sz w:val="18"/>
+          <w:szCs w:val="18"/>
+        </w:rPr>
+        <w:t xml:space="preserve">CloudWatchログ（2026-03-07実行分）より、本関数の処理はDB SELECT</w:t>
+      </w:r>
+    </w:p>
+    <w:p>
+      <w:pPr>
+        <w:spacing w:before="100" w:after="100"/>
+      </w:pPr>
+      <w:r>
+        <w:rPr>
+          <w:rFonts w:ascii="BIZ UDPGothic" w:cs="BIZ UDPGothic" w:eastAsia="BIZ UDPGothic" w:hAnsi="BIZ UDPGothic"/>
+          <w:color w:val="404040"/>
+          <w:sz w:val="18"/>
+          <w:szCs w:val="18"/>
+        </w:rPr>
+        <w:t xml:space="preserve">のみ（INSERT/UPDATE/DELETE なし）であることを確認。</w:t>
+      </w:r>
+    </w:p>
+    <w:p>
+      <w:pPr>
+        <w:spacing w:before="100" w:after="100"/>
+      </w:pPr>
+      <w:r>
+        <w:rPr>
+          <w:rFonts w:ascii="BIZ UDPGothic" w:cs="BIZ UDPGothic" w:eastAsia="BIZ UDPGothic" w:hAnsi="BIZ UDPGothic"/>
+          <w:color w:val="404040"/>
+          <w:sz w:val="18"/>
+          <w:szCs w:val="18"/>
+        </w:rPr>
+        <w:t xml:space="preserve">Từ CloudWatch log (lần chạy 2026-03-07), xác nhận rằng hàm này chỉ thực</w:t>
+      </w:r>
+    </w:p>
+    <w:p>
+      <w:pPr>
+        <w:spacing w:before="100" w:after="100"/>
+      </w:pPr>
+      <w:r>
+        <w:rPr>
+          <w:rFonts w:ascii="BIZ UDPGothic" w:cs="BIZ UDPGothic" w:eastAsia="BIZ UDPGothic" w:hAnsi="BIZ UDPGothic"/>
+          <w:color w:val="404040"/>
+          <w:sz w:val="18"/>
+          <w:szCs w:val="18"/>
+        </w:rPr>
+        <w:t xml:space="preserve">hiện SELECT DB (không có INSERT/UPDATE/DELETE).</w:t>
+      </w:r>
+    </w:p>
+    <w:p>
+      <w:pPr>
+        <w:spacing w:before="100" w:after="100"/>
+      </w:pPr>
+      <w:r>
+        <w:rPr>
+          <w:rFonts w:ascii="BIZ UDPGothic" w:cs="BIZ UDPGothic" w:eastAsia="BIZ UDPGothic" w:hAnsi="BIZ UDPGothic"/>
+          <w:color w:val="404040"/>
+          <w:sz w:val="18"/>
+          <w:szCs w:val="18"/>
+        </w:rPr>
+        <w:t xml:space="preserve">【STG調査結果</w:t>
+      </w:r>
+      <w:r>
+        <w:br/>
+      </w:r>
+      <w:r>
+        <w:rPr>
+          <w:rFonts w:ascii="BIZ UDPGothic" w:cs="BIZ UDPGothic" w:eastAsia="BIZ UDPGothic" w:hAnsi="BIZ UDPGothic"/>
+          <w:i/>
+          <w:iCs/>
+          <w:color w:val="777777"/>
+          <w:sz w:val="16"/>
+          <w:szCs w:val="16"/>
+        </w:rPr>
+        <w:t xml:space="preserve">/ Kết quả điều tra STG（2026-03-11）】</w:t>
+      </w:r>
+    </w:p>
+    <w:p>
+      <w:pPr>
+        <w:spacing w:before="100" w:after="100"/>
+      </w:pPr>
+      <w:r>
+        <w:rPr>
+          <w:rFonts w:ascii="BIZ UDPGothic" w:cs="BIZ UDPGothic" w:eastAsia="BIZ UDPGothic" w:hAnsi="BIZ UDPGothic"/>
+          <w:color w:val="404040"/>
+          <w:sz w:val="18"/>
+          <w:szCs w:val="18"/>
+        </w:rPr>
+        <w:t xml:space="preserve">STG環境でも同様の問題を確認。stg/Replica_Kasumi が Write Endpoint</w:t>
+      </w:r>
+    </w:p>
+    <w:p>
+      <w:pPr>
+        <w:spacing w:before="100" w:after="100"/>
+      </w:pPr>
+      <w:r>
+        <w:rPr>
+          <w:rFonts w:ascii="BIZ UDPGothic" w:cs="BIZ UDPGothic" w:eastAsia="BIZ UDPGothic" w:hAnsi="BIZ UDPGothic"/>
+          <w:color w:val="404040"/>
+          <w:sz w:val="18"/>
+          <w:szCs w:val="18"/>
+        </w:rPr>
+        <w:t xml:space="preserve">を参照しており、名前と接続先が不一致。</w:t>
+      </w:r>
+    </w:p>
+    <w:p>
+      <w:pPr>
+        <w:spacing w:before="100" w:after="100"/>
+      </w:pPr>
+      <w:r>
+        <w:rPr>
+          <w:rFonts w:ascii="BIZ UDPGothic" w:cs="BIZ UDPGothic" w:eastAsia="BIZ UDPGothic" w:hAnsi="BIZ UDPGothic"/>
+          <w:color w:val="404040"/>
+          <w:sz w:val="18"/>
+          <w:szCs w:val="18"/>
+        </w:rPr>
+        <w:t xml:space="preserve">Môi trường STG cũng có vấn đề tương tự. stg</w:t>
+      </w:r>
+      <w:r>
+        <w:br/>
+      </w:r>
+      <w:r>
+        <w:rPr>
+          <w:rFonts w:ascii="BIZ UDPGothic" w:cs="BIZ UDPGothic" w:eastAsia="BIZ UDPGothic" w:hAnsi="BIZ UDPGothic"/>
+          <w:i/>
+          <w:iCs/>
+          <w:color w:val="777777"/>
+          <w:sz w:val="16"/>
+          <w:szCs w:val="16"/>
+        </w:rPr>
+        <w:t xml:space="preserve">/ Replica_Kasumi đang tham</w:t>
+      </w:r>
+    </w:p>
+    <w:p>
+      <w:pPr>
+        <w:spacing w:before="100" w:after="100"/>
+      </w:pPr>
+      <w:r>
+        <w:rPr>
+          <w:rFonts w:ascii="BIZ UDPGothic" w:cs="BIZ UDPGothic" w:eastAsia="BIZ UDPGothic" w:hAnsi="BIZ UDPGothic"/>
+          <w:color w:val="404040"/>
+          <w:sz w:val="18"/>
+          <w:szCs w:val="18"/>
+        </w:rPr>
+        <w:t xml:space="preserve">chiếu Write Endpoint, không khớp với tên.</w:t>
+      </w:r>
+    </w:p>
+    <w:p>
+      <w:pPr>
+        <w:pBdr>
+          <w:left w:val="thick" w:color="C8102E" w:sz="20" w:space="6"/>
+        </w:pBdr>
+        <w:spacing w:before="280" w:after="100"/>
+      </w:pPr>
+      <w:r>
+        <w:rPr>
+          <w:rFonts w:ascii="BIZ UDPGothic" w:cs="BIZ UDPGothic" w:eastAsia="BIZ UDPGothic" w:hAnsi="BIZ UDPGothic"/>
+          <w:b/>
+          <w:bCs/>
+          <w:color w:val="C8102E"/>
+          <w:sz w:val="24"/>
+          <w:szCs w:val="24"/>
+        </w:rPr>
+        <w:t xml:space="preserve">■ 問題点 / Vấn đề</w:t>
+      </w:r>
+      <w:r>
+        <w:br/>
+      </w:r>
+      <w:r>
+        <w:rPr>
+          <w:rFonts w:ascii="BIZ UDPGothic" w:cs="BIZ UDPGothic" w:eastAsia="BIZ UDPGothic" w:hAnsi="BIZ UDPGothic"/>
+          <w:i/>
+          <w:iCs/>
+          <w:color w:val="AA3344"/>
+          <w:sz w:val="17"/>
+          <w:szCs w:val="17"/>
+        </w:rPr>
+        <w:t xml:space="preserve">　</w:t>
+      </w:r>
+    </w:p>
+    <w:tbl>
+      <w:tblPr>
+        <w:tblW w:type="dxa" w:w="9506"/>
+        <w:tblBorders>
+          <w:top w:val="single" w:color="CCCCCC" w:sz="4"/>
+          <w:left w:val="single" w:color="CCCCCC" w:sz="4"/>
+          <w:bottom w:val="single" w:color="CCCCCC" w:sz="4"/>
+          <w:right w:val="single" w:color="CCCCCC" w:sz="4"/>
+          <w:insideH w:val="single" w:color="auto" w:sz="4"/>
+          <w:insideV w:val="single" w:color="auto" w:sz="4"/>
+        </w:tblBorders>
+      </w:tblPr>
+      <w:tblGrid>
+        <w:gridCol w:w="2376"/>
+        <w:gridCol w:w="2376"/>
+        <w:gridCol w:w="2376"/>
+        <w:gridCol w:w="2378"/>
+      </w:tblGrid>
+      <w:tr>
+        <w:trPr>
+          <w:cantSplit/>
+          <w:tblHeader/>
+        </w:trPr>
+        <w:tc>
+          <w:tcPr>
+            <w:tcW w:type="dxa" w:w="2376"/>
+            <w:tcBorders>
+              <w:top w:val="single" w:color="CCCCCC" w:sz="4"/>
+              <w:left w:val="single" w:color="CCCCCC" w:sz="4"/>
+              <w:bottom w:val="single" w:color="CCCCCC" w:sz="4"/>
+              <w:right w:val="single" w:color="CCCCCC" w:sz="4"/>
+            </w:tcBorders>
+            <w:shd w:fill="E8E8E8" w:val="clear"/>
+            <w:tcMar>
+              <w:top w:type="dxa" w:w="80"/>
+              <w:left w:type="dxa" w:w="120"/>
+              <w:bottom w:type="dxa" w:w="80"/>
+              <w:right w:type="dxa" w:w="120"/>
+            </w:tcMar>
+          </w:tcPr>
+          <w:p>
+            <w:pPr>
+              <w:spacing w:before="0" w:after="0"/>
+            </w:pPr>
+            <w:r>
+              <w:rPr>
+                <w:rFonts w:ascii="BIZ UDPGothic" w:cs="BIZ UDPGothic" w:eastAsia="BIZ UDPGothic" w:hAnsi="BIZ UDPGothic"/>
+                <w:color w:val="404040"/>
+                <w:sz w:val="18"/>
+                <w:szCs w:val="18"/>
+              </w:rPr>
+              <w:t xml:space="preserve"/>
+            </w:r>
+          </w:p>
+        </w:tc>
+        <w:tc>
+          <w:tcPr>
+            <w:tcW w:type="dxa" w:w="2376"/>
+            <w:tcBorders>
+              <w:top w:val="single" w:color="CCCCCC" w:sz="4"/>
+              <w:left w:val="single" w:color="CCCCCC" w:sz="4"/>
+              <w:bottom w:val="single" w:color="CCCCCC" w:sz="4"/>
+              <w:right w:val="single" w:color="CCCCCC" w:sz="4"/>
+            </w:tcBorders>
+            <w:shd w:fill="E8E8E8" w:val="clear"/>
+            <w:tcMar>
+              <w:top w:type="dxa" w:w="80"/>
+              <w:left w:type="dxa" w:w="120"/>
+              <w:bottom w:type="dxa" w:w="80"/>
+              <w:right w:type="dxa" w:w="120"/>
+            </w:tcMar>
+          </w:tcPr>
+          <w:p>
+            <w:pPr>
+              <w:spacing w:before="0" w:after="0"/>
+            </w:pPr>
+            <w:r>
+              <w:rPr>
+                <w:rFonts w:ascii="BIZ UDPGothic" w:cs="BIZ UDPGothic" w:eastAsia="BIZ UDPGothic" w:hAnsi="BIZ UDPGothic"/>
+                <w:color w:val="404040"/>
+                <w:sz w:val="18"/>
+                <w:szCs w:val="18"/>
+              </w:rPr>
+              <w:t xml:space="preserve">Hiện tại</w:t>
+            </w:r>
+          </w:p>
+        </w:tc>
+        <w:tc>
+          <w:tcPr>
+            <w:tcW w:type="dxa" w:w="2376"/>
+            <w:tcBorders>
+              <w:top w:val="single" w:color="CCCCCC" w:sz="4"/>
+              <w:left w:val="single" w:color="CCCCCC" w:sz="4"/>
+              <w:bottom w:val="single" w:color="CCCCCC" w:sz="4"/>
+              <w:right w:val="single" w:color="CCCCCC" w:sz="4"/>
+            </w:tcBorders>
+            <w:shd w:fill="E8E8E8" w:val="clear"/>
+            <w:tcMar>
+              <w:top w:type="dxa" w:w="80"/>
+              <w:left w:type="dxa" w:w="120"/>
+              <w:bottom w:type="dxa" w:w="80"/>
+              <w:right w:type="dxa" w:w="120"/>
+            </w:tcMar>
+          </w:tcPr>
+          <w:p>
+            <w:pPr>
+              <w:spacing w:before="0" w:after="0"/>
+            </w:pPr>
+            <w:r>
+              <w:rPr>
+                <w:rFonts w:ascii="BIZ UDPGothic" w:cs="BIZ UDPGothic" w:eastAsia="BIZ UDPGothic" w:hAnsi="BIZ UDPGothic"/>
+                <w:color w:val="404040"/>
+                <w:sz w:val="18"/>
+                <w:szCs w:val="18"/>
+              </w:rPr>
+              <w:t xml:space="preserve">tưởng</w:t>
+            </w:r>
+          </w:p>
+        </w:tc>
+        <w:tc>
+          <w:tcPr>
+            <w:tcW w:type="dxa" w:w="2378"/>
+            <w:tcBorders>
+              <w:top w:val="single" w:color="CCCCCC" w:sz="4"/>
+              <w:left w:val="single" w:color="CCCCCC" w:sz="4"/>
+              <w:bottom w:val="single" w:color="CCCCCC" w:sz="4"/>
+              <w:right w:val="single" w:color="CCCCCC" w:sz="4"/>
+            </w:tcBorders>
+            <w:shd w:fill="E8E8E8" w:val="clear"/>
+            <w:tcMar>
+              <w:top w:type="dxa" w:w="80"/>
+              <w:left w:type="dxa" w:w="120"/>
+              <w:bottom w:type="dxa" w:w="80"/>
+              <w:right w:type="dxa" w:w="120"/>
+            </w:tcMar>
+          </w:tcPr>
+          <w:p>
+            <w:pPr>
+              <w:spacing w:before="0" w:after="0"/>
+            </w:pPr>
+            <w:r>
+              <w:rPr>
+                <w:rFonts w:ascii="BIZ UDPGothic" w:cs="BIZ UDPGothic" w:eastAsia="BIZ UDPGothic" w:hAnsi="BIZ UDPGothic"/>
+                <w:color w:val="404040"/>
+                <w:sz w:val="18"/>
+                <w:szCs w:val="18"/>
+              </w:rPr>
+              <w:t xml:space="preserve">chú</w:t>
+            </w:r>
+          </w:p>
+        </w:tc>
+      </w:tr>
+      <w:tr>
+        <w:trPr>
+          <w:cantSplit/>
+        </w:trPr>
+        <w:tc>
+          <w:tcPr>
+            <w:tcW w:type="dxa" w:w="2376"/>
+            <w:tcBorders>
+              <w:top w:val="single" w:color="CCCCCC" w:sz="4"/>
+              <w:left w:val="single" w:color="CCCCCC" w:sz="4"/>
+              <w:bottom w:val="single" w:color="CCCCCC" w:sz="4"/>
+              <w:right w:val="single" w:color="CCCCCC" w:sz="4"/>
+            </w:tcBorders>
+            <w:shd w:fill="FFFFFF" w:val="clear"/>
+            <w:tcMar>
+              <w:top w:type="dxa" w:w="80"/>
+              <w:left w:type="dxa" w:w="120"/>
+              <w:bottom w:type="dxa" w:w="80"/>
+              <w:right w:type="dxa" w:w="120"/>
+            </w:tcMar>
+          </w:tcPr>
+          <w:p>
+            <w:pPr>
+              <w:spacing w:before="0" w:after="0"/>
+            </w:pPr>
+            <w:r>
+              <w:rPr>
+                <w:rFonts w:ascii="BIZ UDPGothic" w:cs="BIZ UDPGothic" w:eastAsia="BIZ UDPGothic" w:hAnsi="BIZ UDPGothic"/>
+                <w:color w:val="404040"/>
+                <w:sz w:val="18"/>
+                <w:szCs w:val="18"/>
+              </w:rPr>
+              <w:t xml:space="preserve">環境変数 DB_KASUMI / Biến môi trường DB_KASUMI</w:t>
+            </w:r>
+          </w:p>
+        </w:tc>
+        <w:tc>
+          <w:tcPr>
+            <w:tcW w:type="dxa" w:w="2376"/>
+            <w:tcBorders>
+              <w:top w:val="single" w:color="CCCCCC" w:sz="4"/>
+              <w:left w:val="single" w:color="CCCCCC" w:sz="4"/>
+              <w:bottom w:val="single" w:color="CCCCCC" w:sz="4"/>
+              <w:right w:val="single" w:color="CCCCCC" w:sz="4"/>
+            </w:tcBorders>
+            <w:shd w:fill="FFFFFF" w:val="clear"/>
+            <w:tcMar>
+              <w:top w:type="dxa" w:w="80"/>
+              <w:left w:type="dxa" w:w="120"/>
+              <w:bottom w:type="dxa" w:w="80"/>
+              <w:right w:type="dxa" w:w="120"/>
+            </w:tcMar>
+          </w:tcPr>
+          <w:p>
+            <w:pPr>
+              <w:spacing w:before="0" w:after="0"/>
+            </w:pPr>
+            <w:r>
+              <w:rPr>
+                <w:rFonts w:ascii="BIZ UDPGothic" w:cs="BIZ UDPGothic" w:eastAsia="BIZ UDPGothic" w:hAnsi="BIZ UDPGothic"/>
+                <w:color w:val="404040"/>
+                <w:sz w:val="18"/>
+                <w:szCs w:val="18"/>
+              </w:rPr>
+              <w:t xml:space="preserve">prd/Re plica_Kasumi</w:t>
+            </w:r>
+          </w:p>
+        </w:tc>
+        <w:tc>
+          <w:tcPr>
+            <w:tcW w:type="dxa" w:w="2376"/>
+            <w:tcBorders>
+              <w:top w:val="single" w:color="CCCCCC" w:sz="4"/>
+              <w:left w:val="single" w:color="CCCCCC" w:sz="4"/>
+              <w:bottom w:val="single" w:color="CCCCCC" w:sz="4"/>
+              <w:right w:val="single" w:color="CCCCCC" w:sz="4"/>
+            </w:tcBorders>
+            <w:shd w:fill="FFFFFF" w:val="clear"/>
+            <w:tcMar>
+              <w:top w:type="dxa" w:w="80"/>
+              <w:left w:type="dxa" w:w="120"/>
+              <w:bottom w:type="dxa" w:w="80"/>
+              <w:right w:type="dxa" w:w="120"/>
+            </w:tcMar>
+          </w:tcPr>
+          <w:p>
+            <w:pPr>
+              <w:spacing w:before="0" w:after="0"/>
+            </w:pPr>
+            <w:r>
+              <w:rPr>
+                <w:rFonts w:ascii="BIZ UDPGothic" w:cs="BIZ UDPGothic" w:eastAsia="BIZ UDPGothic" w:hAnsi="BIZ UDPGothic"/>
+                <w:color w:val="404040"/>
+                <w:sz w:val="18"/>
+                <w:szCs w:val="18"/>
+              </w:rPr>
+              <w:t xml:space="preserve">prd/Repl ica_Kasumi_RO</w:t>
+            </w:r>
+          </w:p>
+        </w:tc>
+        <w:tc>
+          <w:tcPr>
+            <w:tcW w:type="dxa" w:w="2378"/>
+            <w:tcBorders>
+              <w:top w:val="single" w:color="CCCCCC" w:sz="4"/>
+              <w:left w:val="single" w:color="CCCCCC" w:sz="4"/>
+              <w:bottom w:val="single" w:color="CCCCCC" w:sz="4"/>
+              <w:right w:val="single" w:color="CCCCCC" w:sz="4"/>
+            </w:tcBorders>
+            <w:shd w:fill="FFFFFF" w:val="clear"/>
+            <w:tcMar>
+              <w:top w:type="dxa" w:w="80"/>
+              <w:left w:type="dxa" w:w="120"/>
+              <w:bottom w:type="dxa" w:w="80"/>
+              <w:right w:type="dxa" w:w="120"/>
+            </w:tcMar>
+          </w:tcPr>
+          <w:p>
+            <w:pPr>
+              <w:spacing w:before="0" w:after="0"/>
+            </w:pPr>
+            <w:r>
+              <w:rPr>
+                <w:rFonts w:ascii="BIZ UDPGothic" w:cs="BIZ UDPGothic" w:eastAsia="BIZ UDPGothic" w:hAnsi="BIZ UDPGothic"/>
+                <w:color w:val="404040"/>
+                <w:sz w:val="18"/>
+                <w:szCs w:val="18"/>
+              </w:rPr>
+              <w:t xml:space="preserve"/>
+            </w:r>
+          </w:p>
+        </w:tc>
+      </w:tr>
+      <w:tr>
+        <w:trPr>
+          <w:cantSplit/>
+        </w:trPr>
+        <w:tc>
+          <w:tcPr>
+            <w:tcW w:type="dxa" w:w="2376"/>
+            <w:tcBorders>
+              <w:top w:val="single" w:color="CCCCCC" w:sz="4"/>
+              <w:left w:val="single" w:color="CCCCCC" w:sz="4"/>
+              <w:bottom w:val="single" w:color="CCCCCC" w:sz="4"/>
+              <w:right w:val="single" w:color="CCCCCC" w:sz="4"/>
+            </w:tcBorders>
+            <w:shd w:fill="FFFFFF" w:val="clear"/>
+            <w:tcMar>
+              <w:top w:type="dxa" w:w="80"/>
+              <w:left w:type="dxa" w:w="120"/>
+              <w:bottom w:type="dxa" w:w="80"/>
+              <w:right w:type="dxa" w:w="120"/>
+            </w:tcMar>
+          </w:tcPr>
+          <w:p>
+            <w:pPr>
+              <w:spacing w:before="0" w:after="0"/>
+            </w:pPr>
+            <w:r>
+              <w:rPr>
+                <w:rFonts w:ascii="BIZ UDPGothic" w:cs="BIZ UDPGothic" w:eastAsia="BIZ UDPGothic" w:hAnsi="BIZ UDPGothic"/>
+                <w:color w:val="404040"/>
+                <w:sz w:val="18"/>
+                <w:szCs w:val="18"/>
+              </w:rPr>
+              <w:t xml:space="preserve">接続エンドポイント / Endpoint kết nối</w:t>
+            </w:r>
+          </w:p>
+        </w:tc>
+        <w:tc>
+          <w:tcPr>
+            <w:tcW w:type="dxa" w:w="2376"/>
+            <w:tcBorders>
+              <w:top w:val="single" w:color="CCCCCC" w:sz="4"/>
+              <w:left w:val="single" w:color="CCCCCC" w:sz="4"/>
+              <w:bottom w:val="single" w:color="CCCCCC" w:sz="4"/>
+              <w:right w:val="single" w:color="CCCCCC" w:sz="4"/>
+            </w:tcBorders>
+            <w:shd w:fill="FFFFFF" w:val="clear"/>
+            <w:tcMar>
+              <w:top w:type="dxa" w:w="80"/>
+              <w:left w:type="dxa" w:w="120"/>
+              <w:bottom w:type="dxa" w:w="80"/>
+              <w:right w:type="dxa" w:w="120"/>
+            </w:tcMar>
+          </w:tcPr>
+          <w:p>
+            <w:pPr>
+              <w:spacing w:before="0" w:after="0"/>
+            </w:pPr>
+            <w:r>
+              <w:rPr>
+                <w:rFonts w:ascii="BIZ UDPGothic" w:cs="BIZ UDPGothic" w:eastAsia="BIZ UDPGothic" w:hAnsi="BIZ UDPGothic"/>
+                <w:color w:val="404040"/>
+                <w:sz w:val="18"/>
+                <w:szCs w:val="18"/>
+              </w:rPr>
+              <w:t xml:space="preserve">Write endpoint</w:t>
+            </w:r>
+          </w:p>
+        </w:tc>
+        <w:tc>
+          <w:tcPr>
+            <w:tcW w:type="dxa" w:w="2376"/>
+            <w:tcBorders>
+              <w:top w:val="single" w:color="CCCCCC" w:sz="4"/>
+              <w:left w:val="single" w:color="CCCCCC" w:sz="4"/>
+              <w:bottom w:val="single" w:color="CCCCCC" w:sz="4"/>
+              <w:right w:val="single" w:color="CCCCCC" w:sz="4"/>
+            </w:tcBorders>
+            <w:shd w:fill="FFFFFF" w:val="clear"/>
+            <w:tcMar>
+              <w:top w:type="dxa" w:w="80"/>
+              <w:left w:type="dxa" w:w="120"/>
+              <w:bottom w:type="dxa" w:w="80"/>
+              <w:right w:type="dxa" w:w="120"/>
+            </w:tcMar>
+          </w:tcPr>
+          <w:p>
+            <w:pPr>
+              <w:spacing w:before="0" w:after="0"/>
+            </w:pPr>
+            <w:r>
+              <w:rPr>
+                <w:rFonts w:ascii="BIZ UDPGothic" w:cs="BIZ UDPGothic" w:eastAsia="BIZ UDPGothic" w:hAnsi="BIZ UDPGothic"/>
+                <w:color w:val="404040"/>
+                <w:sz w:val="18"/>
+                <w:szCs w:val="18"/>
+              </w:rPr>
+              <w:t xml:space="preserve">Reader endpoint</w:t>
+            </w:r>
+          </w:p>
+        </w:tc>
+        <w:tc>
+          <w:tcPr>
+            <w:tcW w:type="dxa" w:w="2378"/>
+            <w:tcBorders>
+              <w:top w:val="single" w:color="CCCCCC" w:sz="4"/>
+              <w:left w:val="single" w:color="CCCCCC" w:sz="4"/>
+              <w:bottom w:val="single" w:color="CCCCCC" w:sz="4"/>
+              <w:right w:val="single" w:color="CCCCCC" w:sz="4"/>
+            </w:tcBorders>
+            <w:shd w:fill="FFFFFF" w:val="clear"/>
+            <w:tcMar>
+              <w:top w:type="dxa" w:w="80"/>
+              <w:left w:type="dxa" w:w="120"/>
+              <w:bottom w:type="dxa" w:w="80"/>
+              <w:right w:type="dxa" w:w="120"/>
+            </w:tcMar>
+          </w:tcPr>
+          <w:p>
+            <w:pPr>
+              <w:spacing w:before="0" w:after="0"/>
+            </w:pPr>
+            <w:r>
+              <w:rPr>
+                <w:rFonts w:ascii="BIZ UDPGothic" w:cs="BIZ UDPGothic" w:eastAsia="BIZ UDPGothic" w:hAnsi="BIZ UDPGothic"/>
+                <w:color w:val="404040"/>
+                <w:sz w:val="18"/>
+                <w:szCs w:val="18"/>
+              </w:rPr>
+              <w:t xml:space="preserve"/>
+            </w:r>
+          </w:p>
+        </w:tc>
+      </w:tr>
+      <w:tr>
+        <w:trPr>
+          <w:cantSplit/>
+        </w:trPr>
+        <w:tc>
+          <w:tcPr>
+            <w:tcW w:type="dxa" w:w="2376"/>
+            <w:tcBorders>
+              <w:top w:val="single" w:color="CCCCCC" w:sz="4"/>
+              <w:left w:val="single" w:color="CCCCCC" w:sz="4"/>
+              <w:bottom w:val="single" w:color="CCCCCC" w:sz="4"/>
+              <w:right w:val="single" w:color="CCCCCC" w:sz="4"/>
+            </w:tcBorders>
+            <w:shd w:fill="FFFFFF" w:val="clear"/>
+            <w:tcMar>
+              <w:top w:type="dxa" w:w="80"/>
+              <w:left w:type="dxa" w:w="120"/>
+              <w:bottom w:type="dxa" w:w="80"/>
+              <w:right w:type="dxa" w:w="120"/>
+            </w:tcMar>
+          </w:tcPr>
+          <w:p>
+            <w:pPr>
+              <w:spacing w:before="0" w:after="0"/>
+            </w:pPr>
+            <w:r>
+              <w:rPr>
+                <w:rFonts w:ascii="BIZ UDPGothic" w:cs="BIZ UDPGothic" w:eastAsia="BIZ UDPGothic" w:hAnsi="BIZ UDPGothic"/>
+                <w:color w:val="404040"/>
+                <w:sz w:val="18"/>
+                <w:szCs w:val="18"/>
+              </w:rPr>
+              <w:t xml:space="preserve">DB操作 / Thao tác DB</w:t>
+            </w:r>
+          </w:p>
+        </w:tc>
+        <w:tc>
+          <w:tcPr>
+            <w:tcW w:type="dxa" w:w="2376"/>
+            <w:tcBorders>
+              <w:top w:val="single" w:color="CCCCCC" w:sz="4"/>
+              <w:left w:val="single" w:color="CCCCCC" w:sz="4"/>
+              <w:bottom w:val="single" w:color="CCCCCC" w:sz="4"/>
+              <w:right w:val="single" w:color="CCCCCC" w:sz="4"/>
+            </w:tcBorders>
+            <w:shd w:fill="FFFFFF" w:val="clear"/>
+            <w:tcMar>
+              <w:top w:type="dxa" w:w="80"/>
+              <w:left w:type="dxa" w:w="120"/>
+              <w:bottom w:type="dxa" w:w="80"/>
+              <w:right w:type="dxa" w:w="120"/>
+            </w:tcMar>
+          </w:tcPr>
+          <w:p>
+            <w:pPr>
+              <w:spacing w:before="0" w:after="0"/>
+            </w:pPr>
+            <w:r>
+              <w:rPr>
+                <w:rFonts w:ascii="BIZ UDPGothic" w:cs="BIZ UDPGothic" w:eastAsia="BIZ UDPGothic" w:hAnsi="BIZ UDPGothic"/>
+                <w:color w:val="404040"/>
+                <w:sz w:val="18"/>
+                <w:szCs w:val="18"/>
+              </w:rPr>
+              <w:t xml:space="preserve">SELECT のみ / Chỉ SELECT</w:t>
+            </w:r>
+          </w:p>
+        </w:tc>
+        <w:tc>
+          <w:tcPr>
+            <w:tcW w:type="dxa" w:w="2376"/>
+            <w:tcBorders>
+              <w:top w:val="single" w:color="CCCCCC" w:sz="4"/>
+              <w:left w:val="single" w:color="CCCCCC" w:sz="4"/>
+              <w:bottom w:val="single" w:color="CCCCCC" w:sz="4"/>
+              <w:right w:val="single" w:color="CCCCCC" w:sz="4"/>
+            </w:tcBorders>
+            <w:shd w:fill="FFFFFF" w:val="clear"/>
+            <w:tcMar>
+              <w:top w:type="dxa" w:w="80"/>
+              <w:left w:type="dxa" w:w="120"/>
+              <w:bottom w:type="dxa" w:w="80"/>
+              <w:right w:type="dxa" w:w="120"/>
+            </w:tcMar>
+          </w:tcPr>
+          <w:p>
+            <w:pPr>
+              <w:spacing w:before="0" w:after="0"/>
+            </w:pPr>
+            <w:r>
+              <w:rPr>
+                <w:rFonts w:ascii="BIZ UDPGothic" w:cs="BIZ UDPGothic" w:eastAsia="BIZ UDPGothic" w:hAnsi="BIZ UDPGothic"/>
+                <w:color w:val="404040"/>
+                <w:sz w:val="18"/>
+                <w:szCs w:val="18"/>
+              </w:rPr>
+              <w:t xml:space="preserve">SELECT のみ / Chỉ SELECT</w:t>
+            </w:r>
+          </w:p>
+        </w:tc>
+        <w:tc>
+          <w:tcPr>
+            <w:tcW w:type="dxa" w:w="2378"/>
+            <w:tcBorders>
+              <w:top w:val="single" w:color="CCCCCC" w:sz="4"/>
+              <w:left w:val="single" w:color="CCCCCC" w:sz="4"/>
+              <w:bottom w:val="single" w:color="CCCCCC" w:sz="4"/>
+              <w:right w:val="single" w:color="CCCCCC" w:sz="4"/>
+            </w:tcBorders>
+            <w:shd w:fill="FFFFFF" w:val="clear"/>
+            <w:tcMar>
+              <w:top w:type="dxa" w:w="80"/>
+              <w:left w:type="dxa" w:w="120"/>
+              <w:bottom w:type="dxa" w:w="80"/>
+              <w:right w:type="dxa" w:w="120"/>
+            </w:tcMar>
+          </w:tcPr>
+          <w:p>
+            <w:pPr>
+              <w:spacing w:before="0" w:after="0"/>
+            </w:pPr>
+            <w:r>
+              <w:rPr>
+                <w:rFonts w:ascii="BIZ UDPGothic" w:cs="BIZ UDPGothic" w:eastAsia="BIZ UDPGothic" w:hAnsi="BIZ UDPGothic"/>
+                <w:color w:val="404040"/>
+                <w:sz w:val="18"/>
+                <w:szCs w:val="18"/>
+              </w:rPr>
+              <w:t xml:space="preserve"/>
+            </w:r>
+          </w:p>
+        </w:tc>
+      </w:tr>
+    </w:tbl>
+    <w:p>
+      <w:pPr>
+        <w:pBdr>
+          <w:left w:val="thick" w:color="C8102E" w:sz="20" w:space="6"/>
+        </w:pBdr>
+        <w:spacing w:before="280" w:after="100"/>
+      </w:pPr>
+      <w:r>
+        <w:rPr>
+          <w:rFonts w:ascii="BIZ UDPGothic" w:cs="BIZ UDPGothic" w:eastAsia="BIZ UDPGothic" w:hAnsi="BIZ UDPGothic"/>
+          <w:b/>
+          <w:bCs/>
+          <w:color w:val="C8102E"/>
+          <w:sz w:val="24"/>
+          <w:szCs w:val="24"/>
+        </w:rPr>
+        <w:t xml:space="preserve">■ 変更内容 / / Nội</w:t>
+      </w:r>
+      <w:r>
+        <w:br/>
+      </w:r>
+      <w:r>
+        <w:rPr>
+          <w:rFonts w:ascii="BIZ UDPGothic" w:cs="BIZ UDPGothic" w:eastAsia="BIZ UDPGothic" w:hAnsi="BIZ UDPGothic"/>
+          <w:i/>
+          <w:iCs/>
+          <w:color w:val="AA3344"/>
+          <w:sz w:val="17"/>
+          <w:szCs w:val="17"/>
+        </w:rPr>
+        <w:t xml:space="preserve">　</w:t>
+      </w:r>
+    </w:p>
+    <w:p>
+      <w:pPr>
+        <w:spacing w:before="100" w:after="100"/>
+      </w:pPr>
+      <w:r>
+        <w:rPr>
+          <w:rFonts w:ascii="BIZ UDPGothic" w:cs="BIZ UDPGothic" w:eastAsia="BIZ UDPGothic" w:hAnsi="BIZ UDPGothic"/>
+          <w:color w:val="404040"/>
+          <w:sz w:val="18"/>
+          <w:szCs w:val="18"/>
+        </w:rPr>
+        <w:t xml:space="preserve">--------------------------------------------------- ------------ -------------------- -----------------------</w:t>
+      </w:r>
+    </w:p>
+    <w:p>
+      <w:pPr>
+        <w:spacing w:before="100" w:after="100"/>
+      </w:pPr>
+      <w:r>
+        <w:rPr>
+          <w:rFonts w:ascii="BIZ UDPGothic" w:cs="BIZ UDPGothic" w:eastAsia="BIZ UDPGothic" w:hAnsi="BIZ UDPGothic"/>
+          <w:color w:val="404040"/>
+          <w:sz w:val="18"/>
+          <w:szCs w:val="18"/>
+        </w:rPr>
+        <w:t xml:space="preserve">関数名</w:t>
+      </w:r>
+      <w:r>
+        <w:br/>
+      </w:r>
+      <w:r>
+        <w:rPr>
+          <w:rFonts w:ascii="BIZ UDPGothic" w:cs="BIZ UDPGothic" w:eastAsia="BIZ UDPGothic" w:hAnsi="BIZ UDPGothic"/>
+          <w:i/>
+          <w:iCs/>
+          <w:color w:val="777777"/>
+          <w:sz w:val="16"/>
+          <w:szCs w:val="16"/>
+        </w:rPr>
+        <w:t xml:space="preserve">/ Tên hàm 変数名 / 変更前 / Trước 変更後 / Sau</w:t>
+      </w:r>
+    </w:p>
+    <w:p>
+      <w:pPr>
+        <w:spacing w:before="100" w:after="100"/>
+      </w:pPr>
+      <w:r>
+        <w:rPr>
+          <w:rFonts w:ascii="BIZ UDPGothic" w:cs="BIZ UDPGothic" w:eastAsia="BIZ UDPGothic" w:hAnsi="BIZ UDPGothic"/>
+          <w:color w:val="404040"/>
+          <w:sz w:val="18"/>
+          <w:szCs w:val="18"/>
+        </w:rPr>
+        <w:t xml:space="preserve">Biến</w:t>
+      </w:r>
+    </w:p>
+    <w:p>
+      <w:pPr>
+        <w:spacing w:before="100" w:after="100"/>
+      </w:pPr>
+      <w:r>
+        <w:rPr>
+          <w:rFonts w:ascii="BIZ UDPGothic" w:cs="BIZ UDPGothic" w:eastAsia="BIZ UDPGothic" w:hAnsi="BIZ UDPGothic"/>
+          <w:color w:val="404040"/>
+          <w:sz w:val="18"/>
+          <w:szCs w:val="18"/>
+        </w:rPr>
+        <w:t xml:space="preserve">ksm-posprd-lmd-function-create-file-end-for-night DB_KASUMI prd/Replica_Kasumi prd/Replica_Kasumi_RO</w:t>
+      </w:r>
+    </w:p>
+    <w:p>
+      <w:pPr>
+        <w:spacing w:before="100" w:after="100"/>
+      </w:pPr>
+      <w:r>
+        <w:rPr>
+          <w:rFonts w:ascii="BIZ UDPGothic" w:cs="BIZ UDPGothic" w:eastAsia="BIZ UDPGothic" w:hAnsi="BIZ UDPGothic"/>
+          <w:color w:val="404040"/>
+          <w:sz w:val="18"/>
+          <w:szCs w:val="18"/>
+        </w:rPr>
+        <w:t xml:space="preserve">--------------------------------------------------- ------------ -------------------- -----------------------</w:t>
+      </w:r>
+    </w:p>
+    <w:p>
+      <w:pPr>
+        <w:spacing w:before="100" w:after="100"/>
+      </w:pPr>
+      <w:r>
+        <w:rPr>
+          <w:rFonts w:ascii="BIZ UDPGothic" w:cs="BIZ UDPGothic" w:eastAsia="BIZ UDPGothic" w:hAnsi="BIZ UDPGothic"/>
+          <w:color w:val="404040"/>
+          <w:sz w:val="18"/>
+          <w:szCs w:val="18"/>
+        </w:rPr>
+        <w:t xml:space="preserve">注意</w:t>
+      </w:r>
+      <w:r>
+        <w:br/>
+      </w:r>
+      <w:r>
+        <w:rPr>
+          <w:rFonts w:ascii="BIZ UDPGothic" w:cs="BIZ UDPGothic" w:eastAsia="BIZ UDPGothic" w:hAnsi="BIZ UDPGothic"/>
+          <w:i/>
+          <w:iCs/>
+          <w:color w:val="777777"/>
+          <w:sz w:val="16"/>
+          <w:szCs w:val="16"/>
+        </w:rPr>
+        <w:t xml:space="preserve">/ Lưu ý:</w:t>
+      </w:r>
+    </w:p>
+    <w:p>
+      <w:pPr>
+        <w:spacing w:before="100" w:after="100"/>
+      </w:pPr>
+      <w:r>
+        <w:rPr>
+          <w:rFonts w:ascii="BIZ UDPGothic" w:cs="BIZ UDPGothic" w:eastAsia="BIZ UDPGothic" w:hAnsi="BIZ UDPGothic"/>
+          <w:color w:val="404040"/>
+          <w:sz w:val="18"/>
+          <w:szCs w:val="18"/>
+        </w:rPr>
+        <w:t xml:space="preserve">DB_BATCH（prd/Batch_Kasumi）は変更不要。バッチ履歴の書き込みがある可能性があるため、Writerエンドポイントのまま維持。</w:t>
+      </w:r>
+    </w:p>
+    <w:p>
+      <w:pPr>
+        <w:spacing w:before="100" w:after="100"/>
+      </w:pPr>
+      <w:r>
+        <w:rPr>
+          <w:rFonts w:ascii="BIZ UDPGothic" w:cs="BIZ UDPGothic" w:eastAsia="BIZ UDPGothic" w:hAnsi="BIZ UDPGothic"/>
+          <w:color w:val="404040"/>
+          <w:sz w:val="18"/>
+          <w:szCs w:val="18"/>
+        </w:rPr>
+        <w:t xml:space="preserve">DB_BATCH (prd</w:t>
+      </w:r>
+      <w:r>
+        <w:br/>
+      </w:r>
+      <w:r>
+        <w:rPr>
+          <w:rFonts w:ascii="BIZ UDPGothic" w:cs="BIZ UDPGothic" w:eastAsia="BIZ UDPGothic" w:hAnsi="BIZ UDPGothic"/>
+          <w:i/>
+          <w:iCs/>
+          <w:color w:val="777777"/>
+          <w:sz w:val="16"/>
+          <w:szCs w:val="16"/>
+        </w:rPr>
+        <w:t xml:space="preserve">/ Batch_Kasumi) không cần thay đổi. Giữ nguyên Writer</w:t>
+      </w:r>
+    </w:p>
+    <w:p>
+      <w:pPr>
+        <w:spacing w:before="100" w:after="100"/>
+      </w:pPr>
+      <w:r>
+        <w:rPr>
+          <w:rFonts w:ascii="BIZ UDPGothic" w:cs="BIZ UDPGothic" w:eastAsia="BIZ UDPGothic" w:hAnsi="BIZ UDPGothic"/>
+          <w:color w:val="404040"/>
+          <w:sz w:val="18"/>
+          <w:szCs w:val="18"/>
+        </w:rPr>
+        <w:t xml:space="preserve">endpoint vì có thể có ghi lịch sử batch.</w:t>
+      </w:r>
+    </w:p>
+    <w:p>
+      <w:pPr>
+        <w:pBdr>
+          <w:left w:val="thick" w:color="C8102E" w:sz="20" w:space="6"/>
+        </w:pBdr>
+        <w:spacing w:before="280" w:after="100"/>
+      </w:pPr>
+      <w:r>
+        <w:rPr>
+          <w:rFonts w:ascii="BIZ UDPGothic" w:cs="BIZ UDPGothic" w:eastAsia="BIZ UDPGothic" w:hAnsi="BIZ UDPGothic"/>
+          <w:b/>
+          <w:bCs/>
+          <w:color w:val="C8102E"/>
+          <w:sz w:val="24"/>
+          <w:szCs w:val="24"/>
+        </w:rPr>
+        <w:t xml:space="preserve">■ 変更手順 / / Quy</w:t>
+      </w:r>
+      <w:r>
+        <w:br/>
+      </w:r>
+      <w:r>
+        <w:rPr>
+          <w:rFonts w:ascii="BIZ UDPGothic" w:cs="BIZ UDPGothic" w:eastAsia="BIZ UDPGothic" w:hAnsi="BIZ UDPGothic"/>
+          <w:i/>
+          <w:iCs/>
+          <w:color w:val="AA3344"/>
+          <w:sz w:val="17"/>
+          <w:szCs w:val="17"/>
+        </w:rPr>
+        <w:t xml:space="preserve">　</w:t>
+      </w:r>
+    </w:p>
+    <w:p>
+      <w:pPr>
+        <w:spacing w:before="100" w:after="100"/>
+      </w:pPr>
+      <w:r>
+        <w:rPr>
+          <w:rFonts w:ascii="BIZ UDPGothic" w:cs="BIZ UDPGothic" w:eastAsia="BIZ UDPGothic" w:hAnsi="BIZ UDPGothic"/>
+          <w:color w:val="404040"/>
+          <w:sz w:val="18"/>
+          <w:szCs w:val="18"/>
+        </w:rPr>
+        <w:t xml:space="preserve">手順1</w:t>
+      </w:r>
+      <w:r>
+        <w:br/>
+      </w:r>
+      <w:r>
+        <w:rPr>
+          <w:rFonts w:ascii="BIZ UDPGothic" w:cs="BIZ UDPGothic" w:eastAsia="BIZ UDPGothic" w:hAnsi="BIZ UDPGothic"/>
+          <w:i/>
+          <w:iCs/>
+          <w:color w:val="777777"/>
+          <w:sz w:val="16"/>
+          <w:szCs w:val="16"/>
+        </w:rPr>
+        <w:t xml:space="preserve">/ Bước 1: 変更前の確認 / Xác nhận trước khi thay đổi</w:t>
+      </w:r>
+    </w:p>
+    <w:p>
+      <w:pPr>
+        <w:spacing w:before="100" w:after="100"/>
+      </w:pPr>
+      <w:r>
+        <w:rPr>
+          <w:rFonts w:ascii="BIZ UDPGothic" w:cs="BIZ UDPGothic" w:eastAsia="BIZ UDPGothic" w:hAnsi="BIZ UDPGothic"/>
+          <w:color w:val="404040"/>
+          <w:sz w:val="18"/>
+          <w:szCs w:val="18"/>
+        </w:rPr>
+        <w:t xml:space="preserve">&gt; aws \--no-cli-pager lambda get-function-configuration \\</w:t>
+      </w:r>
+    </w:p>
+    <w:p>
+      <w:pPr>
+        <w:spacing w:before="100" w:after="100"/>
+      </w:pPr>
+      <w:r>
+        <w:rPr>
+          <w:rFonts w:ascii="BIZ UDPGothic" w:cs="BIZ UDPGothic" w:eastAsia="BIZ UDPGothic" w:hAnsi="BIZ UDPGothic"/>
+          <w:color w:val="404040"/>
+          <w:sz w:val="18"/>
+          <w:szCs w:val="18"/>
+        </w:rPr>
+        <w:t xml:space="preserve">&gt;</w:t>
+      </w:r>
+    </w:p>
+    <w:p>
+      <w:pPr>
+        <w:spacing w:before="100" w:after="100"/>
+      </w:pPr>
+      <w:r>
+        <w:rPr>
+          <w:rFonts w:ascii="BIZ UDPGothic" w:cs="BIZ UDPGothic" w:eastAsia="BIZ UDPGothic" w:hAnsi="BIZ UDPGothic"/>
+          <w:color w:val="404040"/>
+          <w:sz w:val="18"/>
+          <w:szCs w:val="18"/>
+        </w:rPr>
+        <w:t xml:space="preserve">&gt; \--region ap-northeast-1 \\</w:t>
+      </w:r>
+    </w:p>
+    <w:p>
+      <w:pPr>
+        <w:spacing w:before="100" w:after="100"/>
+      </w:pPr>
+      <w:r>
+        <w:rPr>
+          <w:rFonts w:ascii="BIZ UDPGothic" w:cs="BIZ UDPGothic" w:eastAsia="BIZ UDPGothic" w:hAnsi="BIZ UDPGothic"/>
+          <w:color w:val="404040"/>
+          <w:sz w:val="18"/>
+          <w:szCs w:val="18"/>
+        </w:rPr>
+        <w:t xml:space="preserve">&gt;</w:t>
+      </w:r>
+    </w:p>
+    <w:p>
+      <w:pPr>
+        <w:spacing w:before="100" w:after="100"/>
+      </w:pPr>
+      <w:r>
+        <w:rPr>
+          <w:rFonts w:ascii="BIZ UDPGothic" w:cs="BIZ UDPGothic" w:eastAsia="BIZ UDPGothic" w:hAnsi="BIZ UDPGothic"/>
+          <w:color w:val="404040"/>
+          <w:sz w:val="18"/>
+          <w:szCs w:val="18"/>
+        </w:rPr>
+        <w:t xml:space="preserve">&gt; \--function-name ksm-posprd-lmd-function-create-file-end-for-night \\</w:t>
+      </w:r>
+    </w:p>
+    <w:p>
+      <w:pPr>
+        <w:spacing w:before="100" w:after="100"/>
+      </w:pPr>
+      <w:r>
+        <w:rPr>
+          <w:rFonts w:ascii="BIZ UDPGothic" w:cs="BIZ UDPGothic" w:eastAsia="BIZ UDPGothic" w:hAnsi="BIZ UDPGothic"/>
+          <w:color w:val="404040"/>
+          <w:sz w:val="18"/>
+          <w:szCs w:val="18"/>
+        </w:rPr>
+        <w:t xml:space="preserve">&gt;</w:t>
+      </w:r>
+    </w:p>
+    <w:p>
+      <w:pPr>
+        <w:spacing w:before="100" w:after="100"/>
+      </w:pPr>
+      <w:r>
+        <w:rPr>
+          <w:rFonts w:ascii="BIZ UDPGothic" w:cs="BIZ UDPGothic" w:eastAsia="BIZ UDPGothic" w:hAnsi="BIZ UDPGothic"/>
+          <w:color w:val="404040"/>
+          <w:sz w:val="18"/>
+          <w:szCs w:val="18"/>
+        </w:rPr>
+        <w:t xml:space="preserve">&gt; \--query \'Environment.Variables\' \--output table</w:t>
+      </w:r>
+    </w:p>
+    <w:p>
+      <w:pPr>
+        <w:spacing w:before="100" w:after="100"/>
+      </w:pPr>
+      <w:r>
+        <w:rPr>
+          <w:rFonts w:ascii="BIZ UDPGothic" w:cs="BIZ UDPGothic" w:eastAsia="BIZ UDPGothic" w:hAnsi="BIZ UDPGothic"/>
+          <w:color w:val="404040"/>
+          <w:sz w:val="18"/>
+          <w:szCs w:val="18"/>
+        </w:rPr>
+        <w:t xml:space="preserve">手順2</w:t>
+      </w:r>
+      <w:r>
+        <w:br/>
+      </w:r>
+      <w:r>
+        <w:rPr>
+          <w:rFonts w:ascii="BIZ UDPGothic" w:cs="BIZ UDPGothic" w:eastAsia="BIZ UDPGothic" w:hAnsi="BIZ UDPGothic"/>
+          <w:i/>
+          <w:iCs/>
+          <w:color w:val="777777"/>
+          <w:sz w:val="16"/>
+          <w:szCs w:val="16"/>
+        </w:rPr>
+        <w:t xml:space="preserve">/ Bước 2: 環境変数の変更 / Thay đổi biến môi trường</w:t>
+      </w:r>
+    </w:p>
+    <w:p>
+      <w:pPr>
+        <w:spacing w:before="100" w:after="100"/>
+      </w:pPr>
+      <w:r>
+        <w:rPr>
+          <w:rFonts w:ascii="BIZ UDPGothic" w:cs="BIZ UDPGothic" w:eastAsia="BIZ UDPGothic" w:hAnsi="BIZ UDPGothic"/>
+          <w:color w:val="404040"/>
+          <w:sz w:val="18"/>
+          <w:szCs w:val="18"/>
+        </w:rPr>
+        <w:t xml:space="preserve">&gt; aws \--no-cli-pager lambda update-function-configuration \\</w:t>
+      </w:r>
+    </w:p>
+    <w:p>
+      <w:pPr>
+        <w:spacing w:before="100" w:after="100"/>
+      </w:pPr>
+      <w:r>
+        <w:rPr>
+          <w:rFonts w:ascii="BIZ UDPGothic" w:cs="BIZ UDPGothic" w:eastAsia="BIZ UDPGothic" w:hAnsi="BIZ UDPGothic"/>
+          <w:color w:val="404040"/>
+          <w:sz w:val="18"/>
+          <w:szCs w:val="18"/>
+        </w:rPr>
+        <w:t xml:space="preserve">&gt;</w:t>
+      </w:r>
+    </w:p>
+    <w:p>
+      <w:pPr>
+        <w:spacing w:before="100" w:after="100"/>
+      </w:pPr>
+      <w:r>
+        <w:rPr>
+          <w:rFonts w:ascii="BIZ UDPGothic" w:cs="BIZ UDPGothic" w:eastAsia="BIZ UDPGothic" w:hAnsi="BIZ UDPGothic"/>
+          <w:color w:val="404040"/>
+          <w:sz w:val="18"/>
+          <w:szCs w:val="18"/>
+        </w:rPr>
+        <w:t xml:space="preserve">&gt; \--region ap-northeast-1 \\</w:t>
+      </w:r>
+    </w:p>
+    <w:p>
+      <w:pPr>
+        <w:spacing w:before="100" w:after="100"/>
+      </w:pPr>
+      <w:r>
+        <w:rPr>
+          <w:rFonts w:ascii="BIZ UDPGothic" w:cs="BIZ UDPGothic" w:eastAsia="BIZ UDPGothic" w:hAnsi="BIZ UDPGothic"/>
+          <w:color w:val="404040"/>
+          <w:sz w:val="18"/>
+          <w:szCs w:val="18"/>
+        </w:rPr>
+        <w:t xml:space="preserve">&gt;</w:t>
+      </w:r>
+    </w:p>
+    <w:p>
+      <w:pPr>
+        <w:spacing w:before="100" w:after="100"/>
+      </w:pPr>
+      <w:r>
+        <w:rPr>
+          <w:rFonts w:ascii="BIZ UDPGothic" w:cs="BIZ UDPGothic" w:eastAsia="BIZ UDPGothic" w:hAnsi="BIZ UDPGothic"/>
+          <w:color w:val="404040"/>
+          <w:sz w:val="18"/>
+          <w:szCs w:val="18"/>
+        </w:rPr>
+        <w:t xml:space="preserve">&gt; \--function-name ksm-posprd-lmd-function-create-file-end-for-night \\</w:t>
+      </w:r>
+    </w:p>
+    <w:p>
+      <w:pPr>
+        <w:spacing w:before="100" w:after="100"/>
+      </w:pPr>
+      <w:r>
+        <w:rPr>
+          <w:rFonts w:ascii="BIZ UDPGothic" w:cs="BIZ UDPGothic" w:eastAsia="BIZ UDPGothic" w:hAnsi="BIZ UDPGothic"/>
+          <w:color w:val="404040"/>
+          <w:sz w:val="18"/>
+          <w:szCs w:val="18"/>
+        </w:rPr>
+        <w:t xml:space="preserve">&gt;</w:t>
+      </w:r>
+    </w:p>
+    <w:p>
+      <w:pPr>
+        <w:spacing w:before="100" w:after="100"/>
+      </w:pPr>
+      <w:r>
+        <w:rPr>
+          <w:rFonts w:ascii="BIZ UDPGothic" w:cs="BIZ UDPGothic" w:eastAsia="BIZ UDPGothic" w:hAnsi="BIZ UDPGothic"/>
+          <w:color w:val="404040"/>
+          <w:sz w:val="18"/>
+          <w:szCs w:val="18"/>
+        </w:rPr>
+        <w:t xml:space="preserve">&gt; \--environment</w:t>
+      </w:r>
+    </w:p>
+    <w:p>
+      <w:pPr>
+        <w:spacing w:before="100" w:after="100"/>
+      </w:pPr>
+      <w:r>
+        <w:rPr>
+          <w:rFonts w:ascii="BIZ UDPGothic" w:cs="BIZ UDPGothic" w:eastAsia="BIZ UDPGothic" w:hAnsi="BIZ UDPGothic"/>
+          <w:color w:val="404040"/>
+          <w:sz w:val="18"/>
+          <w:szCs w:val="18"/>
+        </w:rPr>
+        <w:t xml:space="preserve">&gt; \"Variables={DB_KASUMI=prd/Replica_Kasumi_RO,DB_BATCH=prd/Batch_Kasumi}\"</w:t>
+      </w:r>
+    </w:p>
+    <w:p>
+      <w:pPr>
+        <w:spacing w:before="100" w:after="100"/>
+      </w:pPr>
+      <w:r>
+        <w:rPr>
+          <w:rFonts w:ascii="BIZ UDPGothic" w:cs="BIZ UDPGothic" w:eastAsia="BIZ UDPGothic" w:hAnsi="BIZ UDPGothic"/>
+          <w:color w:val="404040"/>
+          <w:sz w:val="18"/>
+          <w:szCs w:val="18"/>
+        </w:rPr>
+        <w:t xml:space="preserve">手順3</w:t>
+      </w:r>
+      <w:r>
+        <w:br/>
+      </w:r>
+      <w:r>
+        <w:rPr>
+          <w:rFonts w:ascii="BIZ UDPGothic" w:cs="BIZ UDPGothic" w:eastAsia="BIZ UDPGothic" w:hAnsi="BIZ UDPGothic"/>
+          <w:i/>
+          <w:iCs/>
+          <w:color w:val="777777"/>
+          <w:sz w:val="16"/>
+          <w:szCs w:val="16"/>
+        </w:rPr>
+        <w:t xml:space="preserve">/ Bước 3: 変更後の確認 / Xác nhận sau khi thay đổi</w:t>
+      </w:r>
+    </w:p>
+    <w:p>
+      <w:pPr>
+        <w:spacing w:before="100" w:after="100"/>
+      </w:pPr>
+      <w:r>
+        <w:rPr>
+          <w:rFonts w:ascii="BIZ UDPGothic" w:cs="BIZ UDPGothic" w:eastAsia="BIZ UDPGothic" w:hAnsi="BIZ UDPGothic"/>
+          <w:color w:val="404040"/>
+          <w:sz w:val="18"/>
+          <w:szCs w:val="18"/>
+        </w:rPr>
+        <w:t xml:space="preserve">&gt; aws \--no-cli-pager lambda get-function-configuration \\</w:t>
+      </w:r>
+    </w:p>
+    <w:p>
+      <w:pPr>
+        <w:spacing w:before="100" w:after="100"/>
+      </w:pPr>
+      <w:r>
+        <w:rPr>
+          <w:rFonts w:ascii="BIZ UDPGothic" w:cs="BIZ UDPGothic" w:eastAsia="BIZ UDPGothic" w:hAnsi="BIZ UDPGothic"/>
+          <w:color w:val="404040"/>
+          <w:sz w:val="18"/>
+          <w:szCs w:val="18"/>
+        </w:rPr>
+        <w:t xml:space="preserve">&gt;</w:t>
+      </w:r>
+    </w:p>
+    <w:p>
+      <w:pPr>
+        <w:spacing w:before="100" w:after="100"/>
+      </w:pPr>
+      <w:r>
+        <w:rPr>
+          <w:rFonts w:ascii="BIZ UDPGothic" w:cs="BIZ UDPGothic" w:eastAsia="BIZ UDPGothic" w:hAnsi="BIZ UDPGothic"/>
+          <w:color w:val="404040"/>
+          <w:sz w:val="18"/>
+          <w:szCs w:val="18"/>
+        </w:rPr>
+        <w:t xml:space="preserve">&gt; \--region ap-northeast-1 \\</w:t>
+      </w:r>
+    </w:p>
+    <w:p>
+      <w:pPr>
+        <w:spacing w:before="100" w:after="100"/>
+      </w:pPr>
+      <w:r>
+        <w:rPr>
+          <w:rFonts w:ascii="BIZ UDPGothic" w:cs="BIZ UDPGothic" w:eastAsia="BIZ UDPGothic" w:hAnsi="BIZ UDPGothic"/>
+          <w:color w:val="404040"/>
+          <w:sz w:val="18"/>
+          <w:szCs w:val="18"/>
+        </w:rPr>
+        <w:t xml:space="preserve">&gt;</w:t>
+      </w:r>
+    </w:p>
+    <w:p>
+      <w:pPr>
+        <w:spacing w:before="100" w:after="100"/>
+      </w:pPr>
+      <w:r>
+        <w:rPr>
+          <w:rFonts w:ascii="BIZ UDPGothic" w:cs="BIZ UDPGothic" w:eastAsia="BIZ UDPGothic" w:hAnsi="BIZ UDPGothic"/>
+          <w:color w:val="404040"/>
+          <w:sz w:val="18"/>
+          <w:szCs w:val="18"/>
+        </w:rPr>
+        <w:t xml:space="preserve">&gt; \--function-name ksm-posprd-lmd-function-create-file-end-for-night \\</w:t>
+      </w:r>
+    </w:p>
+    <w:p>
+      <w:pPr>
+        <w:spacing w:before="100" w:after="100"/>
+      </w:pPr>
+      <w:r>
+        <w:rPr>
+          <w:rFonts w:ascii="BIZ UDPGothic" w:cs="BIZ UDPGothic" w:eastAsia="BIZ UDPGothic" w:hAnsi="BIZ UDPGothic"/>
+          <w:color w:val="404040"/>
+          <w:sz w:val="18"/>
+          <w:szCs w:val="18"/>
+        </w:rPr>
+        <w:t xml:space="preserve">&gt;</w:t>
+      </w:r>
+    </w:p>
+    <w:p>
+      <w:pPr>
+        <w:spacing w:before="100" w:after="100"/>
+      </w:pPr>
+      <w:r>
+        <w:rPr>
+          <w:rFonts w:ascii="BIZ UDPGothic" w:cs="BIZ UDPGothic" w:eastAsia="BIZ UDPGothic" w:hAnsi="BIZ UDPGothic"/>
+          <w:color w:val="404040"/>
+          <w:sz w:val="18"/>
+          <w:szCs w:val="18"/>
+        </w:rPr>
+        <w:t xml:space="preserve">&gt; \--query \'Environment.Variables\' \--output table</w:t>
+      </w:r>
+    </w:p>
+    <w:p>
+      <w:pPr>
+        <w:pBdr>
+          <w:left w:val="thick" w:color="C8102E" w:sz="20" w:space="6"/>
+        </w:pBdr>
+        <w:spacing w:before="280" w:after="100"/>
+      </w:pPr>
+      <w:r>
+        <w:rPr>
+          <w:rFonts w:ascii="BIZ UDPGothic" w:cs="BIZ UDPGothic" w:eastAsia="BIZ UDPGothic" w:hAnsi="BIZ UDPGothic"/>
+          <w:b/>
+          <w:bCs/>
+          <w:color w:val="C8102E"/>
+          <w:sz w:val="24"/>
+          <w:szCs w:val="24"/>
+        </w:rPr>
+        <w:t xml:space="preserve">■ 実施タイミング / Thời điểm thực hiện</w:t>
+      </w:r>
+      <w:r>
+        <w:br/>
+      </w:r>
+      <w:r>
+        <w:rPr>
+          <w:rFonts w:ascii="BIZ UDPGothic" w:cs="BIZ UDPGothic" w:eastAsia="BIZ UDPGothic" w:hAnsi="BIZ UDPGothic"/>
+          <w:i/>
+          <w:iCs/>
+          <w:color w:val="AA3344"/>
+          <w:sz w:val="17"/>
+          <w:szCs w:val="17"/>
+        </w:rPr>
+        <w:t xml:space="preserve">　実施タイミング / Thời điểm thực hiện</w:t>
+      </w:r>
+    </w:p>
+    <w:tbl>
+      <w:tblPr>
+        <w:tblW w:type="dxa" w:w="9506"/>
+        <w:tblBorders>
+          <w:top w:val="single" w:color="CCCCCC" w:sz="4"/>
+          <w:left w:val="single" w:color="CCCCCC" w:sz="4"/>
+          <w:bottom w:val="single" w:color="CCCCCC" w:sz="4"/>
+          <w:right w:val="single" w:color="CCCCCC" w:sz="4"/>
+          <w:insideH w:val="single" w:color="auto" w:sz="4"/>
+          <w:insideV w:val="single" w:color="auto" w:sz="4"/>
+        </w:tblBorders>
+      </w:tblPr>
+      <w:tblGrid>
+        <w:gridCol w:w="4753"/>
+        <w:gridCol w:w="4753"/>
+      </w:tblGrid>
+      <w:tr>
+        <w:trPr>
+          <w:cantSplit/>
+          <w:tblHeader/>
+        </w:trPr>
+        <w:tc>
+          <w:tcPr>
+            <w:tcW w:type="dxa" w:w="4753"/>
+            <w:tcBorders>
+              <w:top w:val="single" w:color="CCCCCC" w:sz="4"/>
+              <w:left w:val="single" w:color="CCCCCC" w:sz="4"/>
+              <w:bottom w:val="single" w:color="CCCCCC" w:sz="4"/>
+              <w:right w:val="single" w:color="CCCCCC" w:sz="4"/>
+            </w:tcBorders>
+            <w:shd w:fill="E8E8E8" w:val="clear"/>
+            <w:tcMar>
+              <w:top w:type="dxa" w:w="80"/>
+              <w:left w:type="dxa" w:w="120"/>
+              <w:bottom w:type="dxa" w:w="80"/>
+              <w:right w:type="dxa" w:w="120"/>
+            </w:tcMar>
+          </w:tcPr>
+          <w:p>
+            <w:pPr>
+              <w:spacing w:before="0" w:after="0"/>
+            </w:pPr>
+            <w:r>
+              <w:rPr>
+                <w:rFonts w:ascii="BIZ UDPGothic" w:cs="BIZ UDPGothic" w:eastAsia="BIZ UDPGothic" w:hAnsi="BIZ UDPGothic"/>
+                <w:color w:val="404040"/>
+                <w:sz w:val="18"/>
+                <w:szCs w:val="18"/>
+              </w:rPr>
+              <w:t xml:space="preserve">khuyến nghị</w:t>
+            </w:r>
+          </w:p>
+        </w:tc>
+        <w:tc>
+          <w:tcPr>
+            <w:tcW w:type="dxa" w:w="4753"/>
+            <w:tcBorders>
+              <w:top w:val="single" w:color="CCCCCC" w:sz="4"/>
+              <w:left w:val="single" w:color="CCCCCC" w:sz="4"/>
+              <w:bottom w:val="single" w:color="CCCCCC" w:sz="4"/>
+              <w:right w:val="single" w:color="CCCCCC" w:sz="4"/>
+            </w:tcBorders>
+            <w:shd w:fill="E8E8E8" w:val="clear"/>
+            <w:tcMar>
+              <w:top w:type="dxa" w:w="80"/>
+              <w:left w:type="dxa" w:w="120"/>
+              <w:bottom w:type="dxa" w:w="80"/>
+              <w:right w:type="dxa" w:w="120"/>
+            </w:tcMar>
+          </w:tcPr>
+          <w:p>
+            <w:pPr>
+              <w:spacing w:before="0" w:after="0"/>
+            </w:pPr>
+            <w:r>
+              <w:rPr>
+                <w:rFonts w:ascii="BIZ UDPGothic" w:cs="BIZ UDPGothic" w:eastAsia="BIZ UDPGothic" w:hAnsi="BIZ UDPGothic"/>
+                <w:color w:val="404040"/>
+                <w:sz w:val="18"/>
+                <w:szCs w:val="18"/>
+              </w:rPr>
+              <w:t xml:space="preserve">平日昼間 / Ban ngày ngày thường</w:t>
+            </w:r>
+          </w:p>
+        </w:tc>
+      </w:tr>
+      <w:tr>
+        <w:trPr>
+          <w:cantSplit/>
+        </w:trPr>
+        <w:tc>
+          <w:tcPr>
+            <w:tcW w:type="dxa" w:w="4753"/>
+            <w:tcBorders>
+              <w:top w:val="single" w:color="CCCCCC" w:sz="4"/>
+              <w:left w:val="single" w:color="CCCCCC" w:sz="4"/>
+              <w:bottom w:val="single" w:color="CCCCCC" w:sz="4"/>
+              <w:right w:val="single" w:color="CCCCCC" w:sz="4"/>
+            </w:tcBorders>
+            <w:shd w:fill="FFFFFF" w:val="clear"/>
+            <w:tcMar>
+              <w:top w:type="dxa" w:w="80"/>
+              <w:left w:type="dxa" w:w="120"/>
+              <w:bottom w:type="dxa" w:w="80"/>
+              <w:right w:type="dxa" w:w="120"/>
+            </w:tcMar>
+          </w:tcPr>
+          <w:p>
+            <w:pPr>
+              <w:spacing w:before="0" w:after="0"/>
+            </w:pPr>
+            <w:r>
+              <w:rPr>
+                <w:rFonts w:ascii="BIZ UDPGothic" w:cs="BIZ UDPGothic" w:eastAsia="BIZ UDPGothic" w:hAnsi="BIZ UDPGothic"/>
+                <w:color w:val="404040"/>
+                <w:sz w:val="18"/>
+                <w:szCs w:val="18"/>
+              </w:rPr>
+              <w:t xml:space="preserve">ケジュール chạy</w:t>
+            </w:r>
+          </w:p>
+        </w:tc>
+        <w:tc>
+          <w:tcPr>
+            <w:tcW w:type="dxa" w:w="4753"/>
+            <w:tcBorders>
+              <w:top w:val="single" w:color="CCCCCC" w:sz="4"/>
+              <w:left w:val="single" w:color="CCCCCC" w:sz="4"/>
+              <w:bottom w:val="single" w:color="CCCCCC" w:sz="4"/>
+              <w:right w:val="single" w:color="CCCCCC" w:sz="4"/>
+            </w:tcBorders>
+            <w:shd w:fill="FFFFFF" w:val="clear"/>
+            <w:tcMar>
+              <w:top w:type="dxa" w:w="80"/>
+              <w:left w:type="dxa" w:w="120"/>
+              <w:bottom w:type="dxa" w:w="80"/>
+              <w:right w:type="dxa" w:w="120"/>
+            </w:tcMar>
+          </w:tcPr>
+          <w:p>
+            <w:pPr>
+              <w:spacing w:before="0" w:after="0"/>
+            </w:pPr>
+            <w:r>
+              <w:rPr>
+                <w:rFonts w:ascii="BIZ UDPGothic" w:cs="BIZ UDPGothic" w:eastAsia="BIZ UDPGothic" w:hAnsi="BIZ UDPGothic"/>
+                <w:color w:val="404040"/>
+                <w:sz w:val="18"/>
+                <w:szCs w:val="18"/>
+              </w:rPr>
+              <w:t xml:space="preserve">EventBridge: cron(30 20 \* \* ? \*) = JST 05:30 毎日 / Mỗi ngày lúc JST 05:30</w:t>
+            </w:r>
+          </w:p>
+        </w:tc>
+      </w:tr>
+      <w:tr>
+        <w:trPr>
+          <w:cantSplit/>
+        </w:trPr>
+        <w:tc>
+          <w:tcPr>
+            <w:tcW w:type="dxa" w:w="4753"/>
+            <w:tcBorders>
+              <w:top w:val="single" w:color="CCCCCC" w:sz="4"/>
+              <w:left w:val="single" w:color="CCCCCC" w:sz="4"/>
+              <w:bottom w:val="single" w:color="CCCCCC" w:sz="4"/>
+              <w:right w:val="single" w:color="CCCCCC" w:sz="4"/>
+            </w:tcBorders>
+            <w:shd w:fill="FFFFFF" w:val="clear"/>
+            <w:tcMar>
+              <w:top w:type="dxa" w:w="80"/>
+              <w:left w:type="dxa" w:w="120"/>
+              <w:bottom w:type="dxa" w:w="80"/>
+              <w:right w:type="dxa" w:w="120"/>
+            </w:tcMar>
+          </w:tcPr>
+          <w:p>
+            <w:pPr>
+              <w:spacing w:before="0" w:after="0"/>
+            </w:pPr>
+            <w:r>
+              <w:rPr>
+                <w:rFonts w:ascii="BIZ UDPGothic" w:cs="BIZ UDPGothic" w:eastAsia="BIZ UDPGothic" w:hAnsi="BIZ UDPGothic"/>
+                <w:color w:val="404040"/>
+                <w:sz w:val="18"/>
+                <w:szCs w:val="18"/>
+              </w:rPr>
+              <w:t xml:space="preserve">ảnh hưởng</w:t>
+            </w:r>
+          </w:p>
+        </w:tc>
+        <w:tc>
+          <w:tcPr>
+            <w:tcW w:type="dxa" w:w="4753"/>
+            <w:tcBorders>
+              <w:top w:val="single" w:color="CCCCCC" w:sz="4"/>
+              <w:left w:val="single" w:color="CCCCCC" w:sz="4"/>
+              <w:bottom w:val="single" w:color="CCCCCC" w:sz="4"/>
+              <w:right w:val="single" w:color="CCCCCC" w:sz="4"/>
+            </w:tcBorders>
+            <w:shd w:fill="FFFFFF" w:val="clear"/>
+            <w:tcMar>
+              <w:top w:type="dxa" w:w="80"/>
+              <w:left w:type="dxa" w:w="120"/>
+              <w:bottom w:type="dxa" w:w="80"/>
+              <w:right w:type="dxa" w:w="120"/>
+            </w:tcMar>
+          </w:tcPr>
+          <w:p>
+            <w:pPr>
+              <w:spacing w:before="0" w:after="0"/>
+            </w:pPr>
+            <w:r>
+              <w:rPr>
+                <w:rFonts w:ascii="BIZ UDPGothic" w:cs="BIZ UDPGothic" w:eastAsia="BIZ UDPGothic" w:hAnsi="BIZ UDPGothic"/>
+                <w:color w:val="404040"/>
+                <w:sz w:val="18"/>
+                <w:szCs w:val="18"/>
+              </w:rPr>
+              <w:t xml:space="preserve">本関数のみ。他Lambda・アプリへの影響なし / Chỉ hàm này. Không ảnh hưởng Lambda khác và ứng dụng</w:t>
+            </w:r>
+          </w:p>
+        </w:tc>
+      </w:tr>
+      <w:tr>
+        <w:trPr>
+          <w:cantSplit/>
+        </w:trPr>
+        <w:tc>
+          <w:tcPr>
+            <w:tcW w:type="dxa" w:w="4753"/>
+            <w:tcBorders>
+              <w:top w:val="single" w:color="CCCCCC" w:sz="4"/>
+              <w:left w:val="single" w:color="CCCCCC" w:sz="4"/>
+              <w:bottom w:val="single" w:color="CCCCCC" w:sz="4"/>
+              <w:right w:val="single" w:color="CCCCCC" w:sz="4"/>
+            </w:tcBorders>
+            <w:shd w:fill="FFFFFF" w:val="clear"/>
+            <w:tcMar>
+              <w:top w:type="dxa" w:w="80"/>
+              <w:left w:type="dxa" w:w="120"/>
+              <w:bottom w:type="dxa" w:w="80"/>
+              <w:right w:type="dxa" w:w="120"/>
+            </w:tcMar>
+          </w:tcPr>
+          <w:p>
+            <w:pPr>
+              <w:spacing w:before="0" w:after="0"/>
+            </w:pPr>
+            <w:r>
+              <w:rPr>
+                <w:rFonts w:ascii="BIZ UDPGothic" w:cs="BIZ UDPGothic" w:eastAsia="BIZ UDPGothic" w:hAnsi="BIZ UDPGothic"/>
+                <w:color w:val="404040"/>
+                <w:sz w:val="18"/>
+                <w:szCs w:val="18"/>
+              </w:rPr>
+              <w:t xml:space="preserve">ールバック Rollback</w:t>
+            </w:r>
+          </w:p>
+        </w:tc>
+        <w:tc>
+          <w:tcPr>
+            <w:tcW w:type="dxa" w:w="4753"/>
+            <w:tcBorders>
+              <w:top w:val="single" w:color="CCCCCC" w:sz="4"/>
+              <w:left w:val="single" w:color="CCCCCC" w:sz="4"/>
+              <w:bottom w:val="single" w:color="CCCCCC" w:sz="4"/>
+              <w:right w:val="single" w:color="CCCCCC" w:sz="4"/>
+            </w:tcBorders>
+            <w:shd w:fill="FFFFFF" w:val="clear"/>
+            <w:tcMar>
+              <w:top w:type="dxa" w:w="80"/>
+              <w:left w:type="dxa" w:w="120"/>
+              <w:bottom w:type="dxa" w:w="80"/>
+              <w:right w:type="dxa" w:w="120"/>
+            </w:tcMar>
+          </w:tcPr>
+          <w:p>
+            <w:pPr>
+              <w:spacing w:before="0" w:after="0"/>
+            </w:pPr>
+            <w:r>
+              <w:rPr>
+                <w:rFonts w:ascii="BIZ UDPGothic" w:cs="BIZ UDPGothic" w:eastAsia="BIZ UDPGothic" w:hAnsi="BIZ UDPGothic"/>
+                <w:color w:val="404040"/>
+                <w:sz w:val="18"/>
+                <w:szCs w:val="18"/>
+              </w:rPr>
+              <w:t xml:space="preserve">変更 前の値（prd/Replica_Kasumi）に戻すだけで即時復旧可能 / Khôi phục ngay bằng cách đổi lại giá trị cũ (prd/Replica_Kasumi)</w:t>
+            </w:r>
+          </w:p>
+        </w:tc>
+      </w:tr>
+    </w:tbl>
+    <w:p>
+      <w:pPr>
+        <w:pBdr>
+          <w:left w:val="thick" w:color="C8102E" w:sz="20" w:space="6"/>
+        </w:pBdr>
+        <w:spacing w:before="280" w:after="100"/>
+      </w:pPr>
+      <w:r>
+        <w:rPr>
+          <w:rFonts w:ascii="BIZ UDPGothic" w:cs="BIZ UDPGothic" w:eastAsia="BIZ UDPGothic" w:hAnsi="BIZ UDPGothic"/>
+          <w:b/>
+          <w:bCs/>
+          <w:color w:val="C8102E"/>
+          <w:sz w:val="24"/>
+          <w:szCs w:val="24"/>
+        </w:rPr>
+        <w:t xml:space="preserve">■ 変更後の効果 / Hiệu quả sau thay đổi</w:t>
+      </w:r>
+      <w:r>
+        <w:br/>
+      </w:r>
+      <w:r>
+        <w:rPr>
+          <w:rFonts w:ascii="BIZ UDPGothic" w:cs="BIZ UDPGothic" w:eastAsia="BIZ UDPGothic" w:hAnsi="BIZ UDPGothic"/>
+          <w:i/>
+          <w:iCs/>
+          <w:color w:val="AA3344"/>
+          <w:sz w:val="17"/>
+          <w:szCs w:val="17"/>
+        </w:rPr>
+        <w:t xml:space="preserve">　</w:t>
+      </w:r>
+    </w:p>
+    <w:p>
+      <w:pPr>
+        <w:spacing w:before="100" w:after="100"/>
+      </w:pPr>
+      <w:r>
+        <w:rPr>
+          <w:rFonts w:ascii="BIZ UDPGothic" w:cs="BIZ UDPGothic" w:eastAsia="BIZ UDPGothic" w:hAnsi="BIZ UDPGothic"/>
+          <w:color w:val="404040"/>
+          <w:sz w:val="18"/>
+          <w:szCs w:val="18"/>
+        </w:rPr>
+        <w:t xml:space="preserve">変更前: create-file-end-for-night → prd/Replica_Kasumi → Writer →</w:t>
+      </w:r>
+    </w:p>
+    <w:p>
+      <w:pPr>
+        <w:spacing w:before="100" w:after="100"/>
+      </w:pPr>
+      <w:r>
+        <w:rPr>
+          <w:rFonts w:ascii="BIZ UDPGothic" w:cs="BIZ UDPGothic" w:eastAsia="BIZ UDPGothic" w:hAnsi="BIZ UDPGothic"/>
+          <w:color w:val="404040"/>
+          <w:sz w:val="18"/>
+          <w:szCs w:val="18"/>
+        </w:rPr>
+        <w:t xml:space="preserve">instance-1</w:t>
+      </w:r>
+    </w:p>
+    <w:p>
+      <w:pPr>
+        <w:spacing w:before="100" w:after="100"/>
+      </w:pPr>
+      <w:r>
+        <w:rPr>
+          <w:rFonts w:ascii="BIZ UDPGothic" w:cs="BIZ UDPGothic" w:eastAsia="BIZ UDPGothic" w:hAnsi="BIZ UDPGothic"/>
+          <w:color w:val="404040"/>
+          <w:sz w:val="18"/>
+          <w:szCs w:val="18"/>
+        </w:rPr>
+        <w:t xml:space="preserve">変更後: create-file-end-for-night → prd/Replica_Kasumi_RO → Reader →</w:t>
+      </w:r>
+    </w:p>
+    <w:p>
+      <w:pPr>
+        <w:spacing w:before="100" w:after="100"/>
+      </w:pPr>
+      <w:r>
+        <w:rPr>
+          <w:rFonts w:ascii="BIZ UDPGothic" w:cs="BIZ UDPGothic" w:eastAsia="BIZ UDPGothic" w:hAnsi="BIZ UDPGothic"/>
+          <w:color w:val="404040"/>
+          <w:sz w:val="18"/>
+          <w:szCs w:val="18"/>
+        </w:rPr>
+        <w:t xml:space="preserve">instance-2</w:t>
+      </w:r>
+    </w:p>
+    <w:p>
+      <w:pPr>
+        <w:spacing w:before="100" w:after="100"/>
+      </w:pPr>
+      <w:r>
+        <w:rPr>
+          <w:rFonts w:ascii="BIZ UDPGothic" w:cs="BIZ UDPGothic" w:eastAsia="BIZ UDPGothic" w:hAnsi="BIZ UDPGothic"/>
+          <w:color w:val="404040"/>
+          <w:sz w:val="18"/>
+          <w:szCs w:val="18"/>
+        </w:rPr>
+        <w:t xml:space="preserve">/ Trước: create-file-end-for-night → prd/Replica_Kasumi → Writer →</w:t>
+      </w:r>
+    </w:p>
+    <w:p>
+      <w:pPr>
+        <w:spacing w:before="100" w:after="100"/>
+      </w:pPr>
+      <w:r>
+        <w:rPr>
+          <w:rFonts w:ascii="BIZ UDPGothic" w:cs="BIZ UDPGothic" w:eastAsia="BIZ UDPGothic" w:hAnsi="BIZ UDPGothic"/>
+          <w:color w:val="404040"/>
+          <w:sz w:val="18"/>
+          <w:szCs w:val="18"/>
+        </w:rPr>
+        <w:t xml:space="preserve">instance-1</w:t>
+      </w:r>
+    </w:p>
+    <w:p>
+      <w:pPr>
+        <w:spacing w:before="100" w:after="100"/>
+      </w:pPr>
+      <w:r>
+        <w:rPr>
+          <w:rFonts w:ascii="BIZ UDPGothic" w:cs="BIZ UDPGothic" w:eastAsia="BIZ UDPGothic" w:hAnsi="BIZ UDPGothic"/>
+          <w:color w:val="404040"/>
+          <w:sz w:val="18"/>
+          <w:szCs w:val="18"/>
+        </w:rPr>
+        <w:t xml:space="preserve">/ Sau: create-file-end-for-night → prd/Replica_Kasumi_RO → Reader →</w:t>
+      </w:r>
+    </w:p>
+    <w:p>
+      <w:pPr>
+        <w:spacing w:before="100" w:after="100"/>
+      </w:pPr>
+      <w:r>
+        <w:rPr>
+          <w:rFonts w:ascii="BIZ UDPGothic" w:cs="BIZ UDPGothic" w:eastAsia="BIZ UDPGothic" w:hAnsi="BIZ UDPGothic"/>
+          <w:color w:val="404040"/>
+          <w:sz w:val="18"/>
+          <w:szCs w:val="18"/>
+        </w:rPr>
+        <w:t xml:space="preserve">instance-2</w:t>
+      </w:r>
+    </w:p>
+    <w:p>
+      <w:pPr>
+        <w:pBdr>
+          <w:left w:val="thick" w:color="C8102E" w:sz="20" w:space="6"/>
+        </w:pBdr>
+        <w:spacing w:before="280" w:after="100"/>
+      </w:pPr>
+      <w:r>
+        <w:rPr>
+          <w:rFonts w:ascii="BIZ UDPGothic" w:cs="BIZ UDPGothic" w:eastAsia="BIZ UDPGothic" w:hAnsi="BIZ UDPGothic"/>
+          <w:b/>
+          <w:bCs/>
+          <w:color w:val="C8102E"/>
+          <w:sz w:val="24"/>
+          <w:szCs w:val="24"/>
+        </w:rPr>
+        <w:t xml:space="preserve">■ Writer/Reader分離の完成形 / Hoàn thiện tách biệt Writer/Reader</w:t>
+      </w:r>
+      <w:r>
+        <w:br/>
+      </w:r>
+      <w:r>
+        <w:rPr>
+          <w:rFonts w:ascii="BIZ UDPGothic" w:cs="BIZ UDPGothic" w:eastAsia="BIZ UDPGothic" w:hAnsi="BIZ UDPGothic"/>
+          <w:i/>
+          <w:iCs/>
+          <w:color w:val="AA3344"/>
+          <w:sz w:val="17"/>
+          <w:szCs w:val="17"/>
+        </w:rPr>
+        <w:t xml:space="preserve">　</w:t>
+      </w:r>
+    </w:p>
+    <w:p>
+      <w:pPr>
+        <w:spacing w:before="100" w:after="100"/>
+      </w:pPr>
+      <w:r>
+        <w:rPr>
+          <w:rFonts w:ascii="BIZ UDPGothic" w:cs="BIZ UDPGothic" w:eastAsia="BIZ UDPGothic" w:hAnsi="BIZ UDPGothic"/>
+          <w:color w:val="404040"/>
+          <w:sz w:val="18"/>
+          <w:szCs w:val="18"/>
+        </w:rPr>
+        <w:t xml:space="preserve">------------------------------ -------- ----------------------------- ------------</w:t>
+      </w:r>
+    </w:p>
+    <w:p>
+      <w:pPr>
+        <w:spacing w:before="100" w:after="100"/>
+      </w:pPr>
+      <w:r>
+        <w:rPr>
+          <w:rFonts w:ascii="BIZ UDPGothic" w:cs="BIZ UDPGothic" w:eastAsia="BIZ UDPGothic" w:hAnsi="BIZ UDPGothic"/>
+          <w:color w:val="404040"/>
+          <w:sz w:val="18"/>
+          <w:szCs w:val="18"/>
+        </w:rPr>
+        <w:t xml:space="preserve">Lambda関数</w:t>
+      </w:r>
+      <w:r>
+        <w:br/>
+      </w:r>
+      <w:r>
+        <w:rPr>
+          <w:rFonts w:ascii="BIZ UDPGothic" w:cs="BIZ UDPGothic" w:eastAsia="BIZ UDPGothic" w:hAnsi="BIZ UDPGothic"/>
+          <w:i/>
+          <w:iCs/>
+          <w:color w:val="777777"/>
+          <w:sz w:val="16"/>
+          <w:szCs w:val="16"/>
+        </w:rPr>
+        <w:t xml:space="preserve">/ Hàm Lambda 操作 / 接続先 / Endpoint 評価 /</w:t>
+      </w:r>
+    </w:p>
+    <w:p>
+      <w:pPr>
+        <w:spacing w:before="100" w:after="100"/>
+      </w:pPr>
+      <w:r>
+        <w:rPr>
+          <w:rFonts w:ascii="BIZ UDPGothic" w:cs="BIZ UDPGothic" w:eastAsia="BIZ UDPGothic" w:hAnsi="BIZ UDPGothic"/>
+          <w:color w:val="404040"/>
+          <w:sz w:val="18"/>
+          <w:szCs w:val="18"/>
+        </w:rPr>
+        <w:t xml:space="preserve">Thao Đánh giá</w:t>
+      </w:r>
+    </w:p>
+    <w:p>
+      <w:pPr>
+        <w:spacing w:before="100" w:after="100"/>
+      </w:pPr>
+      <w:r>
+        <w:rPr>
+          <w:rFonts w:ascii="BIZ UDPGothic" w:cs="BIZ UDPGothic" w:eastAsia="BIZ UDPGothic" w:hAnsi="BIZ UDPGothic"/>
+          <w:color w:val="404040"/>
+          <w:sz w:val="18"/>
+          <w:szCs w:val="18"/>
+        </w:rPr>
+        <w:t xml:space="preserve">tác</w:t>
+      </w:r>
+    </w:p>
+    <w:p>
+      <w:pPr>
+        <w:spacing w:before="100" w:after="100"/>
+      </w:pPr>
+      <w:r>
+        <w:rPr>
+          <w:rFonts w:ascii="BIZ UDPGothic" w:cs="BIZ UDPGothic" w:eastAsia="BIZ UDPGothic" w:hAnsi="BIZ UDPGothic"/>
+          <w:color w:val="404040"/>
+          <w:sz w:val="18"/>
+          <w:szCs w:val="18"/>
+        </w:rPr>
+        <w:t xml:space="preserve">sg-import-data WRITE Writer ✅</w:t>
+      </w:r>
+    </w:p>
+    <w:p>
+      <w:pPr>
+        <w:spacing w:before="100" w:after="100"/>
+      </w:pPr>
+      <w:r>
+        <w:rPr>
+          <w:rFonts w:ascii="BIZ UDPGothic" w:cs="BIZ UDPGothic" w:eastAsia="BIZ UDPGothic" w:hAnsi="BIZ UDPGothic"/>
+          <w:color w:val="404040"/>
+          <w:sz w:val="18"/>
+          <w:szCs w:val="18"/>
+        </w:rPr>
+        <w:t xml:space="preserve">oc-import-data WRITE Writer ✅</w:t>
+      </w:r>
+    </w:p>
+    <w:p>
+      <w:pPr>
+        <w:spacing w:before="100" w:after="100"/>
+      </w:pPr>
+      <w:r>
+        <w:rPr>
+          <w:rFonts w:ascii="BIZ UDPGothic" w:cs="BIZ UDPGothic" w:eastAsia="BIZ UDPGothic" w:hAnsi="BIZ UDPGothic"/>
+          <w:color w:val="404040"/>
+          <w:sz w:val="18"/>
+          <w:szCs w:val="18"/>
+        </w:rPr>
+        <w:t xml:space="preserve">import-pos-master-sh WRITE Writer ✅</w:t>
+      </w:r>
+    </w:p>
+    <w:p>
+      <w:pPr>
+        <w:spacing w:before="100" w:after="100"/>
+      </w:pPr>
+      <w:r>
+        <w:rPr>
+          <w:rFonts w:ascii="BIZ UDPGothic" w:cs="BIZ UDPGothic" w:eastAsia="BIZ UDPGothic" w:hAnsi="BIZ UDPGothic"/>
+          <w:color w:val="404040"/>
+          <w:sz w:val="18"/>
+          <w:szCs w:val="18"/>
+        </w:rPr>
+        <w:t xml:space="preserve">create-file-end-for-night READ Reader（変更後 / Sau thay ✅</w:t>
+      </w:r>
+    </w:p>
+    <w:p>
+      <w:pPr>
+        <w:spacing w:before="100" w:after="100"/>
+      </w:pPr>
+      <w:r>
+        <w:rPr>
+          <w:rFonts w:ascii="BIZ UDPGothic" w:cs="BIZ UDPGothic" w:eastAsia="BIZ UDPGothic" w:hAnsi="BIZ UDPGothic"/>
+          <w:color w:val="404040"/>
+          <w:sz w:val="18"/>
+          <w:szCs w:val="18"/>
+        </w:rPr>
+        <w:t xml:space="preserve">đổi）</w:t>
+      </w:r>
+    </w:p>
+    <w:p>
+      <w:pPr>
+        <w:spacing w:before="100" w:after="100"/>
+      </w:pPr>
+      <w:r>
+        <w:rPr>
+          <w:rFonts w:ascii="BIZ UDPGothic" w:cs="BIZ UDPGothic" w:eastAsia="BIZ UDPGothic" w:hAnsi="BIZ UDPGothic"/>
+          <w:color w:val="404040"/>
+          <w:sz w:val="18"/>
+          <w:szCs w:val="18"/>
+        </w:rPr>
+        <w:t xml:space="preserve">split-csv READ Reader ✅</w:t>
+      </w:r>
+    </w:p>
+    <w:p>
+      <w:pPr>
+        <w:spacing w:before="100" w:after="100"/>
+      </w:pPr>
+      <w:r>
+        <w:rPr>
+          <w:rFonts w:ascii="BIZ UDPGothic" w:cs="BIZ UDPGothic" w:eastAsia="BIZ UDPGothic" w:hAnsi="BIZ UDPGothic"/>
+          <w:color w:val="404040"/>
+          <w:sz w:val="18"/>
+          <w:szCs w:val="18"/>
+        </w:rPr>
+        <w:t xml:space="preserve">p001-import-monitoring READ Reader ✅</w:t>
+      </w:r>
+    </w:p>
+    <w:p>
+      <w:pPr>
+        <w:spacing w:before="100" w:after="100"/>
+      </w:pPr>
+      <w:r>
+        <w:rPr>
+          <w:rFonts w:ascii="BIZ UDPGothic" w:cs="BIZ UDPGothic" w:eastAsia="BIZ UDPGothic" w:hAnsi="BIZ UDPGothic"/>
+          <w:color w:val="404040"/>
+          <w:sz w:val="18"/>
+          <w:szCs w:val="18"/>
+        </w:rPr>
+        <w:t xml:space="preserve">itemmaster-import-monitoring READ Reader ✅</w:t>
+      </w:r>
+    </w:p>
+    <w:p>
+      <w:pPr>
+        <w:spacing w:before="100" w:after="100"/>
+      </w:pPr>
+      <w:r>
+        <w:rPr>
+          <w:rFonts w:ascii="BIZ UDPGothic" w:cs="BIZ UDPGothic" w:eastAsia="BIZ UDPGothic" w:hAnsi="BIZ UDPGothic"/>
+          <w:color w:val="404040"/>
+          <w:sz w:val="18"/>
+          <w:szCs w:val="18"/>
+        </w:rPr>
+        <w:t xml:space="preserve">get-sync-store READ Reader ✅</w:t>
+      </w:r>
+    </w:p>
+    <w:p>
+      <w:pPr>
+        <w:spacing w:before="100" w:after="100"/>
+      </w:pPr>
+      <w:r>
+        <w:rPr>
+          <w:rFonts w:ascii="BIZ UDPGothic" w:cs="BIZ UDPGothic" w:eastAsia="BIZ UDPGothic" w:hAnsi="BIZ UDPGothic"/>
+          <w:color w:val="404040"/>
+          <w:sz w:val="18"/>
+          <w:szCs w:val="18"/>
+        </w:rPr>
+        <w:t xml:space="preserve">------------------------------ -------- ----------------------------- ------------</w:t>
+      </w:r>
+    </w:p>
+    <w:p>
+      <w:pPr>
+        <w:pBdr>
+          <w:left w:val="thick" w:color="C8102E" w:sz="20" w:space="6"/>
+        </w:pBdr>
+        <w:spacing w:before="280" w:after="100"/>
+      </w:pPr>
+      <w:r>
+        <w:rPr>
+          <w:rFonts w:ascii="BIZ UDPGothic" w:cs="BIZ UDPGothic" w:eastAsia="BIZ UDPGothic" w:hAnsi="BIZ UDPGothic"/>
+          <w:b/>
+          <w:bCs/>
+          <w:color w:val="C8102E"/>
+          <w:sz w:val="24"/>
+          <w:szCs w:val="24"/>
+        </w:rPr>
+        <w:t xml:space="preserve">■ テスト手順・報告 /</w:t>
+      </w:r>
+      <w:r>
+        <w:br/>
+      </w:r>
+      <w:r>
+        <w:rPr>
+          <w:rFonts w:ascii="BIZ UDPGothic" w:cs="BIZ UDPGothic" w:eastAsia="BIZ UDPGothic" w:hAnsi="BIZ UDPGothic"/>
+          <w:i/>
+          <w:iCs/>
+          <w:color w:val="AA3344"/>
+          <w:sz w:val="17"/>
+          <w:szCs w:val="17"/>
+        </w:rPr>
+        <w:t xml:space="preserve">　Quy</w:t>
+      </w:r>
+    </w:p>
+    <w:tbl>
+      <w:tblPr>
+        <w:tblW w:type="dxa" w:w="9506"/>
+        <w:tblBorders>
+          <w:top w:val="single" w:color="CCCCCC" w:sz="4"/>
+          <w:left w:val="single" w:color="CCCCCC" w:sz="4"/>
+          <w:bottom w:val="single" w:color="CCCCCC" w:sz="4"/>
+          <w:right w:val="single" w:color="CCCCCC" w:sz="4"/>
+          <w:insideH w:val="single" w:color="auto" w:sz="4"/>
+          <w:insideV w:val="single" w:color="auto" w:sz="4"/>
+        </w:tblBorders>
+      </w:tblPr>
+      <w:tblGrid>
+        <w:gridCol w:w="2376"/>
+        <w:gridCol w:w="2376"/>
+        <w:gridCol w:w="2376"/>
+        <w:gridCol w:w="2378"/>
+      </w:tblGrid>
+      <w:tr>
+        <w:trPr>
+          <w:cantSplit/>
+          <w:tblHeader/>
+        </w:trPr>
+        <w:tc>
+          <w:tcPr>
+            <w:tcW w:type="dxa" w:w="2376"/>
+            <w:tcBorders>
+              <w:top w:val="single" w:color="CCCCCC" w:sz="4"/>
+              <w:left w:val="single" w:color="CCCCCC" w:sz="4"/>
+              <w:bottom w:val="single" w:color="CCCCCC" w:sz="4"/>
+              <w:right w:val="single" w:color="CCCCCC" w:sz="4"/>
+            </w:tcBorders>
+            <w:shd w:fill="E8E8E8" w:val="clear"/>
+            <w:tcMar>
+              <w:top w:type="dxa" w:w="80"/>
+              <w:left w:type="dxa" w:w="120"/>
+              <w:bottom w:type="dxa" w:w="80"/>
+              <w:right w:type="dxa" w:w="120"/>
+            </w:tcMar>
+          </w:tcPr>
+          <w:p>
+            <w:pPr>
+              <w:spacing w:before="0" w:after="0"/>
+            </w:pPr>
+            <w:r>
+              <w:rPr>
+                <w:rFonts w:ascii="BIZ UDPGothic" w:cs="BIZ UDPGothic" w:eastAsia="BIZ UDPGothic" w:hAnsi="BIZ UDPGothic"/>
+                <w:color w:val="404040"/>
+                <w:sz w:val="18"/>
+                <w:szCs w:val="18"/>
+              </w:rPr>
+              <w:t xml:space="preserve">N o .</w:t>
+            </w:r>
+          </w:p>
+        </w:tc>
+        <w:tc>
+          <w:tcPr>
+            <w:tcW w:type="dxa" w:w="2376"/>
+            <w:tcBorders>
+              <w:top w:val="single" w:color="CCCCCC" w:sz="4"/>
+              <w:left w:val="single" w:color="CCCCCC" w:sz="4"/>
+              <w:bottom w:val="single" w:color="CCCCCC" w:sz="4"/>
+              <w:right w:val="single" w:color="CCCCCC" w:sz="4"/>
+            </w:tcBorders>
+            <w:shd w:fill="E8E8E8" w:val="clear"/>
+            <w:tcMar>
+              <w:top w:type="dxa" w:w="80"/>
+              <w:left w:type="dxa" w:w="120"/>
+              <w:bottom w:type="dxa" w:w="80"/>
+              <w:right w:type="dxa" w:w="120"/>
+            </w:tcMar>
+          </w:tcPr>
+          <w:p>
+            <w:pPr>
+              <w:spacing w:before="0" w:after="0"/>
+            </w:pPr>
+            <w:r>
+              <w:rPr>
+                <w:rFonts w:ascii="BIZ UDPGothic" w:cs="BIZ UDPGothic" w:eastAsia="BIZ UDPGothic" w:hAnsi="BIZ UDPGothic"/>
+                <w:color w:val="404040"/>
+                <w:sz w:val="18"/>
+                <w:szCs w:val="18"/>
+              </w:rPr>
+              <w:t xml:space="preserve">kiểm thử</w:t>
+            </w:r>
+          </w:p>
+        </w:tc>
+        <w:tc>
+          <w:tcPr>
+            <w:tcW w:type="dxa" w:w="2376"/>
+            <w:tcBorders>
+              <w:top w:val="single" w:color="CCCCCC" w:sz="4"/>
+              <w:left w:val="single" w:color="CCCCCC" w:sz="4"/>
+              <w:bottom w:val="single" w:color="CCCCCC" w:sz="4"/>
+              <w:right w:val="single" w:color="CCCCCC" w:sz="4"/>
+            </w:tcBorders>
+            <w:shd w:fill="E8E8E8" w:val="clear"/>
+            <w:tcMar>
+              <w:top w:type="dxa" w:w="80"/>
+              <w:left w:type="dxa" w:w="120"/>
+              <w:bottom w:type="dxa" w:w="80"/>
+              <w:right w:type="dxa" w:w="120"/>
+            </w:tcMar>
+          </w:tcPr>
+          <w:p>
+            <w:pPr>
+              <w:spacing w:before="0" w:after="0"/>
+            </w:pPr>
+            <w:r>
+              <w:rPr>
+                <w:rFonts w:ascii="BIZ UDPGothic" w:cs="BIZ UDPGothic" w:eastAsia="BIZ UDPGothic" w:hAnsi="BIZ UDPGothic"/>
+                <w:color w:val="404040"/>
+                <w:sz w:val="18"/>
+                <w:szCs w:val="18"/>
+              </w:rPr>
+              <w:t xml:space="preserve">quả mong đợi</w:t>
+            </w:r>
+          </w:p>
+        </w:tc>
+        <w:tc>
+          <w:tcPr>
+            <w:tcW w:type="dxa" w:w="2378"/>
+            <w:tcBorders>
+              <w:top w:val="single" w:color="CCCCCC" w:sz="4"/>
+              <w:left w:val="single" w:color="CCCCCC" w:sz="4"/>
+              <w:bottom w:val="single" w:color="CCCCCC" w:sz="4"/>
+              <w:right w:val="single" w:color="CCCCCC" w:sz="4"/>
+            </w:tcBorders>
+            <w:shd w:fill="E8E8E8" w:val="clear"/>
+            <w:tcMar>
+              <w:top w:type="dxa" w:w="80"/>
+              <w:left w:type="dxa" w:w="120"/>
+              <w:bottom w:type="dxa" w:w="80"/>
+              <w:right w:type="dxa" w:w="120"/>
+            </w:tcMar>
+          </w:tcPr>
+          <w:p>
+            <w:pPr>
+              <w:spacing w:before="0" w:after="0"/>
+            </w:pPr>
+            <w:r>
+              <w:rPr>
+                <w:rFonts w:ascii="BIZ UDPGothic" w:cs="BIZ UDPGothic" w:eastAsia="BIZ UDPGothic" w:hAnsi="BIZ UDPGothic"/>
+                <w:color w:val="404040"/>
+                <w:sz w:val="18"/>
+                <w:szCs w:val="18"/>
+              </w:rPr>
+              <w:t xml:space="preserve">/ Kết quả</w:t>
+            </w:r>
+          </w:p>
+        </w:tc>
+      </w:tr>
+      <w:tr>
+        <w:trPr>
+          <w:cantSplit/>
+        </w:trPr>
+        <w:tc>
+          <w:tcPr>
+            <w:tcW w:type="dxa" w:w="2376"/>
+            <w:tcBorders>
+              <w:top w:val="single" w:color="CCCCCC" w:sz="4"/>
+              <w:left w:val="single" w:color="CCCCCC" w:sz="4"/>
+              <w:bottom w:val="single" w:color="CCCCCC" w:sz="4"/>
+              <w:right w:val="single" w:color="CCCCCC" w:sz="4"/>
+            </w:tcBorders>
+            <w:shd w:fill="FFFFFF" w:val="clear"/>
+            <w:tcMar>
+              <w:top w:type="dxa" w:w="80"/>
+              <w:left w:type="dxa" w:w="120"/>
+              <w:bottom w:type="dxa" w:w="80"/>
+              <w:right w:type="dxa" w:w="120"/>
+            </w:tcMar>
+          </w:tcPr>
+          <w:p>
+            <w:pPr>
+              <w:spacing w:before="0" w:after="0"/>
+            </w:pPr>
+            <w:r>
+              <w:rPr>
+                <w:rFonts w:ascii="BIZ UDPGothic" w:cs="BIZ UDPGothic" w:eastAsia="BIZ UDPGothic" w:hAnsi="BIZ UDPGothic"/>
+                <w:color w:val="404040"/>
+                <w:sz w:val="18"/>
+                <w:szCs w:val="18"/>
+              </w:rPr>
+              <w:t xml:space="preserve">1</w:t>
+            </w:r>
+          </w:p>
+        </w:tc>
+        <w:tc>
+          <w:tcPr>
+            <w:tcW w:type="dxa" w:w="2376"/>
+            <w:tcBorders>
+              <w:top w:val="single" w:color="CCCCCC" w:sz="4"/>
+              <w:left w:val="single" w:color="CCCCCC" w:sz="4"/>
+              <w:bottom w:val="single" w:color="CCCCCC" w:sz="4"/>
+              <w:right w:val="single" w:color="CCCCCC" w:sz="4"/>
+            </w:tcBorders>
+            <w:shd w:fill="FFFFFF" w:val="clear"/>
+            <w:tcMar>
+              <w:top w:type="dxa" w:w="80"/>
+              <w:left w:type="dxa" w:w="120"/>
+              <w:bottom w:type="dxa" w:w="80"/>
+              <w:right w:type="dxa" w:w="120"/>
+            </w:tcMar>
+          </w:tcPr>
+          <w:p>
+            <w:pPr>
+              <w:spacing w:before="0" w:after="0"/>
+            </w:pPr>
+            <w:r>
+              <w:rPr>
+                <w:rFonts w:ascii="BIZ UDPGothic" w:cs="BIZ UDPGothic" w:eastAsia="BIZ UDPGothic" w:hAnsi="BIZ UDPGothic"/>
+                <w:color w:val="404040"/>
+                <w:sz w:val="18"/>
+                <w:szCs w:val="18"/>
+              </w:rPr>
+              <w:t xml:space="preserve">変更前の環境変数を確認する / Xác nhận biến môi trường trước khi thay đổi 手順1のコマンドを実行 / Chạy lệnh bước 1</w:t>
+            </w:r>
+          </w:p>
+        </w:tc>
+        <w:tc>
+          <w:tcPr>
+            <w:tcW w:type="dxa" w:w="2376"/>
+            <w:tcBorders>
+              <w:top w:val="single" w:color="CCCCCC" w:sz="4"/>
+              <w:left w:val="single" w:color="CCCCCC" w:sz="4"/>
+              <w:bottom w:val="single" w:color="CCCCCC" w:sz="4"/>
+              <w:right w:val="single" w:color="CCCCCC" w:sz="4"/>
+            </w:tcBorders>
+            <w:shd w:fill="FFFFFF" w:val="clear"/>
+            <w:tcMar>
+              <w:top w:type="dxa" w:w="80"/>
+              <w:left w:type="dxa" w:w="120"/>
+              <w:bottom w:type="dxa" w:w="80"/>
+              <w:right w:type="dxa" w:w="120"/>
+            </w:tcMar>
+          </w:tcPr>
+          <w:p>
+            <w:pPr>
+              <w:spacing w:before="0" w:after="0"/>
+            </w:pPr>
+            <w:r>
+              <w:rPr>
+                <w:rFonts w:ascii="BIZ UDPGothic" w:cs="BIZ UDPGothic" w:eastAsia="BIZ UDPGothic" w:hAnsi="BIZ UDPGothic"/>
+                <w:color w:val="404040"/>
+                <w:sz w:val="18"/>
+                <w:szCs w:val="18"/>
+              </w:rPr>
+              <w:t xml:space="preserve">DB_KASUMI=pr d/Replica_Kasumi であること / DB_KASUMI=pr d/Replica_Kasumi</w:t>
+            </w:r>
+          </w:p>
+        </w:tc>
+        <w:tc>
+          <w:tcPr>
+            <w:tcW w:type="dxa" w:w="2378"/>
+            <w:tcBorders>
+              <w:top w:val="single" w:color="CCCCCC" w:sz="4"/>
+              <w:left w:val="single" w:color="CCCCCC" w:sz="4"/>
+              <w:bottom w:val="single" w:color="CCCCCC" w:sz="4"/>
+              <w:right w:val="single" w:color="CCCCCC" w:sz="4"/>
+            </w:tcBorders>
+            <w:shd w:fill="FFFFFF" w:val="clear"/>
+            <w:tcMar>
+              <w:top w:type="dxa" w:w="80"/>
+              <w:left w:type="dxa" w:w="120"/>
+              <w:bottom w:type="dxa" w:w="80"/>
+              <w:right w:type="dxa" w:w="120"/>
+            </w:tcMar>
+          </w:tcPr>
+          <w:p>
+            <w:pPr>
+              <w:spacing w:before="0" w:after="0"/>
+            </w:pPr>
+            <w:r>
+              <w:rPr>
+                <w:rFonts w:ascii="BIZ UDPGothic" w:cs="BIZ UDPGothic" w:eastAsia="BIZ UDPGothic" w:hAnsi="BIZ UDPGothic"/>
+                <w:color w:val="404040"/>
+                <w:sz w:val="18"/>
+                <w:szCs w:val="18"/>
+              </w:rPr>
+              <w:t xml:space="preserve"/>
+            </w:r>
+          </w:p>
+        </w:tc>
+      </w:tr>
+      <w:tr>
+        <w:trPr>
+          <w:cantSplit/>
+        </w:trPr>
+        <w:tc>
+          <w:tcPr>
+            <w:tcW w:type="dxa" w:w="2376"/>
+            <w:tcBorders>
+              <w:top w:val="single" w:color="CCCCCC" w:sz="4"/>
+              <w:left w:val="single" w:color="CCCCCC" w:sz="4"/>
+              <w:bottom w:val="single" w:color="CCCCCC" w:sz="4"/>
+              <w:right w:val="single" w:color="CCCCCC" w:sz="4"/>
+            </w:tcBorders>
+            <w:shd w:fill="FFFFFF" w:val="clear"/>
+            <w:tcMar>
+              <w:top w:type="dxa" w:w="80"/>
+              <w:left w:type="dxa" w:w="120"/>
+              <w:bottom w:type="dxa" w:w="80"/>
+              <w:right w:type="dxa" w:w="120"/>
+            </w:tcMar>
+          </w:tcPr>
+          <w:p>
+            <w:pPr>
+              <w:spacing w:before="0" w:after="0"/>
+            </w:pPr>
+            <w:r>
+              <w:rPr>
+                <w:rFonts w:ascii="BIZ UDPGothic" w:cs="BIZ UDPGothic" w:eastAsia="BIZ UDPGothic" w:hAnsi="BIZ UDPGothic"/>
+                <w:color w:val="404040"/>
+                <w:sz w:val="18"/>
+                <w:szCs w:val="18"/>
+              </w:rPr>
+              <w:t xml:space="preserve">2</w:t>
+            </w:r>
+          </w:p>
+        </w:tc>
+        <w:tc>
+          <w:tcPr>
+            <w:tcW w:type="dxa" w:w="2376"/>
+            <w:tcBorders>
+              <w:top w:val="single" w:color="CCCCCC" w:sz="4"/>
+              <w:left w:val="single" w:color="CCCCCC" w:sz="4"/>
+              <w:bottom w:val="single" w:color="CCCCCC" w:sz="4"/>
+              <w:right w:val="single" w:color="CCCCCC" w:sz="4"/>
+            </w:tcBorders>
+            <w:shd w:fill="FFFFFF" w:val="clear"/>
+            <w:tcMar>
+              <w:top w:type="dxa" w:w="80"/>
+              <w:left w:type="dxa" w:w="120"/>
+              <w:bottom w:type="dxa" w:w="80"/>
+              <w:right w:type="dxa" w:w="120"/>
+            </w:tcMar>
+          </w:tcPr>
+          <w:p>
+            <w:pPr>
+              <w:spacing w:before="0" w:after="0"/>
+            </w:pPr>
+            <w:r>
+              <w:rPr>
+                <w:rFonts w:ascii="BIZ UDPGothic" w:cs="BIZ UDPGothic" w:eastAsia="BIZ UDPGothic" w:hAnsi="BIZ UDPGothic"/>
+                <w:color w:val="404040"/>
+                <w:sz w:val="18"/>
+                <w:szCs w:val="18"/>
+              </w:rPr>
+              <w:t xml:space="preserve">環境変数を変更する / Thay đổi biến môi trường 手順2のコマンドを実行 / Chạy lệnh bước 2</w:t>
+            </w:r>
+          </w:p>
+        </w:tc>
+        <w:tc>
+          <w:tcPr>
+            <w:tcW w:type="dxa" w:w="2376"/>
+            <w:tcBorders>
+              <w:top w:val="single" w:color="CCCCCC" w:sz="4"/>
+              <w:left w:val="single" w:color="CCCCCC" w:sz="4"/>
+              <w:bottom w:val="single" w:color="CCCCCC" w:sz="4"/>
+              <w:right w:val="single" w:color="CCCCCC" w:sz="4"/>
+            </w:tcBorders>
+            <w:shd w:fill="FFFFFF" w:val="clear"/>
+            <w:tcMar>
+              <w:top w:type="dxa" w:w="80"/>
+              <w:left w:type="dxa" w:w="120"/>
+              <w:bottom w:type="dxa" w:w="80"/>
+              <w:right w:type="dxa" w:w="120"/>
+            </w:tcMar>
+          </w:tcPr>
+          <w:p>
+            <w:pPr>
+              <w:spacing w:before="0" w:after="0"/>
+            </w:pPr>
+            <w:r>
+              <w:rPr>
+                <w:rFonts w:ascii="BIZ UDPGothic" w:cs="BIZ UDPGothic" w:eastAsia="BIZ UDPGothic" w:hAnsi="BIZ UDPGothic"/>
+                <w:color w:val="404040"/>
+                <w:sz w:val="18"/>
+                <w:szCs w:val="18"/>
+              </w:rPr>
+              <w:t xml:space="preserve">コマンドが正 常に完了すること / Lệnh hoàn thành bình thường</w:t>
+            </w:r>
+          </w:p>
+        </w:tc>
+        <w:tc>
+          <w:tcPr>
+            <w:tcW w:type="dxa" w:w="2378"/>
+            <w:tcBorders>
+              <w:top w:val="single" w:color="CCCCCC" w:sz="4"/>
+              <w:left w:val="single" w:color="CCCCCC" w:sz="4"/>
+              <w:bottom w:val="single" w:color="CCCCCC" w:sz="4"/>
+              <w:right w:val="single" w:color="CCCCCC" w:sz="4"/>
+            </w:tcBorders>
+            <w:shd w:fill="FFFFFF" w:val="clear"/>
+            <w:tcMar>
+              <w:top w:type="dxa" w:w="80"/>
+              <w:left w:type="dxa" w:w="120"/>
+              <w:bottom w:type="dxa" w:w="80"/>
+              <w:right w:type="dxa" w:w="120"/>
+            </w:tcMar>
+          </w:tcPr>
+          <w:p>
+            <w:pPr>
+              <w:spacing w:before="0" w:after="0"/>
+            </w:pPr>
+            <w:r>
+              <w:rPr>
+                <w:rFonts w:ascii="BIZ UDPGothic" w:cs="BIZ UDPGothic" w:eastAsia="BIZ UDPGothic" w:hAnsi="BIZ UDPGothic"/>
+                <w:color w:val="404040"/>
+                <w:sz w:val="18"/>
+                <w:szCs w:val="18"/>
+              </w:rPr>
+              <w:t xml:space="preserve"/>
+            </w:r>
+          </w:p>
+        </w:tc>
+      </w:tr>
+      <w:tr>
+        <w:trPr>
+          <w:cantSplit/>
+        </w:trPr>
+        <w:tc>
+          <w:tcPr>
+            <w:tcW w:type="dxa" w:w="2376"/>
+            <w:tcBorders>
+              <w:top w:val="single" w:color="CCCCCC" w:sz="4"/>
+              <w:left w:val="single" w:color="CCCCCC" w:sz="4"/>
+              <w:bottom w:val="single" w:color="CCCCCC" w:sz="4"/>
+              <w:right w:val="single" w:color="CCCCCC" w:sz="4"/>
+            </w:tcBorders>
+            <w:shd w:fill="FFFFFF" w:val="clear"/>
+            <w:tcMar>
+              <w:top w:type="dxa" w:w="80"/>
+              <w:left w:type="dxa" w:w="120"/>
+              <w:bottom w:type="dxa" w:w="80"/>
+              <w:right w:type="dxa" w:w="120"/>
+            </w:tcMar>
+          </w:tcPr>
+          <w:p>
+            <w:pPr>
+              <w:spacing w:before="0" w:after="0"/>
+            </w:pPr>
+            <w:r>
+              <w:rPr>
+                <w:rFonts w:ascii="BIZ UDPGothic" w:cs="BIZ UDPGothic" w:eastAsia="BIZ UDPGothic" w:hAnsi="BIZ UDPGothic"/>
+                <w:color w:val="404040"/>
+                <w:sz w:val="18"/>
+                <w:szCs w:val="18"/>
+              </w:rPr>
+              <w:t xml:space="preserve">3</w:t>
+            </w:r>
+          </w:p>
+        </w:tc>
+        <w:tc>
+          <w:tcPr>
+            <w:tcW w:type="dxa" w:w="2376"/>
+            <w:tcBorders>
+              <w:top w:val="single" w:color="CCCCCC" w:sz="4"/>
+              <w:left w:val="single" w:color="CCCCCC" w:sz="4"/>
+              <w:bottom w:val="single" w:color="CCCCCC" w:sz="4"/>
+              <w:right w:val="single" w:color="CCCCCC" w:sz="4"/>
+            </w:tcBorders>
+            <w:shd w:fill="FFFFFF" w:val="clear"/>
+            <w:tcMar>
+              <w:top w:type="dxa" w:w="80"/>
+              <w:left w:type="dxa" w:w="120"/>
+              <w:bottom w:type="dxa" w:w="80"/>
+              <w:right w:type="dxa" w:w="120"/>
+            </w:tcMar>
+          </w:tcPr>
+          <w:p>
+            <w:pPr>
+              <w:spacing w:before="0" w:after="0"/>
+            </w:pPr>
+            <w:r>
+              <w:rPr>
+                <w:rFonts w:ascii="BIZ UDPGothic" w:cs="BIZ UDPGothic" w:eastAsia="BIZ UDPGothic" w:hAnsi="BIZ UDPGothic"/>
+                <w:color w:val="404040"/>
+                <w:sz w:val="18"/>
+                <w:szCs w:val="18"/>
+              </w:rPr>
+              <w:t xml:space="preserve">変更後の環境変数を確認する / Xác nhận biến môi trường sau thay đổi 手順3のコマンドを実行 / Chạy lệnh bước 3</w:t>
+            </w:r>
+          </w:p>
+        </w:tc>
+        <w:tc>
+          <w:tcPr>
+            <w:tcW w:type="dxa" w:w="2376"/>
+            <w:tcBorders>
+              <w:top w:val="single" w:color="CCCCCC" w:sz="4"/>
+              <w:left w:val="single" w:color="CCCCCC" w:sz="4"/>
+              <w:bottom w:val="single" w:color="CCCCCC" w:sz="4"/>
+              <w:right w:val="single" w:color="CCCCCC" w:sz="4"/>
+            </w:tcBorders>
+            <w:shd w:fill="FFFFFF" w:val="clear"/>
+            <w:tcMar>
+              <w:top w:type="dxa" w:w="80"/>
+              <w:left w:type="dxa" w:w="120"/>
+              <w:bottom w:type="dxa" w:w="80"/>
+              <w:right w:type="dxa" w:w="120"/>
+            </w:tcMar>
+          </w:tcPr>
+          <w:p>
+            <w:pPr>
+              <w:spacing w:before="0" w:after="0"/>
+            </w:pPr>
+            <w:r>
+              <w:rPr>
+                <w:rFonts w:ascii="BIZ UDPGothic" w:cs="BIZ UDPGothic" w:eastAsia="BIZ UDPGothic" w:hAnsi="BIZ UDPGothic"/>
+                <w:color w:val="404040"/>
+                <w:sz w:val="18"/>
+                <w:szCs w:val="18"/>
+              </w:rPr>
+              <w:t xml:space="preserve">DB_KASUMI=prd/R eplica_Kasumi_RO であること / DB_KASUMI=prd/R eplica_Kasumi_RO</w:t>
+            </w:r>
+          </w:p>
+        </w:tc>
+        <w:tc>
+          <w:tcPr>
+            <w:tcW w:type="dxa" w:w="2378"/>
+            <w:tcBorders>
+              <w:top w:val="single" w:color="CCCCCC" w:sz="4"/>
+              <w:left w:val="single" w:color="CCCCCC" w:sz="4"/>
+              <w:bottom w:val="single" w:color="CCCCCC" w:sz="4"/>
+              <w:right w:val="single" w:color="CCCCCC" w:sz="4"/>
+            </w:tcBorders>
+            <w:shd w:fill="FFFFFF" w:val="clear"/>
+            <w:tcMar>
+              <w:top w:type="dxa" w:w="80"/>
+              <w:left w:type="dxa" w:w="120"/>
+              <w:bottom w:type="dxa" w:w="80"/>
+              <w:right w:type="dxa" w:w="120"/>
+            </w:tcMar>
+          </w:tcPr>
+          <w:p>
+            <w:pPr>
+              <w:spacing w:before="0" w:after="0"/>
+            </w:pPr>
+            <w:r>
+              <w:rPr>
+                <w:rFonts w:ascii="BIZ UDPGothic" w:cs="BIZ UDPGothic" w:eastAsia="BIZ UDPGothic" w:hAnsi="BIZ UDPGothic"/>
+                <w:color w:val="404040"/>
+                <w:sz w:val="18"/>
+                <w:szCs w:val="18"/>
+              </w:rPr>
+              <w:t xml:space="preserve"/>
+            </w:r>
+          </w:p>
+        </w:tc>
+      </w:tr>
+      <w:tr>
+        <w:trPr>
+          <w:cantSplit/>
+        </w:trPr>
+        <w:tc>
+          <w:tcPr>
+            <w:tcW w:type="dxa" w:w="2376"/>
+            <w:tcBorders>
+              <w:top w:val="single" w:color="CCCCCC" w:sz="4"/>
+              <w:left w:val="single" w:color="CCCCCC" w:sz="4"/>
+              <w:bottom w:val="single" w:color="CCCCCC" w:sz="4"/>
+              <w:right w:val="single" w:color="CCCCCC" w:sz="4"/>
+            </w:tcBorders>
+            <w:shd w:fill="FFFFFF" w:val="clear"/>
+            <w:tcMar>
+              <w:top w:type="dxa" w:w="80"/>
+              <w:left w:type="dxa" w:w="120"/>
+              <w:bottom w:type="dxa" w:w="80"/>
+              <w:right w:type="dxa" w:w="120"/>
+            </w:tcMar>
+          </w:tcPr>
+          <w:p>
+            <w:pPr>
+              <w:spacing w:before="0" w:after="0"/>
+            </w:pPr>
+            <w:r>
+              <w:rPr>
+                <w:rFonts w:ascii="BIZ UDPGothic" w:cs="BIZ UDPGothic" w:eastAsia="BIZ UDPGothic" w:hAnsi="BIZ UDPGothic"/>
+                <w:color w:val="404040"/>
+                <w:sz w:val="18"/>
+                <w:szCs w:val="18"/>
+              </w:rPr>
+              <w:t xml:space="preserve">4</w:t>
+            </w:r>
+          </w:p>
+        </w:tc>
+        <w:tc>
+          <w:tcPr>
+            <w:tcW w:type="dxa" w:w="2376"/>
+            <w:tcBorders>
+              <w:top w:val="single" w:color="CCCCCC" w:sz="4"/>
+              <w:left w:val="single" w:color="CCCCCC" w:sz="4"/>
+              <w:bottom w:val="single" w:color="CCCCCC" w:sz="4"/>
+              <w:right w:val="single" w:color="CCCCCC" w:sz="4"/>
+            </w:tcBorders>
+            <w:shd w:fill="FFFFFF" w:val="clear"/>
+            <w:tcMar>
+              <w:top w:type="dxa" w:w="80"/>
+              <w:left w:type="dxa" w:w="120"/>
+              <w:bottom w:type="dxa" w:w="80"/>
+              <w:right w:type="dxa" w:w="120"/>
+            </w:tcMar>
+          </w:tcPr>
+          <w:p>
+            <w:pPr>
+              <w:spacing w:before="0" w:after="0"/>
+            </w:pPr>
+            <w:r>
+              <w:rPr>
+                <w:rFonts w:ascii="BIZ UDPGothic" w:cs="BIZ UDPGothic" w:eastAsia="BIZ UDPGothic" w:hAnsi="BIZ UDPGothic"/>
+                <w:color w:val="404040"/>
+                <w:sz w:val="18"/>
+                <w:szCs w:val="18"/>
+              </w:rPr>
+              <w:t xml:space="preserve">翌朝 JST 05:30以降のCloudWatchログを確認 / Xác nhận CloudWatch log sau JST 05:30 sáng hôm sau</w:t>
+            </w:r>
+          </w:p>
+        </w:tc>
+        <w:tc>
+          <w:tcPr>
+            <w:tcW w:type="dxa" w:w="2376"/>
+            <w:tcBorders>
+              <w:top w:val="single" w:color="CCCCCC" w:sz="4"/>
+              <w:left w:val="single" w:color="CCCCCC" w:sz="4"/>
+              <w:bottom w:val="single" w:color="CCCCCC" w:sz="4"/>
+              <w:right w:val="single" w:color="CCCCCC" w:sz="4"/>
+            </w:tcBorders>
+            <w:shd w:fill="FFFFFF" w:val="clear"/>
+            <w:tcMar>
+              <w:top w:type="dxa" w:w="80"/>
+              <w:left w:type="dxa" w:w="120"/>
+              <w:bottom w:type="dxa" w:w="80"/>
+              <w:right w:type="dxa" w:w="120"/>
+            </w:tcMar>
+          </w:tcPr>
+          <w:p>
+            <w:pPr>
+              <w:spacing w:before="0" w:after="0"/>
+            </w:pPr>
+            <w:r>
+              <w:rPr>
+                <w:rFonts w:ascii="BIZ UDPGothic" w:cs="BIZ UDPGothic" w:eastAsia="BIZ UDPGothic" w:hAnsi="BIZ UDPGothic"/>
+                <w:color w:val="404040"/>
+                <w:sz w:val="18"/>
+                <w:szCs w:val="18"/>
+              </w:rPr>
+              <w:t xml:space="preserve">「✅ Connected to DB!」 が出力されること / Xuất hiện「✅ Connected to DB!」</w:t>
+            </w:r>
+          </w:p>
+        </w:tc>
+        <w:tc>
+          <w:tcPr>
+            <w:tcW w:type="dxa" w:w="2378"/>
+            <w:tcBorders>
+              <w:top w:val="single" w:color="CCCCCC" w:sz="4"/>
+              <w:left w:val="single" w:color="CCCCCC" w:sz="4"/>
+              <w:bottom w:val="single" w:color="CCCCCC" w:sz="4"/>
+              <w:right w:val="single" w:color="CCCCCC" w:sz="4"/>
+            </w:tcBorders>
+            <w:shd w:fill="FFFFFF" w:val="clear"/>
+            <w:tcMar>
+              <w:top w:type="dxa" w:w="80"/>
+              <w:left w:type="dxa" w:w="120"/>
+              <w:bottom w:type="dxa" w:w="80"/>
+              <w:right w:type="dxa" w:w="120"/>
+            </w:tcMar>
+          </w:tcPr>
+          <w:p>
+            <w:pPr>
+              <w:spacing w:before="0" w:after="0"/>
+            </w:pPr>
+            <w:r>
+              <w:rPr>
+                <w:rFonts w:ascii="BIZ UDPGothic" w:cs="BIZ UDPGothic" w:eastAsia="BIZ UDPGothic" w:hAnsi="BIZ UDPGothic"/>
+                <w:color w:val="404040"/>
+                <w:sz w:val="18"/>
+                <w:szCs w:val="18"/>
+              </w:rPr>
+              <w:t xml:space="preserve"/>
+            </w:r>
+          </w:p>
+        </w:tc>
+      </w:tr>
+      <w:tr>
+        <w:trPr>
+          <w:cantSplit/>
+        </w:trPr>
+        <w:tc>
+          <w:tcPr>
+            <w:tcW w:type="dxa" w:w="2376"/>
+            <w:tcBorders>
+              <w:top w:val="single" w:color="CCCCCC" w:sz="4"/>
+              <w:left w:val="single" w:color="CCCCCC" w:sz="4"/>
+              <w:bottom w:val="single" w:color="CCCCCC" w:sz="4"/>
+              <w:right w:val="single" w:color="CCCCCC" w:sz="4"/>
+            </w:tcBorders>
+            <w:shd w:fill="FFFFFF" w:val="clear"/>
+            <w:tcMar>
+              <w:top w:type="dxa" w:w="80"/>
+              <w:left w:type="dxa" w:w="120"/>
+              <w:bottom w:type="dxa" w:w="80"/>
+              <w:right w:type="dxa" w:w="120"/>
+            </w:tcMar>
+          </w:tcPr>
+          <w:p>
+            <w:pPr>
+              <w:spacing w:before="0" w:after="0"/>
+            </w:pPr>
+            <w:r>
+              <w:rPr>
+                <w:rFonts w:ascii="BIZ UDPGothic" w:cs="BIZ UDPGothic" w:eastAsia="BIZ UDPGothic" w:hAnsi="BIZ UDPGothic"/>
+                <w:color w:val="404040"/>
+                <w:sz w:val="18"/>
+                <w:szCs w:val="18"/>
+              </w:rPr>
+              <w:t xml:space="preserve">5</w:t>
+            </w:r>
+          </w:p>
+        </w:tc>
+        <w:tc>
+          <w:tcPr>
+            <w:tcW w:type="dxa" w:w="2376"/>
+            <w:tcBorders>
+              <w:top w:val="single" w:color="CCCCCC" w:sz="4"/>
+              <w:left w:val="single" w:color="CCCCCC" w:sz="4"/>
+              <w:bottom w:val="single" w:color="CCCCCC" w:sz="4"/>
+              <w:right w:val="single" w:color="CCCCCC" w:sz="4"/>
+            </w:tcBorders>
+            <w:shd w:fill="FFFFFF" w:val="clear"/>
+            <w:tcMar>
+              <w:top w:type="dxa" w:w="80"/>
+              <w:left w:type="dxa" w:w="120"/>
+              <w:bottom w:type="dxa" w:w="80"/>
+              <w:right w:type="dxa" w:w="120"/>
+            </w:tcMar>
+          </w:tcPr>
+          <w:p>
+            <w:pPr>
+              <w:spacing w:before="0" w:after="0"/>
+            </w:pPr>
+            <w:r>
+              <w:rPr>
+                <w:rFonts w:ascii="BIZ UDPGothic" w:cs="BIZ UDPGothic" w:eastAsia="BIZ UDPGothic" w:hAnsi="BIZ UDPGothic"/>
+                <w:color w:val="404040"/>
+                <w:sz w:val="18"/>
+                <w:szCs w:val="18"/>
+              </w:rPr>
+              <w:t xml:space="preserve">Readerエンド ポイントに接続されていることを確認 / Xác nhận kết nối đến Reader endpoint</w:t>
+            </w:r>
+          </w:p>
+        </w:tc>
+        <w:tc>
+          <w:tcPr>
+            <w:tcW w:type="dxa" w:w="2376"/>
+            <w:tcBorders>
+              <w:top w:val="single" w:color="CCCCCC" w:sz="4"/>
+              <w:left w:val="single" w:color="CCCCCC" w:sz="4"/>
+              <w:bottom w:val="single" w:color="CCCCCC" w:sz="4"/>
+              <w:right w:val="single" w:color="CCCCCC" w:sz="4"/>
+            </w:tcBorders>
+            <w:shd w:fill="FFFFFF" w:val="clear"/>
+            <w:tcMar>
+              <w:top w:type="dxa" w:w="80"/>
+              <w:left w:type="dxa" w:w="120"/>
+              <w:bottom w:type="dxa" w:w="80"/>
+              <w:right w:type="dxa" w:w="120"/>
+            </w:tcMar>
+          </w:tcPr>
+          <w:p>
+            <w:pPr>
+              <w:spacing w:before="0" w:after="0"/>
+            </w:pPr>
+            <w:r>
+              <w:rPr>
+                <w:rFonts w:ascii="BIZ UDPGothic" w:cs="BIZ UDPGothic" w:eastAsia="BIZ UDPGothic" w:hAnsi="BIZ UDPGothic"/>
+                <w:color w:val="404040"/>
+                <w:sz w:val="18"/>
+                <w:szCs w:val="18"/>
+              </w:rPr>
+              <w:t xml:space="preserve">Readerエンドポ イントのホスト名 が表示されること / Hiển thị hostname của Reader endpoint</w:t>
+            </w:r>
+          </w:p>
+        </w:tc>
+        <w:tc>
+          <w:tcPr>
+            <w:tcW w:type="dxa" w:w="2378"/>
+            <w:tcBorders>
+              <w:top w:val="single" w:color="CCCCCC" w:sz="4"/>
+              <w:left w:val="single" w:color="CCCCCC" w:sz="4"/>
+              <w:bottom w:val="single" w:color="CCCCCC" w:sz="4"/>
+              <w:right w:val="single" w:color="CCCCCC" w:sz="4"/>
+            </w:tcBorders>
+            <w:shd w:fill="FFFFFF" w:val="clear"/>
+            <w:tcMar>
+              <w:top w:type="dxa" w:w="80"/>
+              <w:left w:type="dxa" w:w="120"/>
+              <w:bottom w:type="dxa" w:w="80"/>
+              <w:right w:type="dxa" w:w="120"/>
+            </w:tcMar>
+          </w:tcPr>
+          <w:p>
+            <w:pPr>
+              <w:spacing w:before="0" w:after="0"/>
+            </w:pPr>
+            <w:r>
+              <w:rPr>
+                <w:rFonts w:ascii="BIZ UDPGothic" w:cs="BIZ UDPGothic" w:eastAsia="BIZ UDPGothic" w:hAnsi="BIZ UDPGothic"/>
+                <w:color w:val="404040"/>
+                <w:sz w:val="18"/>
+                <w:szCs w:val="18"/>
+              </w:rPr>
+              <w:t xml:space="preserve"/>
+            </w:r>
+          </w:p>
+        </w:tc>
+      </w:tr>
+    </w:tbl>
+    <w:p>
+      <w:pPr>
+        <w:pBdr>
+          <w:left w:val="thick" w:color="C8102E" w:sz="20" w:space="6"/>
+        </w:pBdr>
+        <w:spacing w:before="280" w:after="100"/>
+      </w:pPr>
+      <w:r>
+        <w:rPr>
+          <w:rFonts w:ascii="BIZ UDPGothic" w:cs="BIZ UDPGothic" w:eastAsia="BIZ UDPGothic" w:hAnsi="BIZ UDPGothic"/>
+          <w:b/>
+          <w:bCs/>
+          <w:color w:val="C8102E"/>
+          <w:sz w:val="24"/>
+          <w:szCs w:val="24"/>
+        </w:rPr>
+        <w:t xml:space="preserve">■ 2. 承認 / Phê duyệt</w:t>
+      </w:r>
+      <w:r>
+        <w:br/>
+      </w:r>
+      <w:r>
+        <w:rPr>
+          <w:rFonts w:ascii="BIZ UDPGothic" w:cs="BIZ UDPGothic" w:eastAsia="BIZ UDPGothic" w:hAnsi="BIZ UDPGothic"/>
+          <w:i/>
+          <w:iCs/>
+          <w:color w:val="AA3344"/>
+          <w:sz w:val="17"/>
+          <w:szCs w:val="17"/>
+        </w:rPr>
+        <w:t xml:space="preserve">　2. 承認 / Phê duyệt</w:t>
+      </w:r>
+    </w:p>
+    <w:p>
+      <w:pPr>
+        <w:spacing w:before="100" w:after="100"/>
+      </w:pPr>
+      <w:r>
+        <w:rPr>
+          <w:rFonts w:ascii="BIZ UDPGothic" w:cs="BIZ UDPGothic" w:eastAsia="BIZ UDPGothic" w:hAnsi="BIZ UDPGothic"/>
+          <w:color w:val="404040"/>
+          <w:sz w:val="18"/>
+          <w:szCs w:val="18"/>
+        </w:rPr>
+        <w:t xml:space="preserve">---------------- ------------------------------------------------------</w:t>
+      </w:r>
+    </w:p>
+    <w:p>
+      <w:pPr>
+        <w:spacing w:before="100" w:after="100"/>
+      </w:pPr>
+      <w:r>
+        <w:rPr>
+          <w:rFonts w:ascii="BIZ UDPGothic" w:cs="BIZ UDPGothic" w:eastAsia="BIZ UDPGothic" w:hAnsi="BIZ UDPGothic"/>
+          <w:color w:val="404040"/>
+          <w:sz w:val="18"/>
+          <w:szCs w:val="18"/>
+        </w:rPr>
+        <w:t xml:space="preserve">申請者</w:t>
+      </w:r>
+      <w:r>
+        <w:br/>
+      </w:r>
+      <w:r>
+        <w:rPr>
+          <w:rFonts w:ascii="BIZ UDPGothic" w:cs="BIZ UDPGothic" w:eastAsia="BIZ UDPGothic" w:hAnsi="BIZ UDPGothic"/>
+          <w:i/>
+          <w:iCs/>
+          <w:color w:val="777777"/>
+          <w:sz w:val="16"/>
+          <w:szCs w:val="16"/>
+        </w:rPr>
+        <w:t xml:space="preserve">/ Người</w:t>
+      </w:r>
+    </w:p>
+    <w:p>
+      <w:pPr>
+        <w:spacing w:before="100" w:after="100"/>
+      </w:pPr>
+      <w:r>
+        <w:rPr>
+          <w:rFonts w:ascii="BIZ UDPGothic" w:cs="BIZ UDPGothic" w:eastAsia="BIZ UDPGothic" w:hAnsi="BIZ UDPGothic"/>
+          <w:color w:val="404040"/>
+          <w:sz w:val="18"/>
+          <w:szCs w:val="18"/>
+        </w:rPr>
+        <w:t xml:space="preserve">đề xuất</w:t>
+      </w:r>
+    </w:p>
+    <w:p>
+      <w:pPr>
+        <w:spacing w:before="100" w:after="100"/>
+      </w:pPr>
+      <w:r>
+        <w:rPr>
+          <w:rFonts w:ascii="BIZ UDPGothic" w:cs="BIZ UDPGothic" w:eastAsia="BIZ UDPGothic" w:hAnsi="BIZ UDPGothic"/>
+          <w:color w:val="404040"/>
+          <w:sz w:val="18"/>
+          <w:szCs w:val="18"/>
+        </w:rPr>
+        <w:t xml:space="preserve">承認者</w:t>
+      </w:r>
+      <w:r>
+        <w:br/>
+      </w:r>
+      <w:r>
+        <w:rPr>
+          <w:rFonts w:ascii="BIZ UDPGothic" w:cs="BIZ UDPGothic" w:eastAsia="BIZ UDPGothic" w:hAnsi="BIZ UDPGothic"/>
+          <w:i/>
+          <w:iCs/>
+          <w:color w:val="777777"/>
+          <w:sz w:val="16"/>
+          <w:szCs w:val="16"/>
+        </w:rPr>
+        <w:t xml:space="preserve">/ Người</w:t>
+      </w:r>
+    </w:p>
+    <w:p>
+      <w:pPr>
+        <w:spacing w:before="100" w:after="100"/>
+      </w:pPr>
+      <w:r>
+        <w:rPr>
+          <w:rFonts w:ascii="BIZ UDPGothic" w:cs="BIZ UDPGothic" w:eastAsia="BIZ UDPGothic" w:hAnsi="BIZ UDPGothic"/>
+          <w:color w:val="404040"/>
+          <w:sz w:val="18"/>
+          <w:szCs w:val="18"/>
+        </w:rPr>
+        <w:t xml:space="preserve">phê duyệt</w:t>
+      </w:r>
+    </w:p>
+    <w:p>
+      <w:pPr>
+        <w:spacing w:before="100" w:after="100"/>
+      </w:pPr>
+      <w:r>
+        <w:rPr>
+          <w:rFonts w:ascii="BIZ UDPGothic" w:cs="BIZ UDPGothic" w:eastAsia="BIZ UDPGothic" w:hAnsi="BIZ UDPGothic"/>
+          <w:color w:val="404040"/>
+          <w:sz w:val="18"/>
+          <w:szCs w:val="18"/>
+        </w:rPr>
+        <w:t xml:space="preserve">実施者</w:t>
+      </w:r>
+      <w:r>
+        <w:br/>
+      </w:r>
+      <w:r>
+        <w:rPr>
+          <w:rFonts w:ascii="BIZ UDPGothic" w:cs="BIZ UDPGothic" w:eastAsia="BIZ UDPGothic" w:hAnsi="BIZ UDPGothic"/>
+          <w:i/>
+          <w:iCs/>
+          <w:color w:val="777777"/>
+          <w:sz w:val="16"/>
+          <w:szCs w:val="16"/>
+        </w:rPr>
+        <w:t xml:space="preserve">/ Người</w:t>
+      </w:r>
+    </w:p>
+    <w:p>
+      <w:pPr>
+        <w:spacing w:before="100" w:after="100"/>
+      </w:pPr>
+      <w:r>
+        <w:rPr>
+          <w:rFonts w:ascii="BIZ UDPGothic" w:cs="BIZ UDPGothic" w:eastAsia="BIZ UDPGothic" w:hAnsi="BIZ UDPGothic"/>
+          <w:color w:val="404040"/>
+          <w:sz w:val="18"/>
+          <w:szCs w:val="18"/>
+        </w:rPr>
+        <w:t xml:space="preserve">thực hiện</w:t>
+      </w:r>
+    </w:p>
+    <w:p>
+      <w:pPr>
+        <w:spacing w:before="100" w:after="100"/>
+      </w:pPr>
+      <w:r>
+        <w:rPr>
+          <w:rFonts w:ascii="BIZ UDPGothic" w:cs="BIZ UDPGothic" w:eastAsia="BIZ UDPGothic" w:hAnsi="BIZ UDPGothic"/>
+          <w:color w:val="404040"/>
+          <w:sz w:val="18"/>
+          <w:szCs w:val="18"/>
+        </w:rPr>
+        <w:t xml:space="preserve">完了確認</w:t>
+      </w:r>
+      <w:r>
+        <w:br/>
+      </w:r>
+      <w:r>
+        <w:rPr>
+          <w:rFonts w:ascii="BIZ UDPGothic" w:cs="BIZ UDPGothic" w:eastAsia="BIZ UDPGothic" w:hAnsi="BIZ UDPGothic"/>
+          <w:i/>
+          <w:iCs/>
+          <w:color w:val="777777"/>
+          <w:sz w:val="16"/>
+          <w:szCs w:val="16"/>
+        </w:rPr>
+        <w:t xml:space="preserve">/ Xác</w:t>
+      </w:r>
+    </w:p>
+    <w:p>
+      <w:pPr>
+        <w:spacing w:before="100" w:after="100"/>
+      </w:pPr>
+      <w:r>
+        <w:rPr>
+          <w:rFonts w:ascii="BIZ UDPGothic" w:cs="BIZ UDPGothic" w:eastAsia="BIZ UDPGothic" w:hAnsi="BIZ UDPGothic"/>
+          <w:color w:val="404040"/>
+          <w:sz w:val="18"/>
+          <w:szCs w:val="18"/>
+        </w:rPr>
+        <w:t xml:space="preserve">nhận hoàn</w:t>
+      </w:r>
+    </w:p>
+    <w:p>
+      <w:pPr>
+        <w:spacing w:before="100" w:after="100"/>
+      </w:pPr>
+      <w:r>
+        <w:rPr>
+          <w:rFonts w:ascii="BIZ UDPGothic" w:cs="BIZ UDPGothic" w:eastAsia="BIZ UDPGothic" w:hAnsi="BIZ UDPGothic"/>
+          <w:color w:val="404040"/>
+          <w:sz w:val="18"/>
+          <w:szCs w:val="18"/>
+        </w:rPr>
+        <w:t xml:space="preserve">thành</w:t>
+      </w:r>
+    </w:p>
+    <w:p>
+      <w:pPr>
+        <w:spacing w:before="100" w:after="100"/>
+      </w:pPr>
+      <w:r>
+        <w:rPr>
+          <w:rFonts w:ascii="BIZ UDPGothic" w:cs="BIZ UDPGothic" w:eastAsia="BIZ UDPGothic" w:hAnsi="BIZ UDPGothic"/>
+          <w:color w:val="404040"/>
+          <w:sz w:val="18"/>
+          <w:szCs w:val="18"/>
+        </w:rPr>
+        <w:t xml:space="preserve">---------------- ------------------------------------------------------</w:t>
       </w:r>
     </w:p>
     <w:p>

--- a/40_AWS/05_改修資料/KSM_AWS_MOD_016_改修指示書_LambdaDB接続先変更_ja_vi.docx
+++ b/40_AWS/05_改修資料/KSM_AWS_MOD_016_改修指示書_LambdaDB接続先変更_ja_vi.docx
@@ -5021,6 +5021,1422 @@
         <w:t xml:space="preserve">---------------- ------------------------------------------------------</w:t>
       </w:r>
     </w:p>
+    <w:p>
+      <w:pPr>
+        <w:pBdr>
+          <w:left w:val="thick" w:color="C8102E" w:sz="20" w:space="6"/>
+        </w:pBdr>
+        <w:spacing w:before="280" w:after="100"/>
+      </w:pPr>
+      <w:r>
+        <w:rPr>
+          <w:rFonts w:ascii="BIZ UDPGothic" w:cs="BIZ UDPGothic" w:eastAsia="BIZ UDPGothic" w:hAnsi="BIZ UDPGothic"/>
+          <w:b/>
+          <w:bCs/>
+          <w:color w:val="C8102E"/>
+          <w:sz w:val="24"/>
+          <w:szCs w:val="24"/>
+        </w:rPr>
+        <w:t xml:space="preserve">■ デプロイ時確認・注意事項</w:t>
+      </w:r>
+      <w:r>
+        <w:br/>
+      </w:r>
+      <w:r>
+        <w:rPr>
+          <w:rFonts w:ascii="BIZ UDPGothic" w:cs="BIZ UDPGothic" w:eastAsia="BIZ UDPGothic" w:hAnsi="BIZ UDPGothic"/>
+          <w:i/>
+          <w:iCs/>
+          <w:color w:val="AA3344"/>
+          <w:sz w:val="17"/>
+          <w:szCs w:val="17"/>
+        </w:rPr>
+        <w:t xml:space="preserve">　Lưu Ý &amp; Xác Nhận Khi Triển Khai</w:t>
+      </w:r>
+    </w:p>
+    <w:p>
+      <w:pPr>
+        <w:spacing w:before="100" w:after="100"/>
+      </w:pPr>
+      <w:r>
+        <w:rPr>
+          <w:rFonts w:ascii="BIZ UDPGothic" w:cs="BIZ UDPGothic" w:eastAsia="BIZ UDPGothic" w:hAnsi="BIZ UDPGothic"/>
+          <w:color w:val="404040"/>
+          <w:sz w:val="18"/>
+          <w:szCs w:val="18"/>
+        </w:rPr>
+        <w:t xml:space="preserve">本改修のデプロイにあたり、以下の8項目を事前・事後に確認すること。</w:t>
+      </w:r>
+      <w:r>
+        <w:br/>
+      </w:r>
+      <w:r>
+        <w:rPr>
+          <w:rFonts w:ascii="BIZ UDPGothic" w:cs="BIZ UDPGothic" w:eastAsia="BIZ UDPGothic" w:hAnsi="BIZ UDPGothic"/>
+          <w:i/>
+          <w:iCs/>
+          <w:color w:val="777777"/>
+          <w:sz w:val="16"/>
+          <w:szCs w:val="16"/>
+        </w:rPr>
+        <w:t xml:space="preserve">/ Khi triển khai sửa đổi này, cần xác nhận 8 hạng mục dưới đây trước và sau khi deploy.</w:t>
+      </w:r>
+    </w:p>
+    <w:tbl>
+      <w:tblPr>
+        <w:tblW w:type="dxa" w:w="9506"/>
+        <w:tblBorders>
+          <w:top w:val="single" w:color="CCCCCC" w:sz="4"/>
+          <w:left w:val="single" w:color="CCCCCC" w:sz="4"/>
+          <w:bottom w:val="single" w:color="CCCCCC" w:sz="4"/>
+          <w:right w:val="single" w:color="CCCCCC" w:sz="4"/>
+          <w:insideH w:val="single" w:color="auto" w:sz="4"/>
+          <w:insideV w:val="single" w:color="auto" w:sz="4"/>
+        </w:tblBorders>
+      </w:tblPr>
+      <w:tblGrid>
+        <w:gridCol w:w="400"/>
+        <w:gridCol w:w="2200"/>
+        <w:gridCol w:w="6906"/>
+      </w:tblGrid>
+      <w:tr>
+        <w:trPr>
+          <w:cantSplit/>
+          <w:tblHeader/>
+        </w:trPr>
+        <w:tc>
+          <w:tcPr>
+            <w:tcW w:type="dxa" w:w="400"/>
+            <w:tcBorders>
+              <w:top w:val="single" w:color="CCCCCC" w:sz="4"/>
+              <w:left w:val="single" w:color="CCCCCC" w:sz="4"/>
+              <w:bottom w:val="single" w:color="CCCCCC" w:sz="4"/>
+              <w:right w:val="single" w:color="CCCCCC" w:sz="4"/>
+            </w:tcBorders>
+            <w:shd w:fill="E8E8E8" w:val="clear"/>
+            <w:tcMar>
+              <w:top w:type="dxa" w:w="80"/>
+              <w:left w:type="dxa" w:w="120"/>
+              <w:bottom w:type="dxa" w:w="80"/>
+              <w:right w:type="dxa" w:w="120"/>
+            </w:tcMar>
+            <w:vAlign w:val="center"/>
+          </w:tcPr>
+          <w:p>
+            <w:pPr>
+              <w:jc w:val="center"/>
+            </w:pPr>
+            <w:r>
+              <w:rPr>
+                <w:rFonts w:ascii="BIZ UDPGothic" w:cs="BIZ UDPGothic" w:eastAsia="BIZ UDPGothic" w:hAnsi="BIZ UDPGothic"/>
+                <w:b/>
+                <w:bCs/>
+                <w:color w:val="000000"/>
+                <w:sz w:val="18"/>
+                <w:szCs w:val="18"/>
+              </w:rPr>
+              <w:t xml:space="preserve">No.</w:t>
+            </w:r>
+          </w:p>
+        </w:tc>
+        <w:tc>
+          <w:tcPr>
+            <w:tcW w:type="dxa" w:w="2200"/>
+            <w:tcBorders>
+              <w:top w:val="single" w:color="CCCCCC" w:sz="4"/>
+              <w:left w:val="single" w:color="CCCCCC" w:sz="4"/>
+              <w:bottom w:val="single" w:color="CCCCCC" w:sz="4"/>
+              <w:right w:val="single" w:color="CCCCCC" w:sz="4"/>
+            </w:tcBorders>
+            <w:shd w:fill="E8E8E8" w:val="clear"/>
+            <w:tcMar>
+              <w:top w:type="dxa" w:w="80"/>
+              <w:left w:type="dxa" w:w="120"/>
+              <w:bottom w:type="dxa" w:w="80"/>
+              <w:right w:type="dxa" w:w="120"/>
+            </w:tcMar>
+            <w:vAlign w:val="center"/>
+          </w:tcPr>
+          <w:p>
+            <w:pPr>
+              <w:jc w:val="left"/>
+            </w:pPr>
+            <w:r>
+              <w:rPr>
+                <w:rFonts w:ascii="BIZ UDPGothic" w:cs="BIZ UDPGothic" w:eastAsia="BIZ UDPGothic" w:hAnsi="BIZ UDPGothic"/>
+                <w:b/>
+                <w:bCs/>
+                <w:color w:val="000000"/>
+                <w:sz w:val="18"/>
+                <w:szCs w:val="18"/>
+              </w:rPr>
+              <w:t xml:space="preserve">項目</w:t>
+            </w:r>
+            <w:r>
+              <w:rPr>
+                <w:rFonts w:ascii="BIZ UDPGothic" w:cs="BIZ UDPGothic" w:eastAsia="BIZ UDPGothic" w:hAnsi="BIZ UDPGothic"/>
+                <w:i/>
+                <w:iCs/>
+                <w:color w:val="888888"/>
+                <w:sz w:val="16"/>
+                <w:szCs w:val="16"/>
+              </w:rPr>
+              <w:t xml:space="preserve"> / </w:t>
+            </w:r>
+            <w:r>
+              <w:rPr>
+                <w:rFonts w:ascii="BIZ UDPGothic" w:cs="BIZ UDPGothic" w:eastAsia="BIZ UDPGothic" w:hAnsi="BIZ UDPGothic"/>
+                <w:i/>
+                <w:iCs/>
+                <w:color w:val="888888"/>
+                <w:sz w:val="16"/>
+                <w:szCs w:val="16"/>
+              </w:rPr>
+              <w:t xml:space="preserve">Hạng mục</w:t>
+            </w:r>
+          </w:p>
+        </w:tc>
+        <w:tc>
+          <w:tcPr>
+            <w:tcW w:type="dxa" w:w="6906"/>
+            <w:tcBorders>
+              <w:top w:val="single" w:color="CCCCCC" w:sz="4"/>
+              <w:left w:val="single" w:color="CCCCCC" w:sz="4"/>
+              <w:bottom w:val="single" w:color="CCCCCC" w:sz="4"/>
+              <w:right w:val="single" w:color="CCCCCC" w:sz="4"/>
+            </w:tcBorders>
+            <w:shd w:fill="E8E8E8" w:val="clear"/>
+            <w:tcMar>
+              <w:top w:type="dxa" w:w="80"/>
+              <w:left w:type="dxa" w:w="120"/>
+              <w:bottom w:type="dxa" w:w="80"/>
+              <w:right w:type="dxa" w:w="120"/>
+            </w:tcMar>
+            <w:vAlign w:val="center"/>
+          </w:tcPr>
+          <w:p>
+            <w:pPr>
+              <w:jc w:val="left"/>
+            </w:pPr>
+            <w:r>
+              <w:rPr>
+                <w:rFonts w:ascii="BIZ UDPGothic" w:cs="BIZ UDPGothic" w:eastAsia="BIZ UDPGothic" w:hAnsi="BIZ UDPGothic"/>
+                <w:b/>
+                <w:bCs/>
+                <w:color w:val="000000"/>
+                <w:sz w:val="18"/>
+                <w:szCs w:val="18"/>
+              </w:rPr>
+              <w:t xml:space="preserve">確認・注意事項</w:t>
+            </w:r>
+            <w:r>
+              <w:rPr>
+                <w:rFonts w:ascii="BIZ UDPGothic" w:cs="BIZ UDPGothic" w:eastAsia="BIZ UDPGothic" w:hAnsi="BIZ UDPGothic"/>
+                <w:i/>
+                <w:iCs/>
+                <w:color w:val="888888"/>
+                <w:sz w:val="16"/>
+                <w:szCs w:val="16"/>
+              </w:rPr>
+              <w:t xml:space="preserve"> / </w:t>
+            </w:r>
+            <w:r>
+              <w:rPr>
+                <w:rFonts w:ascii="BIZ UDPGothic" w:cs="BIZ UDPGothic" w:eastAsia="BIZ UDPGothic" w:hAnsi="BIZ UDPGothic"/>
+                <w:i/>
+                <w:iCs/>
+                <w:color w:val="888888"/>
+                <w:sz w:val="16"/>
+                <w:szCs w:val="16"/>
+              </w:rPr>
+              <w:t xml:space="preserve">Xác nhận &amp; Lưu ý</w:t>
+            </w:r>
+          </w:p>
+        </w:tc>
+      </w:tr>
+      <w:tr>
+        <w:trPr>
+          <w:cantSplit/>
+        </w:trPr>
+        <w:tc>
+          <w:tcPr>
+            <w:tcW w:type="dxa" w:w="400"/>
+            <w:tcBorders>
+              <w:top w:val="single" w:color="CCCCCC" w:sz="4"/>
+              <w:left w:val="single" w:color="CCCCCC" w:sz="4"/>
+              <w:bottom w:val="single" w:color="CCCCCC" w:sz="4"/>
+              <w:right w:val="single" w:color="CCCCCC" w:sz="4"/>
+            </w:tcBorders>
+            <w:shd w:fill="FFFFFF" w:val="clear"/>
+            <w:tcMar>
+              <w:top w:type="dxa" w:w="80"/>
+              <w:left w:type="dxa" w:w="120"/>
+              <w:bottom w:type="dxa" w:w="80"/>
+              <w:right w:type="dxa" w:w="120"/>
+            </w:tcMar>
+            <w:vAlign w:val="center"/>
+          </w:tcPr>
+          <w:p>
+            <w:pPr>
+              <w:jc w:val="center"/>
+            </w:pPr>
+            <w:r>
+              <w:rPr>
+                <w:rFonts w:ascii="BIZ UDPGothic" w:cs="BIZ UDPGothic" w:eastAsia="BIZ UDPGothic" w:hAnsi="BIZ UDPGothic"/>
+                <w:b w:val="false"/>
+                <w:bCs w:val="false"/>
+                <w:color w:val="404040"/>
+                <w:sz w:val="18"/>
+                <w:szCs w:val="18"/>
+              </w:rPr>
+              <w:t xml:space="preserve">1</w:t>
+            </w:r>
+          </w:p>
+        </w:tc>
+        <w:tc>
+          <w:tcPr>
+            <w:tcW w:type="dxa" w:w="2200"/>
+            <w:tcBorders>
+              <w:top w:val="single" w:color="CCCCCC" w:sz="4"/>
+              <w:left w:val="single" w:color="CCCCCC" w:sz="4"/>
+              <w:bottom w:val="single" w:color="CCCCCC" w:sz="4"/>
+              <w:right w:val="single" w:color="CCCCCC" w:sz="4"/>
+            </w:tcBorders>
+            <w:shd w:fill="FFFFFF" w:val="clear"/>
+            <w:tcMar>
+              <w:top w:type="dxa" w:w="80"/>
+              <w:left w:type="dxa" w:w="120"/>
+              <w:bottom w:type="dxa" w:w="80"/>
+              <w:right w:type="dxa" w:w="120"/>
+            </w:tcMar>
+          </w:tcPr>
+          <w:p>
+            <w:pPr>
+              <w:spacing w:before="0" w:after="0"/>
+            </w:pPr>
+            <w:r>
+              <w:rPr>
+                <w:rFonts w:ascii="BIZ UDPGothic" w:cs="BIZ UDPGothic" w:eastAsia="BIZ UDPGothic" w:hAnsi="BIZ UDPGothic"/>
+                <w:color w:val="404040"/>
+                <w:sz w:val="18"/>
+                <w:szCs w:val="18"/>
+              </w:rPr>
+              <w:t xml:space="preserve">[事前] ロールバック計画</w:t>
+            </w:r>
+          </w:p>
+          <w:p>
+            <w:pPr>
+              <w:spacing w:before="0" w:after="0"/>
+            </w:pPr>
+            <w:r>
+              <w:rPr>
+                <w:rFonts w:ascii="BIZ UDPGothic" w:cs="BIZ UDPGothic" w:eastAsia="BIZ UDPGothic" w:hAnsi="BIZ UDPGothic"/>
+                <w:color w:val="404040"/>
+                <w:sz w:val="18"/>
+                <w:szCs w:val="18"/>
+              </w:rPr>
+              <w:t xml:space="preserve">/ Kế hoạch rollback</w:t>
+            </w:r>
+          </w:p>
+        </w:tc>
+        <w:tc>
+          <w:tcPr>
+            <w:tcW w:type="dxa" w:w="6906"/>
+            <w:tcBorders>
+              <w:top w:val="single" w:color="CCCCCC" w:sz="4"/>
+              <w:left w:val="single" w:color="CCCCCC" w:sz="4"/>
+              <w:bottom w:val="single" w:color="CCCCCC" w:sz="4"/>
+              <w:right w:val="single" w:color="CCCCCC" w:sz="4"/>
+            </w:tcBorders>
+            <w:shd w:fill="FFFFFF" w:val="clear"/>
+            <w:tcMar>
+              <w:top w:type="dxa" w:w="80"/>
+              <w:left w:type="dxa" w:w="120"/>
+              <w:bottom w:type="dxa" w:w="80"/>
+              <w:right w:type="dxa" w:w="120"/>
+            </w:tcMar>
+          </w:tcPr>
+          <w:p>
+            <w:pPr>
+              <w:spacing w:before="0" w:after="0"/>
+            </w:pPr>
+            <w:r>
+              <w:rPr>
+                <w:rFonts w:ascii="BIZ UDPGothic" w:cs="BIZ UDPGothic" w:eastAsia="BIZ UDPGothic" w:hAnsi="BIZ UDPGothic"/>
+                <w:color w:val="404040"/>
+                <w:sz w:val="18"/>
+                <w:szCs w:val="18"/>
+              </w:rPr>
+              <w:t xml:space="preserve">Lambda環境変数をWriterエンドポイントに戻す</w:t>
+            </w:r>
+          </w:p>
+          <w:p>
+            <w:pPr>
+              <w:spacing w:before="0" w:after="0"/>
+            </w:pPr>
+            <w:r>
+              <w:rPr>
+                <w:rFonts w:ascii="BIZ UDPGothic" w:cs="BIZ UDPGothic" w:eastAsia="BIZ UDPGothic" w:hAnsi="BIZ UDPGothic"/>
+                <w:color w:val="404040"/>
+                <w:sz w:val="18"/>
+                <w:szCs w:val="18"/>
+              </w:rPr>
+              <w:t xml:space="preserve">aws lambda update-function-configuration で DB_HOST をWriterに変更</w:t>
+            </w:r>
+          </w:p>
+        </w:tc>
+      </w:tr>
+      <w:tr>
+        <w:trPr>
+          <w:cantSplit/>
+        </w:trPr>
+        <w:tc>
+          <w:tcPr>
+            <w:tcW w:type="dxa" w:w="400"/>
+            <w:tcBorders>
+              <w:top w:val="single" w:color="CCCCCC" w:sz="4"/>
+              <w:left w:val="single" w:color="CCCCCC" w:sz="4"/>
+              <w:bottom w:val="single" w:color="CCCCCC" w:sz="4"/>
+              <w:right w:val="single" w:color="CCCCCC" w:sz="4"/>
+            </w:tcBorders>
+            <w:shd w:fill="FFFFFF" w:val="clear"/>
+            <w:tcMar>
+              <w:top w:type="dxa" w:w="80"/>
+              <w:left w:type="dxa" w:w="120"/>
+              <w:bottom w:type="dxa" w:w="80"/>
+              <w:right w:type="dxa" w:w="120"/>
+            </w:tcMar>
+            <w:vAlign w:val="center"/>
+          </w:tcPr>
+          <w:p>
+            <w:pPr>
+              <w:jc w:val="center"/>
+            </w:pPr>
+            <w:r>
+              <w:rPr>
+                <w:rFonts w:ascii="BIZ UDPGothic" w:cs="BIZ UDPGothic" w:eastAsia="BIZ UDPGothic" w:hAnsi="BIZ UDPGothic"/>
+                <w:b w:val="false"/>
+                <w:bCs w:val="false"/>
+                <w:color w:val="404040"/>
+                <w:sz w:val="18"/>
+                <w:szCs w:val="18"/>
+              </w:rPr>
+              <w:t xml:space="preserve">2</w:t>
+            </w:r>
+          </w:p>
+        </w:tc>
+        <w:tc>
+          <w:tcPr>
+            <w:tcW w:type="dxa" w:w="2200"/>
+            <w:tcBorders>
+              <w:top w:val="single" w:color="CCCCCC" w:sz="4"/>
+              <w:left w:val="single" w:color="CCCCCC" w:sz="4"/>
+              <w:bottom w:val="single" w:color="CCCCCC" w:sz="4"/>
+              <w:right w:val="single" w:color="CCCCCC" w:sz="4"/>
+            </w:tcBorders>
+            <w:shd w:fill="FFFFFF" w:val="clear"/>
+            <w:tcMar>
+              <w:top w:type="dxa" w:w="80"/>
+              <w:left w:type="dxa" w:w="120"/>
+              <w:bottom w:type="dxa" w:w="80"/>
+              <w:right w:type="dxa" w:w="120"/>
+            </w:tcMar>
+          </w:tcPr>
+          <w:p>
+            <w:pPr>
+              <w:spacing w:before="0" w:after="0"/>
+            </w:pPr>
+            <w:r>
+              <w:rPr>
+                <w:rFonts w:ascii="BIZ UDPGothic" w:cs="BIZ UDPGothic" w:eastAsia="BIZ UDPGothic" w:hAnsi="BIZ UDPGothic"/>
+                <w:color w:val="404040"/>
+                <w:sz w:val="18"/>
+                <w:szCs w:val="18"/>
+              </w:rPr>
+              <w:t xml:space="preserve">[事前] データバックアップ</w:t>
+            </w:r>
+          </w:p>
+          <w:p>
+            <w:pPr>
+              <w:spacing w:before="0" w:after="0"/>
+            </w:pPr>
+            <w:r>
+              <w:rPr>
+                <w:rFonts w:ascii="BIZ UDPGothic" w:cs="BIZ UDPGothic" w:eastAsia="BIZ UDPGothic" w:hAnsi="BIZ UDPGothic"/>
+                <w:color w:val="404040"/>
+                <w:sz w:val="18"/>
+                <w:szCs w:val="18"/>
+              </w:rPr>
+              <w:t xml:space="preserve">/ Sao lưu dữ liệu</w:t>
+            </w:r>
+          </w:p>
+        </w:tc>
+        <w:tc>
+          <w:tcPr>
+            <w:tcW w:type="dxa" w:w="6906"/>
+            <w:tcBorders>
+              <w:top w:val="single" w:color="CCCCCC" w:sz="4"/>
+              <w:left w:val="single" w:color="CCCCCC" w:sz="4"/>
+              <w:bottom w:val="single" w:color="CCCCCC" w:sz="4"/>
+              <w:right w:val="single" w:color="CCCCCC" w:sz="4"/>
+            </w:tcBorders>
+            <w:shd w:fill="FFFFFF" w:val="clear"/>
+            <w:tcMar>
+              <w:top w:type="dxa" w:w="80"/>
+              <w:left w:type="dxa" w:w="120"/>
+              <w:bottom w:type="dxa" w:w="80"/>
+              <w:right w:type="dxa" w:w="120"/>
+            </w:tcMar>
+          </w:tcPr>
+          <w:p>
+            <w:pPr>
+              <w:spacing w:before="0" w:after="0"/>
+            </w:pPr>
+            <w:r>
+              <w:rPr>
+                <w:rFonts w:ascii="BIZ UDPGothic" w:cs="BIZ UDPGothic" w:eastAsia="BIZ UDPGothic" w:hAnsi="BIZ UDPGothic"/>
+                <w:color w:val="404040"/>
+                <w:sz w:val="18"/>
+                <w:szCs w:val="18"/>
+              </w:rPr>
+              <w:t xml:space="preserve">変更前の環境変数を記録</w:t>
+            </w:r>
+          </w:p>
+          <w:p>
+            <w:pPr>
+              <w:spacing w:before="0" w:after="0"/>
+            </w:pPr>
+            <w:r>
+              <w:rPr>
+                <w:rFonts w:ascii="BIZ UDPGothic" w:cs="BIZ UDPGothic" w:eastAsia="BIZ UDPGothic" w:hAnsi="BIZ UDPGothic"/>
+                <w:color w:val="404040"/>
+                <w:sz w:val="18"/>
+                <w:szCs w:val="18"/>
+              </w:rPr>
+              <w:t xml:space="preserve">aws --no-cli-pager lambda get-function-configuration \</w:t>
+            </w:r>
+          </w:p>
+          <w:p>
+            <w:pPr>
+              <w:spacing w:before="0" w:after="0"/>
+            </w:pPr>
+            <w:r>
+              <w:rPr>
+                <w:rFonts w:ascii="BIZ UDPGothic" w:cs="BIZ UDPGothic" w:eastAsia="BIZ UDPGothic" w:hAnsi="BIZ UDPGothic"/>
+                <w:color w:val="404040"/>
+                <w:sz w:val="18"/>
+                <w:szCs w:val="18"/>
+              </w:rPr>
+              <w:t xml:space="preserve">  --function-name &lt;FUNCTION_NAME&gt; --query 'Environment.Variables'</w:t>
+            </w:r>
+          </w:p>
+        </w:tc>
+      </w:tr>
+      <w:tr>
+        <w:trPr>
+          <w:cantSplit/>
+        </w:trPr>
+        <w:tc>
+          <w:tcPr>
+            <w:tcW w:type="dxa" w:w="400"/>
+            <w:tcBorders>
+              <w:top w:val="single" w:color="CCCCCC" w:sz="4"/>
+              <w:left w:val="single" w:color="CCCCCC" w:sz="4"/>
+              <w:bottom w:val="single" w:color="CCCCCC" w:sz="4"/>
+              <w:right w:val="single" w:color="CCCCCC" w:sz="4"/>
+            </w:tcBorders>
+            <w:shd w:fill="FFFFFF" w:val="clear"/>
+            <w:tcMar>
+              <w:top w:type="dxa" w:w="80"/>
+              <w:left w:type="dxa" w:w="120"/>
+              <w:bottom w:type="dxa" w:w="80"/>
+              <w:right w:type="dxa" w:w="120"/>
+            </w:tcMar>
+            <w:vAlign w:val="center"/>
+          </w:tcPr>
+          <w:p>
+            <w:pPr>
+              <w:jc w:val="center"/>
+            </w:pPr>
+            <w:r>
+              <w:rPr>
+                <w:rFonts w:ascii="BIZ UDPGothic" w:cs="BIZ UDPGothic" w:eastAsia="BIZ UDPGothic" w:hAnsi="BIZ UDPGothic"/>
+                <w:b w:val="false"/>
+                <w:bCs w:val="false"/>
+                <w:color w:val="404040"/>
+                <w:sz w:val="18"/>
+                <w:szCs w:val="18"/>
+              </w:rPr>
+              <w:t xml:space="preserve">3</w:t>
+            </w:r>
+          </w:p>
+        </w:tc>
+        <w:tc>
+          <w:tcPr>
+            <w:tcW w:type="dxa" w:w="2200"/>
+            <w:tcBorders>
+              <w:top w:val="single" w:color="CCCCCC" w:sz="4"/>
+              <w:left w:val="single" w:color="CCCCCC" w:sz="4"/>
+              <w:bottom w:val="single" w:color="CCCCCC" w:sz="4"/>
+              <w:right w:val="single" w:color="CCCCCC" w:sz="4"/>
+            </w:tcBorders>
+            <w:shd w:fill="FFFFFF" w:val="clear"/>
+            <w:tcMar>
+              <w:top w:type="dxa" w:w="80"/>
+              <w:left w:type="dxa" w:w="120"/>
+              <w:bottom w:type="dxa" w:w="80"/>
+              <w:right w:type="dxa" w:w="120"/>
+            </w:tcMar>
+          </w:tcPr>
+          <w:p>
+            <w:pPr>
+              <w:spacing w:before="0" w:after="0"/>
+            </w:pPr>
+            <w:r>
+              <w:rPr>
+                <w:rFonts w:ascii="BIZ UDPGothic" w:cs="BIZ UDPGothic" w:eastAsia="BIZ UDPGothic" w:hAnsi="BIZ UDPGothic"/>
+                <w:color w:val="404040"/>
+                <w:sz w:val="18"/>
+                <w:szCs w:val="18"/>
+              </w:rPr>
+              <w:t xml:space="preserve">[事前] AWS事前作業確認</w:t>
+            </w:r>
+          </w:p>
+          <w:p>
+            <w:pPr>
+              <w:spacing w:before="0" w:after="0"/>
+            </w:pPr>
+            <w:r>
+              <w:rPr>
+                <w:rFonts w:ascii="BIZ UDPGothic" w:cs="BIZ UDPGothic" w:eastAsia="BIZ UDPGothic" w:hAnsi="BIZ UDPGothic"/>
+                <w:color w:val="404040"/>
+                <w:sz w:val="18"/>
+                <w:szCs w:val="18"/>
+              </w:rPr>
+              <w:t xml:space="preserve">/ Xác nhận công việc AWS</w:t>
+            </w:r>
+          </w:p>
+        </w:tc>
+        <w:tc>
+          <w:tcPr>
+            <w:tcW w:type="dxa" w:w="6906"/>
+            <w:tcBorders>
+              <w:top w:val="single" w:color="CCCCCC" w:sz="4"/>
+              <w:left w:val="single" w:color="CCCCCC" w:sz="4"/>
+              <w:bottom w:val="single" w:color="CCCCCC" w:sz="4"/>
+              <w:right w:val="single" w:color="CCCCCC" w:sz="4"/>
+            </w:tcBorders>
+            <w:shd w:fill="FFFFFF" w:val="clear"/>
+            <w:tcMar>
+              <w:top w:type="dxa" w:w="80"/>
+              <w:left w:type="dxa" w:w="120"/>
+              <w:bottom w:type="dxa" w:w="80"/>
+              <w:right w:type="dxa" w:w="120"/>
+            </w:tcMar>
+          </w:tcPr>
+          <w:p>
+            <w:pPr>
+              <w:spacing w:before="0" w:after="0"/>
+            </w:pPr>
+            <w:r>
+              <w:rPr>
+                <w:rFonts w:ascii="BIZ UDPGothic" w:cs="BIZ UDPGothic" w:eastAsia="BIZ UDPGothic" w:hAnsi="BIZ UDPGothic"/>
+                <w:color w:val="404040"/>
+                <w:sz w:val="18"/>
+                <w:szCs w:val="18"/>
+              </w:rPr>
+              <w:t xml:space="preserve">PRDアカウント（332802448674）CloudShellアクセス確認</w:t>
+            </w:r>
+          </w:p>
+          <w:p>
+            <w:pPr>
+              <w:spacing w:before="0" w:after="0"/>
+            </w:pPr>
+            <w:r>
+              <w:rPr>
+                <w:rFonts w:ascii="BIZ UDPGothic" w:cs="BIZ UDPGothic" w:eastAsia="BIZ UDPGothic" w:hAnsi="BIZ UDPGothic"/>
+                <w:color w:val="404040"/>
+                <w:sz w:val="18"/>
+                <w:szCs w:val="18"/>
+              </w:rPr>
+              <w:t xml:space="preserve">Readerエンドポイント確認</w:t>
+            </w:r>
+          </w:p>
+          <w:p>
+            <w:pPr>
+              <w:spacing w:before="0" w:after="0"/>
+            </w:pPr>
+            <w:r>
+              <w:rPr>
+                <w:rFonts w:ascii="BIZ UDPGothic" w:cs="BIZ UDPGothic" w:eastAsia="BIZ UDPGothic" w:hAnsi="BIZ UDPGothic"/>
+                <w:color w:val="404040"/>
+                <w:sz w:val="18"/>
+                <w:szCs w:val="18"/>
+              </w:rPr>
+              <w:t xml:space="preserve">Lambda関数名確認</w:t>
+            </w:r>
+          </w:p>
+        </w:tc>
+      </w:tr>
+      <w:tr>
+        <w:trPr>
+          <w:cantSplit/>
+        </w:trPr>
+        <w:tc>
+          <w:tcPr>
+            <w:tcW w:type="dxa" w:w="400"/>
+            <w:tcBorders>
+              <w:top w:val="single" w:color="CCCCCC" w:sz="4"/>
+              <w:left w:val="single" w:color="CCCCCC" w:sz="4"/>
+              <w:bottom w:val="single" w:color="CCCCCC" w:sz="4"/>
+              <w:right w:val="single" w:color="CCCCCC" w:sz="4"/>
+            </w:tcBorders>
+            <w:shd w:fill="FFFFFF" w:val="clear"/>
+            <w:tcMar>
+              <w:top w:type="dxa" w:w="80"/>
+              <w:left w:type="dxa" w:w="120"/>
+              <w:bottom w:type="dxa" w:w="80"/>
+              <w:right w:type="dxa" w:w="120"/>
+            </w:tcMar>
+            <w:vAlign w:val="center"/>
+          </w:tcPr>
+          <w:p>
+            <w:pPr>
+              <w:jc w:val="center"/>
+            </w:pPr>
+            <w:r>
+              <w:rPr>
+                <w:rFonts w:ascii="BIZ UDPGothic" w:cs="BIZ UDPGothic" w:eastAsia="BIZ UDPGothic" w:hAnsi="BIZ UDPGothic"/>
+                <w:b w:val="false"/>
+                <w:bCs w:val="false"/>
+                <w:color w:val="404040"/>
+                <w:sz w:val="18"/>
+                <w:szCs w:val="18"/>
+              </w:rPr>
+              <w:t xml:space="preserve">4</w:t>
+            </w:r>
+          </w:p>
+        </w:tc>
+        <w:tc>
+          <w:tcPr>
+            <w:tcW w:type="dxa" w:w="2200"/>
+            <w:tcBorders>
+              <w:top w:val="single" w:color="CCCCCC" w:sz="4"/>
+              <w:left w:val="single" w:color="CCCCCC" w:sz="4"/>
+              <w:bottom w:val="single" w:color="CCCCCC" w:sz="4"/>
+              <w:right w:val="single" w:color="CCCCCC" w:sz="4"/>
+            </w:tcBorders>
+            <w:shd w:fill="FFFFFF" w:val="clear"/>
+            <w:tcMar>
+              <w:top w:type="dxa" w:w="80"/>
+              <w:left w:type="dxa" w:w="120"/>
+              <w:bottom w:type="dxa" w:w="80"/>
+              <w:right w:type="dxa" w:w="120"/>
+            </w:tcMar>
+          </w:tcPr>
+          <w:p>
+            <w:pPr>
+              <w:spacing w:before="0" w:after="0"/>
+            </w:pPr>
+            <w:r>
+              <w:rPr>
+                <w:rFonts w:ascii="BIZ UDPGothic" w:cs="BIZ UDPGothic" w:eastAsia="BIZ UDPGothic" w:hAnsi="BIZ UDPGothic"/>
+                <w:color w:val="404040"/>
+                <w:sz w:val="18"/>
+                <w:szCs w:val="18"/>
+              </w:rPr>
+              <w:t xml:space="preserve">[事前] デプロイタイムライン</w:t>
+            </w:r>
+          </w:p>
+          <w:p>
+            <w:pPr>
+              <w:spacing w:before="0" w:after="0"/>
+            </w:pPr>
+            <w:r>
+              <w:rPr>
+                <w:rFonts w:ascii="BIZ UDPGothic" w:cs="BIZ UDPGothic" w:eastAsia="BIZ UDPGothic" w:hAnsi="BIZ UDPGothic"/>
+                <w:color w:val="404040"/>
+                <w:sz w:val="18"/>
+                <w:szCs w:val="18"/>
+              </w:rPr>
+              <w:t xml:space="preserve">/ Timeline triển khai</w:t>
+            </w:r>
+          </w:p>
+        </w:tc>
+        <w:tc>
+          <w:tcPr>
+            <w:tcW w:type="dxa" w:w="6906"/>
+            <w:tcBorders>
+              <w:top w:val="single" w:color="CCCCCC" w:sz="4"/>
+              <w:left w:val="single" w:color="CCCCCC" w:sz="4"/>
+              <w:bottom w:val="single" w:color="CCCCCC" w:sz="4"/>
+              <w:right w:val="single" w:color="CCCCCC" w:sz="4"/>
+            </w:tcBorders>
+            <w:shd w:fill="FFFFFF" w:val="clear"/>
+            <w:tcMar>
+              <w:top w:type="dxa" w:w="80"/>
+              <w:left w:type="dxa" w:w="120"/>
+              <w:bottom w:type="dxa" w:w="80"/>
+              <w:right w:type="dxa" w:w="120"/>
+            </w:tcMar>
+          </w:tcPr>
+          <w:p>
+            <w:pPr>
+              <w:spacing w:before="0" w:after="0"/>
+            </w:pPr>
+            <w:r>
+              <w:rPr>
+                <w:rFonts w:ascii="BIZ UDPGothic" w:cs="BIZ UDPGothic" w:eastAsia="BIZ UDPGothic" w:hAnsi="BIZ UDPGothic"/>
+                <w:color w:val="404040"/>
+                <w:sz w:val="18"/>
+                <w:szCs w:val="18"/>
+              </w:rPr>
+              <w:t xml:space="preserve">① 変更前確認: 5分</w:t>
+            </w:r>
+          </w:p>
+          <w:p>
+            <w:pPr>
+              <w:spacing w:before="0" w:after="0"/>
+            </w:pPr>
+            <w:r>
+              <w:rPr>
+                <w:rFonts w:ascii="BIZ UDPGothic" w:cs="BIZ UDPGothic" w:eastAsia="BIZ UDPGothic" w:hAnsi="BIZ UDPGothic"/>
+                <w:color w:val="404040"/>
+                <w:sz w:val="18"/>
+                <w:szCs w:val="18"/>
+              </w:rPr>
+              <w:t xml:space="preserve">② 環境変数変更: 5分</w:t>
+            </w:r>
+          </w:p>
+          <w:p>
+            <w:pPr>
+              <w:spacing w:before="0" w:after="0"/>
+            </w:pPr>
+            <w:r>
+              <w:rPr>
+                <w:rFonts w:ascii="BIZ UDPGothic" w:cs="BIZ UDPGothic" w:eastAsia="BIZ UDPGothic" w:hAnsi="BIZ UDPGothic"/>
+                <w:color w:val="404040"/>
+                <w:sz w:val="18"/>
+                <w:szCs w:val="18"/>
+              </w:rPr>
+              <w:t xml:space="preserve">③ 変更後確認: 5分</w:t>
+            </w:r>
+          </w:p>
+          <w:p>
+            <w:pPr>
+              <w:spacing w:before="0" w:after="0"/>
+            </w:pPr>
+            <w:r>
+              <w:rPr>
+                <w:rFonts w:ascii="BIZ UDPGothic" w:cs="BIZ UDPGothic" w:eastAsia="BIZ UDPGothic" w:hAnsi="BIZ UDPGothic"/>
+                <w:color w:val="404040"/>
+                <w:sz w:val="18"/>
+                <w:szCs w:val="18"/>
+              </w:rPr>
+              <w:t xml:space="preserve">合計: 約15分</w:t>
+            </w:r>
+          </w:p>
+        </w:tc>
+      </w:tr>
+      <w:tr>
+        <w:trPr>
+          <w:cantSplit/>
+        </w:trPr>
+        <w:tc>
+          <w:tcPr>
+            <w:tcW w:type="dxa" w:w="400"/>
+            <w:tcBorders>
+              <w:top w:val="single" w:color="CCCCCC" w:sz="4"/>
+              <w:left w:val="single" w:color="CCCCCC" w:sz="4"/>
+              <w:bottom w:val="single" w:color="CCCCCC" w:sz="4"/>
+              <w:right w:val="single" w:color="CCCCCC" w:sz="4"/>
+            </w:tcBorders>
+            <w:shd w:fill="FFFFFF" w:val="clear"/>
+            <w:tcMar>
+              <w:top w:type="dxa" w:w="80"/>
+              <w:left w:type="dxa" w:w="120"/>
+              <w:bottom w:type="dxa" w:w="80"/>
+              <w:right w:type="dxa" w:w="120"/>
+            </w:tcMar>
+            <w:vAlign w:val="center"/>
+          </w:tcPr>
+          <w:p>
+            <w:pPr>
+              <w:jc w:val="center"/>
+            </w:pPr>
+            <w:r>
+              <w:rPr>
+                <w:rFonts w:ascii="BIZ UDPGothic" w:cs="BIZ UDPGothic" w:eastAsia="BIZ UDPGothic" w:hAnsi="BIZ UDPGothic"/>
+                <w:b w:val="false"/>
+                <w:bCs w:val="false"/>
+                <w:color w:val="404040"/>
+                <w:sz w:val="18"/>
+                <w:szCs w:val="18"/>
+              </w:rPr>
+              <w:t xml:space="preserve">5</w:t>
+            </w:r>
+          </w:p>
+        </w:tc>
+        <w:tc>
+          <w:tcPr>
+            <w:tcW w:type="dxa" w:w="2200"/>
+            <w:tcBorders>
+              <w:top w:val="single" w:color="CCCCCC" w:sz="4"/>
+              <w:left w:val="single" w:color="CCCCCC" w:sz="4"/>
+              <w:bottom w:val="single" w:color="CCCCCC" w:sz="4"/>
+              <w:right w:val="single" w:color="CCCCCC" w:sz="4"/>
+            </w:tcBorders>
+            <w:shd w:fill="FFFFFF" w:val="clear"/>
+            <w:tcMar>
+              <w:top w:type="dxa" w:w="80"/>
+              <w:left w:type="dxa" w:w="120"/>
+              <w:bottom w:type="dxa" w:w="80"/>
+              <w:right w:type="dxa" w:w="120"/>
+            </w:tcMar>
+          </w:tcPr>
+          <w:p>
+            <w:pPr>
+              <w:spacing w:before="0" w:after="0"/>
+            </w:pPr>
+            <w:r>
+              <w:rPr>
+                <w:rFonts w:ascii="BIZ UDPGothic" w:cs="BIZ UDPGothic" w:eastAsia="BIZ UDPGothic" w:hAnsi="BIZ UDPGothic"/>
+                <w:color w:val="404040"/>
+                <w:sz w:val="18"/>
+                <w:szCs w:val="18"/>
+              </w:rPr>
+              <w:t xml:space="preserve">[事前] 担当者確認</w:t>
+            </w:r>
+          </w:p>
+          <w:p>
+            <w:pPr>
+              <w:spacing w:before="0" w:after="0"/>
+            </w:pPr>
+            <w:r>
+              <w:rPr>
+                <w:rFonts w:ascii="BIZ UDPGothic" w:cs="BIZ UDPGothic" w:eastAsia="BIZ UDPGothic" w:hAnsi="BIZ UDPGothic"/>
+                <w:color w:val="404040"/>
+                <w:sz w:val="18"/>
+                <w:szCs w:val="18"/>
+              </w:rPr>
+              <w:t xml:space="preserve">/ Xác nhận người phụ trách</w:t>
+            </w:r>
+          </w:p>
+        </w:tc>
+        <w:tc>
+          <w:tcPr>
+            <w:tcW w:type="dxa" w:w="6906"/>
+            <w:tcBorders>
+              <w:top w:val="single" w:color="CCCCCC" w:sz="4"/>
+              <w:left w:val="single" w:color="CCCCCC" w:sz="4"/>
+              <w:bottom w:val="single" w:color="CCCCCC" w:sz="4"/>
+              <w:right w:val="single" w:color="CCCCCC" w:sz="4"/>
+            </w:tcBorders>
+            <w:shd w:fill="FFFFFF" w:val="clear"/>
+            <w:tcMar>
+              <w:top w:type="dxa" w:w="80"/>
+              <w:left w:type="dxa" w:w="120"/>
+              <w:bottom w:type="dxa" w:w="80"/>
+              <w:right w:type="dxa" w:w="120"/>
+            </w:tcMar>
+          </w:tcPr>
+          <w:p>
+            <w:pPr>
+              <w:spacing w:before="0" w:after="0"/>
+            </w:pPr>
+            <w:r>
+              <w:rPr>
+                <w:rFonts w:ascii="BIZ UDPGothic" w:cs="BIZ UDPGothic" w:eastAsia="BIZ UDPGothic" w:hAnsi="BIZ UDPGothic"/>
+                <w:color w:val="404040"/>
+                <w:sz w:val="18"/>
+                <w:szCs w:val="18"/>
+              </w:rPr>
+              <w:t xml:space="preserve">作業: Thanh Nguyên</w:t>
+            </w:r>
+          </w:p>
+          <w:p>
+            <w:pPr>
+              <w:spacing w:before="0" w:after="0"/>
+            </w:pPr>
+            <w:r>
+              <w:rPr>
+                <w:rFonts w:ascii="BIZ UDPGothic" w:cs="BIZ UDPGothic" w:eastAsia="BIZ UDPGothic" w:hAnsi="BIZ UDPGothic"/>
+                <w:color w:val="404040"/>
+                <w:sz w:val="18"/>
+                <w:szCs w:val="18"/>
+              </w:rPr>
+              <w:t xml:space="preserve">レビュー: きよはら</w:t>
+            </w:r>
+          </w:p>
+          <w:p>
+            <w:pPr>
+              <w:spacing w:before="0" w:after="0"/>
+            </w:pPr>
+            <w:r>
+              <w:rPr>
+                <w:rFonts w:ascii="BIZ UDPGothic" w:cs="BIZ UDPGothic" w:eastAsia="BIZ UDPGothic" w:hAnsi="BIZ UDPGothic"/>
+                <w:color w:val="404040"/>
+                <w:sz w:val="18"/>
+                <w:szCs w:val="18"/>
+              </w:rPr>
+              <w:t xml:space="preserve">立会: 不要</w:t>
+            </w:r>
+          </w:p>
+        </w:tc>
+      </w:tr>
+      <w:tr>
+        <w:trPr>
+          <w:cantSplit/>
+        </w:trPr>
+        <w:tc>
+          <w:tcPr>
+            <w:tcW w:type="dxa" w:w="400"/>
+            <w:tcBorders>
+              <w:top w:val="single" w:color="CCCCCC" w:sz="4"/>
+              <w:left w:val="single" w:color="CCCCCC" w:sz="4"/>
+              <w:bottom w:val="single" w:color="CCCCCC" w:sz="4"/>
+              <w:right w:val="single" w:color="CCCCCC" w:sz="4"/>
+            </w:tcBorders>
+            <w:shd w:fill="FFFFFF" w:val="clear"/>
+            <w:tcMar>
+              <w:top w:type="dxa" w:w="80"/>
+              <w:left w:type="dxa" w:w="120"/>
+              <w:bottom w:type="dxa" w:w="80"/>
+              <w:right w:type="dxa" w:w="120"/>
+            </w:tcMar>
+            <w:vAlign w:val="center"/>
+          </w:tcPr>
+          <w:p>
+            <w:pPr>
+              <w:jc w:val="center"/>
+            </w:pPr>
+            <w:r>
+              <w:rPr>
+                <w:rFonts w:ascii="BIZ UDPGothic" w:cs="BIZ UDPGothic" w:eastAsia="BIZ UDPGothic" w:hAnsi="BIZ UDPGothic"/>
+                <w:b w:val="false"/>
+                <w:bCs w:val="false"/>
+                <w:color w:val="404040"/>
+                <w:sz w:val="18"/>
+                <w:szCs w:val="18"/>
+              </w:rPr>
+              <w:t xml:space="preserve">6</w:t>
+            </w:r>
+          </w:p>
+        </w:tc>
+        <w:tc>
+          <w:tcPr>
+            <w:tcW w:type="dxa" w:w="2200"/>
+            <w:tcBorders>
+              <w:top w:val="single" w:color="CCCCCC" w:sz="4"/>
+              <w:left w:val="single" w:color="CCCCCC" w:sz="4"/>
+              <w:bottom w:val="single" w:color="CCCCCC" w:sz="4"/>
+              <w:right w:val="single" w:color="CCCCCC" w:sz="4"/>
+            </w:tcBorders>
+            <w:shd w:fill="FFFFFF" w:val="clear"/>
+            <w:tcMar>
+              <w:top w:type="dxa" w:w="80"/>
+              <w:left w:type="dxa" w:w="120"/>
+              <w:bottom w:type="dxa" w:w="80"/>
+              <w:right w:type="dxa" w:w="120"/>
+            </w:tcMar>
+          </w:tcPr>
+          <w:p>
+            <w:pPr>
+              <w:spacing w:before="0" w:after="0"/>
+            </w:pPr>
+            <w:r>
+              <w:rPr>
+                <w:rFonts w:ascii="BIZ UDPGothic" w:cs="BIZ UDPGothic" w:eastAsia="BIZ UDPGothic" w:hAnsi="BIZ UDPGothic"/>
+                <w:color w:val="404040"/>
+                <w:sz w:val="18"/>
+                <w:szCs w:val="18"/>
+              </w:rPr>
+              <w:t xml:space="preserve">[事後] デプロイ後確認</w:t>
+            </w:r>
+          </w:p>
+          <w:p>
+            <w:pPr>
+              <w:spacing w:before="0" w:after="0"/>
+            </w:pPr>
+            <w:r>
+              <w:rPr>
+                <w:rFonts w:ascii="BIZ UDPGothic" w:cs="BIZ UDPGothic" w:eastAsia="BIZ UDPGothic" w:hAnsi="BIZ UDPGothic"/>
+                <w:color w:val="404040"/>
+                <w:sz w:val="18"/>
+                <w:szCs w:val="18"/>
+              </w:rPr>
+              <w:t xml:space="preserve">/ Kiểm tra sau deploy</w:t>
+            </w:r>
+          </w:p>
+        </w:tc>
+        <w:tc>
+          <w:tcPr>
+            <w:tcW w:type="dxa" w:w="6906"/>
+            <w:tcBorders>
+              <w:top w:val="single" w:color="CCCCCC" w:sz="4"/>
+              <w:left w:val="single" w:color="CCCCCC" w:sz="4"/>
+              <w:bottom w:val="single" w:color="CCCCCC" w:sz="4"/>
+              <w:right w:val="single" w:color="CCCCCC" w:sz="4"/>
+            </w:tcBorders>
+            <w:shd w:fill="FFFFFF" w:val="clear"/>
+            <w:tcMar>
+              <w:top w:type="dxa" w:w="80"/>
+              <w:left w:type="dxa" w:w="120"/>
+              <w:bottom w:type="dxa" w:w="80"/>
+              <w:right w:type="dxa" w:w="120"/>
+            </w:tcMar>
+          </w:tcPr>
+          <w:p>
+            <w:pPr>
+              <w:spacing w:before="0" w:after="0"/>
+            </w:pPr>
+            <w:r>
+              <w:rPr>
+                <w:rFonts w:ascii="BIZ UDPGothic" w:cs="BIZ UDPGothic" w:eastAsia="BIZ UDPGothic" w:hAnsi="BIZ UDPGothic"/>
+                <w:color w:val="404040"/>
+                <w:sz w:val="18"/>
+                <w:szCs w:val="18"/>
+              </w:rPr>
+              <w:t xml:space="preserve">□ Lambda環境変数がReaderエンドポイントに変更されていること</w:t>
+            </w:r>
+          </w:p>
+          <w:p>
+            <w:pPr>
+              <w:spacing w:before="0" w:after="0"/>
+            </w:pPr>
+            <w:r>
+              <w:rPr>
+                <w:rFonts w:ascii="BIZ UDPGothic" w:cs="BIZ UDPGothic" w:eastAsia="BIZ UDPGothic" w:hAnsi="BIZ UDPGothic"/>
+                <w:color w:val="404040"/>
+                <w:sz w:val="18"/>
+                <w:szCs w:val="18"/>
+              </w:rPr>
+              <w:t xml:space="preserve">□ Lambda関数が正常に実行されること</w:t>
+            </w:r>
+          </w:p>
+          <w:p>
+            <w:pPr>
+              <w:spacing w:before="0" w:after="0"/>
+            </w:pPr>
+            <w:r>
+              <w:rPr>
+                <w:rFonts w:ascii="BIZ UDPGothic" w:cs="BIZ UDPGothic" w:eastAsia="BIZ UDPGothic" w:hAnsi="BIZ UDPGothic"/>
+                <w:color w:val="404040"/>
+                <w:sz w:val="18"/>
+                <w:szCs w:val="18"/>
+              </w:rPr>
+              <w:t xml:space="preserve">□ CloudWatchログにエラーがないこと</w:t>
+            </w:r>
+          </w:p>
+        </w:tc>
+      </w:tr>
+      <w:tr>
+        <w:trPr>
+          <w:cantSplit/>
+        </w:trPr>
+        <w:tc>
+          <w:tcPr>
+            <w:tcW w:type="dxa" w:w="400"/>
+            <w:tcBorders>
+              <w:top w:val="single" w:color="CCCCCC" w:sz="4"/>
+              <w:left w:val="single" w:color="CCCCCC" w:sz="4"/>
+              <w:bottom w:val="single" w:color="CCCCCC" w:sz="4"/>
+              <w:right w:val="single" w:color="CCCCCC" w:sz="4"/>
+            </w:tcBorders>
+            <w:shd w:fill="FFFFFF" w:val="clear"/>
+            <w:tcMar>
+              <w:top w:type="dxa" w:w="80"/>
+              <w:left w:type="dxa" w:w="120"/>
+              <w:bottom w:type="dxa" w:w="80"/>
+              <w:right w:type="dxa" w:w="120"/>
+            </w:tcMar>
+            <w:vAlign w:val="center"/>
+          </w:tcPr>
+          <w:p>
+            <w:pPr>
+              <w:jc w:val="center"/>
+            </w:pPr>
+            <w:r>
+              <w:rPr>
+                <w:rFonts w:ascii="BIZ UDPGothic" w:cs="BIZ UDPGothic" w:eastAsia="BIZ UDPGothic" w:hAnsi="BIZ UDPGothic"/>
+                <w:b w:val="false"/>
+                <w:bCs w:val="false"/>
+                <w:color w:val="404040"/>
+                <w:sz w:val="18"/>
+                <w:szCs w:val="18"/>
+              </w:rPr>
+              <w:t xml:space="preserve">7</w:t>
+            </w:r>
+          </w:p>
+        </w:tc>
+        <w:tc>
+          <w:tcPr>
+            <w:tcW w:type="dxa" w:w="2200"/>
+            <w:tcBorders>
+              <w:top w:val="single" w:color="CCCCCC" w:sz="4"/>
+              <w:left w:val="single" w:color="CCCCCC" w:sz="4"/>
+              <w:bottom w:val="single" w:color="CCCCCC" w:sz="4"/>
+              <w:right w:val="single" w:color="CCCCCC" w:sz="4"/>
+            </w:tcBorders>
+            <w:shd w:fill="FFFFFF" w:val="clear"/>
+            <w:tcMar>
+              <w:top w:type="dxa" w:w="80"/>
+              <w:left w:type="dxa" w:w="120"/>
+              <w:bottom w:type="dxa" w:w="80"/>
+              <w:right w:type="dxa" w:w="120"/>
+            </w:tcMar>
+          </w:tcPr>
+          <w:p>
+            <w:pPr>
+              <w:spacing w:before="0" w:after="0"/>
+            </w:pPr>
+            <w:r>
+              <w:rPr>
+                <w:rFonts w:ascii="BIZ UDPGothic" w:cs="BIZ UDPGothic" w:eastAsia="BIZ UDPGothic" w:hAnsi="BIZ UDPGothic"/>
+                <w:color w:val="404040"/>
+                <w:sz w:val="18"/>
+                <w:szCs w:val="18"/>
+              </w:rPr>
+              <w:t xml:space="preserve">[事後] Go-Live後の監視</w:t>
+            </w:r>
+          </w:p>
+          <w:p>
+            <w:pPr>
+              <w:spacing w:before="0" w:after="0"/>
+            </w:pPr>
+            <w:r>
+              <w:rPr>
+                <w:rFonts w:ascii="BIZ UDPGothic" w:cs="BIZ UDPGothic" w:eastAsia="BIZ UDPGothic" w:hAnsi="BIZ UDPGothic"/>
+                <w:color w:val="404040"/>
+                <w:sz w:val="18"/>
+                <w:szCs w:val="18"/>
+              </w:rPr>
+              <w:t xml:space="preserve">/ Giám sát sau Go-Live</w:t>
+            </w:r>
+          </w:p>
+        </w:tc>
+        <w:tc>
+          <w:tcPr>
+            <w:tcW w:type="dxa" w:w="6906"/>
+            <w:tcBorders>
+              <w:top w:val="single" w:color="CCCCCC" w:sz="4"/>
+              <w:left w:val="single" w:color="CCCCCC" w:sz="4"/>
+              <w:bottom w:val="single" w:color="CCCCCC" w:sz="4"/>
+              <w:right w:val="single" w:color="CCCCCC" w:sz="4"/>
+            </w:tcBorders>
+            <w:shd w:fill="FFFFFF" w:val="clear"/>
+            <w:tcMar>
+              <w:top w:type="dxa" w:w="80"/>
+              <w:left w:type="dxa" w:w="120"/>
+              <w:bottom w:type="dxa" w:w="80"/>
+              <w:right w:type="dxa" w:w="120"/>
+            </w:tcMar>
+          </w:tcPr>
+          <w:p>
+            <w:pPr>
+              <w:spacing w:before="0" w:after="0"/>
+            </w:pPr>
+            <w:r>
+              <w:rPr>
+                <w:rFonts w:ascii="BIZ UDPGothic" w:cs="BIZ UDPGothic" w:eastAsia="BIZ UDPGothic" w:hAnsi="BIZ UDPGothic"/>
+                <w:color w:val="404040"/>
+                <w:sz w:val="18"/>
+                <w:szCs w:val="18"/>
+              </w:rPr>
+              <w:t xml:space="preserve">監視期間: 次回実行後1週間</w:t>
+            </w:r>
+          </w:p>
+          <w:p>
+            <w:pPr>
+              <w:spacing w:before="0" w:after="0"/>
+            </w:pPr>
+            <w:r>
+              <w:rPr>
+                <w:rFonts w:ascii="BIZ UDPGothic" w:cs="BIZ UDPGothic" w:eastAsia="BIZ UDPGothic" w:hAnsi="BIZ UDPGothic"/>
+                <w:color w:val="404040"/>
+                <w:sz w:val="18"/>
+                <w:szCs w:val="18"/>
+              </w:rPr>
+              <w:t xml:space="preserve">確認方法: CloudWatch Logsでエラーがないことを確認</w:t>
+            </w:r>
+          </w:p>
+          <w:p>
+            <w:pPr>
+              <w:spacing w:before="0" w:after="0"/>
+            </w:pPr>
+            <w:r>
+              <w:rPr>
+                <w:rFonts w:ascii="BIZ UDPGothic" w:cs="BIZ UDPGothic" w:eastAsia="BIZ UDPGothic" w:hAnsi="BIZ UDPGothic"/>
+                <w:color w:val="404040"/>
+                <w:sz w:val="18"/>
+                <w:szCs w:val="18"/>
+              </w:rPr>
+              <w:t xml:space="preserve">異常時: 環境変数をWriterエンドポイントに戻す</w:t>
+            </w:r>
+          </w:p>
+        </w:tc>
+      </w:tr>
+      <w:tr>
+        <w:trPr>
+          <w:cantSplit/>
+        </w:trPr>
+        <w:tc>
+          <w:tcPr>
+            <w:tcW w:type="dxa" w:w="400"/>
+            <w:tcBorders>
+              <w:top w:val="single" w:color="CCCCCC" w:sz="4"/>
+              <w:left w:val="single" w:color="CCCCCC" w:sz="4"/>
+              <w:bottom w:val="single" w:color="CCCCCC" w:sz="4"/>
+              <w:right w:val="single" w:color="CCCCCC" w:sz="4"/>
+            </w:tcBorders>
+            <w:shd w:fill="FFFFFF" w:val="clear"/>
+            <w:tcMar>
+              <w:top w:type="dxa" w:w="80"/>
+              <w:left w:type="dxa" w:w="120"/>
+              <w:bottom w:type="dxa" w:w="80"/>
+              <w:right w:type="dxa" w:w="120"/>
+            </w:tcMar>
+            <w:vAlign w:val="center"/>
+          </w:tcPr>
+          <w:p>
+            <w:pPr>
+              <w:jc w:val="center"/>
+            </w:pPr>
+            <w:r>
+              <w:rPr>
+                <w:rFonts w:ascii="BIZ UDPGothic" w:cs="BIZ UDPGothic" w:eastAsia="BIZ UDPGothic" w:hAnsi="BIZ UDPGothic"/>
+                <w:b w:val="false"/>
+                <w:bCs w:val="false"/>
+                <w:color w:val="404040"/>
+                <w:sz w:val="18"/>
+                <w:szCs w:val="18"/>
+              </w:rPr>
+              <w:t xml:space="preserve">8</w:t>
+            </w:r>
+          </w:p>
+        </w:tc>
+        <w:tc>
+          <w:tcPr>
+            <w:tcW w:type="dxa" w:w="2200"/>
+            <w:tcBorders>
+              <w:top w:val="single" w:color="CCCCCC" w:sz="4"/>
+              <w:left w:val="single" w:color="CCCCCC" w:sz="4"/>
+              <w:bottom w:val="single" w:color="CCCCCC" w:sz="4"/>
+              <w:right w:val="single" w:color="CCCCCC" w:sz="4"/>
+            </w:tcBorders>
+            <w:shd w:fill="FFFFFF" w:val="clear"/>
+            <w:tcMar>
+              <w:top w:type="dxa" w:w="80"/>
+              <w:left w:type="dxa" w:w="120"/>
+              <w:bottom w:type="dxa" w:w="80"/>
+              <w:right w:type="dxa" w:w="120"/>
+            </w:tcMar>
+          </w:tcPr>
+          <w:p>
+            <w:pPr>
+              <w:spacing w:before="0" w:after="0"/>
+            </w:pPr>
+            <w:r>
+              <w:rPr>
+                <w:rFonts w:ascii="BIZ UDPGothic" w:cs="BIZ UDPGothic" w:eastAsia="BIZ UDPGothic" w:hAnsi="BIZ UDPGothic"/>
+                <w:color w:val="404040"/>
+                <w:sz w:val="18"/>
+                <w:szCs w:val="18"/>
+              </w:rPr>
+              <w:t xml:space="preserve">[参考] テストシナリオ</w:t>
+            </w:r>
+          </w:p>
+          <w:p>
+            <w:pPr>
+              <w:spacing w:before="0" w:after="0"/>
+            </w:pPr>
+            <w:r>
+              <w:rPr>
+                <w:rFonts w:ascii="BIZ UDPGothic" w:cs="BIZ UDPGothic" w:eastAsia="BIZ UDPGothic" w:hAnsi="BIZ UDPGothic"/>
+                <w:color w:val="404040"/>
+                <w:sz w:val="18"/>
+                <w:szCs w:val="18"/>
+              </w:rPr>
+              <w:t xml:space="preserve">/ Kịch bản kiểm thử</w:t>
+            </w:r>
+          </w:p>
+        </w:tc>
+        <w:tc>
+          <w:tcPr>
+            <w:tcW w:type="dxa" w:w="6906"/>
+            <w:tcBorders>
+              <w:top w:val="single" w:color="CCCCCC" w:sz="4"/>
+              <w:left w:val="single" w:color="CCCCCC" w:sz="4"/>
+              <w:bottom w:val="single" w:color="CCCCCC" w:sz="4"/>
+              <w:right w:val="single" w:color="CCCCCC" w:sz="4"/>
+            </w:tcBorders>
+            <w:shd w:fill="FFFFFF" w:val="clear"/>
+            <w:tcMar>
+              <w:top w:type="dxa" w:w="80"/>
+              <w:left w:type="dxa" w:w="120"/>
+              <w:bottom w:type="dxa" w:w="80"/>
+              <w:right w:type="dxa" w:w="120"/>
+            </w:tcMar>
+          </w:tcPr>
+          <w:p>
+            <w:pPr>
+              <w:spacing w:before="0" w:after="0"/>
+            </w:pPr>
+            <w:r>
+              <w:rPr>
+                <w:rFonts w:ascii="BIZ UDPGothic" w:cs="BIZ UDPGothic" w:eastAsia="BIZ UDPGothic" w:hAnsi="BIZ UDPGothic"/>
+                <w:color w:val="404040"/>
+                <w:sz w:val="18"/>
+                <w:szCs w:val="18"/>
+              </w:rPr>
+              <w:t xml:space="preserve">T1: 変更前環境変数確認</w:t>
+            </w:r>
+          </w:p>
+          <w:p>
+            <w:pPr>
+              <w:spacing w:before="0" w:after="0"/>
+            </w:pPr>
+            <w:r>
+              <w:rPr>
+                <w:rFonts w:ascii="BIZ UDPGothic" w:cs="BIZ UDPGothic" w:eastAsia="BIZ UDPGothic" w:hAnsi="BIZ UDPGothic"/>
+                <w:color w:val="404040"/>
+                <w:sz w:val="18"/>
+                <w:szCs w:val="18"/>
+              </w:rPr>
+              <w:t xml:space="preserve">T2: 変更実施</w:t>
+            </w:r>
+          </w:p>
+          <w:p>
+            <w:pPr>
+              <w:spacing w:before="0" w:after="0"/>
+            </w:pPr>
+            <w:r>
+              <w:rPr>
+                <w:rFonts w:ascii="BIZ UDPGothic" w:cs="BIZ UDPGothic" w:eastAsia="BIZ UDPGothic" w:hAnsi="BIZ UDPGothic"/>
+                <w:color w:val="404040"/>
+                <w:sz w:val="18"/>
+                <w:szCs w:val="18"/>
+              </w:rPr>
+              <w:t xml:space="preserve">T3: 変更後環境変数確認</w:t>
+            </w:r>
+          </w:p>
+          <w:p>
+            <w:pPr>
+              <w:spacing w:before="0" w:after="0"/>
+            </w:pPr>
+            <w:r>
+              <w:rPr>
+                <w:rFonts w:ascii="BIZ UDPGothic" w:cs="BIZ UDPGothic" w:eastAsia="BIZ UDPGothic" w:hAnsi="BIZ UDPGothic"/>
+                <w:color w:val="404040"/>
+                <w:sz w:val="18"/>
+                <w:szCs w:val="18"/>
+              </w:rPr>
+              <w:t xml:space="preserve">T4: Lambda実行成功確認</w:t>
+            </w:r>
+          </w:p>
+        </w:tc>
+      </w:tr>
+    </w:tbl>
     <w:p>
       <w:pPr>
         <w:spacing w:before="100" w:after="100"/>
